--- a/final_report/thesis/published/پایان_نامه-نسخه-درحال_تکمیل.docx
+++ b/final_report/thesis/published/پایان_نامه-نسخه-درحال_تکمیل.docx
@@ -712,7 +712,7 @@
           <w:szCs w:val="28"/>
           <w:lang w:val="en-US" w:bidi="fa-IR"/>
         </w:rPr>
-        <w:t xml:space="preserve">3 </w:t>
+        <w:t xml:space="preserve">5 </w:t>
       </w:r>
       <w:r>
         <w:rPr>
@@ -1162,6 +1162,162 @@
           <w:lang w:val="en-US" w:bidi="fa-IR"/>
         </w:rPr>
         <w:t>pdf</w:t>
+      </w:r>
+    </w:p>
+    <w:p>
+      <w:pPr>
+        <w:widowControl/>
+        <w:bidi w:val="1"/>
+        <w:jc w:val="both"/>
+      </w:pPr>
+      <w:r>
+        <w:rPr>
+          <w:rFonts w:ascii="B Lotus" w:hAnsi="B Lotus" w:cs="B Lotus"/>
+          <w:b w:val="0"/>
+          <w:sz w:val="28"/>
+          <w:rtl w:val="1"/>
+          <w:szCs w:val="28"/>
+          <w:lang w:val="fa-IR" w:bidi="fa-IR"/>
+        </w:rPr>
+        <w:t>قالب‌ها و شیوه‌نامه‌های دانشگاه آزاد اسلامی که در تهیه این نسخه نیز استناد شده‌اند:</w:t>
+      </w:r>
+    </w:p>
+    <w:p>
+      <w:pPr>
+        <w:widowControl/>
+        <w:bidi w:val="1"/>
+        <w:jc w:val="both"/>
+      </w:pPr>
+      <w:r>
+        <w:rPr>
+          <w:rFonts w:ascii="B Lotus" w:hAnsi="B Lotus" w:cs="B Lotus"/>
+          <w:b w:val="0"/>
+          <w:sz w:val="28"/>
+          <w:rtl w:val="1"/>
+          <w:szCs w:val="28"/>
+          <w:lang w:val="fa-IR" w:bidi="fa-IR"/>
+        </w:rPr>
+        <w:t xml:space="preserve">پرتال پژوهشی واحد علوم و تحقیقات: </w:t>
+      </w:r>
+      <w:r>
+        <w:rPr>
+          <w:rFonts w:ascii="Times New Roman" w:hAnsi="Times New Roman" w:cs="B Lotus"/>
+          <w:b w:val="0"/>
+          <w:sz w:val="24"/>
+          <w:rtl w:val="0"/>
+          <w:szCs w:val="28"/>
+          <w:lang w:val="en-US" w:bidi="fa-IR"/>
+        </w:rPr>
+        <w:t>https://srb.iau.ir/</w:t>
+      </w:r>
+    </w:p>
+    <w:p>
+      <w:pPr>
+        <w:widowControl/>
+        <w:bidi w:val="1"/>
+        <w:jc w:val="both"/>
+      </w:pPr>
+      <w:r>
+        <w:rPr>
+          <w:rFonts w:ascii="B Lotus" w:hAnsi="B Lotus" w:cs="B Lotus"/>
+          <w:b w:val="0"/>
+          <w:sz w:val="28"/>
+          <w:rtl w:val="1"/>
+          <w:szCs w:val="28"/>
+          <w:lang w:val="fa-IR" w:bidi="fa-IR"/>
+        </w:rPr>
+        <w:t xml:space="preserve">پرتال پژوهشی واحد کرج: </w:t>
+      </w:r>
+      <w:r>
+        <w:rPr>
+          <w:rFonts w:ascii="Times New Roman" w:hAnsi="Times New Roman" w:cs="B Lotus"/>
+          <w:b w:val="0"/>
+          <w:sz w:val="24"/>
+          <w:rtl w:val="0"/>
+          <w:szCs w:val="28"/>
+          <w:lang w:val="en-US" w:bidi="fa-IR"/>
+        </w:rPr>
+        <w:t>https://karaj.iau.ir/</w:t>
+      </w:r>
+    </w:p>
+    <w:p>
+      <w:pPr>
+        <w:widowControl/>
+        <w:bidi w:val="0"/>
+        <w:jc w:val="left"/>
+      </w:pPr>
+      <w:r>
+        <w:rPr>
+          <w:rFonts w:ascii="B Lotus" w:hAnsi="B Lotus" w:cs="B Lotus"/>
+          <w:b w:val="0"/>
+          <w:sz w:val="28"/>
+          <w:rtl w:val="1"/>
+          <w:szCs w:val="28"/>
+          <w:lang w:val="fa-IR" w:bidi="fa-IR"/>
+        </w:rPr>
+        <w:t>نمونه شیوه‌نامه نگارش پایان‌نامه (</w:t>
+      </w:r>
+      <w:r>
+        <w:rPr>
+          <w:rFonts w:ascii="Times New Roman" w:hAnsi="Times New Roman" w:cs="B Lotus"/>
+          <w:b w:val="0"/>
+          <w:sz w:val="24"/>
+          <w:rtl w:val="0"/>
+          <w:szCs w:val="28"/>
+          <w:lang w:val="en-US" w:bidi="fa-IR"/>
+        </w:rPr>
+        <w:t>PDF): https://www.tmrg.ir/File/Proposal_Form/IAU-Robat-Karim.pdf</w:t>
+      </w:r>
+    </w:p>
+    <w:p>
+      <w:pPr>
+        <w:widowControl/>
+        <w:bidi w:val="0"/>
+        <w:jc w:val="left"/>
+      </w:pPr>
+      <w:r>
+        <w:rPr>
+          <w:rFonts w:ascii="B Lotus" w:hAnsi="B Lotus" w:cs="B Lotus"/>
+          <w:b w:val="0"/>
+          <w:sz w:val="28"/>
+          <w:rtl w:val="1"/>
+          <w:szCs w:val="28"/>
+          <w:lang w:val="fa-IR" w:bidi="fa-IR"/>
+        </w:rPr>
+        <w:t xml:space="preserve">قالب </w:t>
+      </w:r>
+      <w:r>
+        <w:rPr>
+          <w:rFonts w:ascii="Times New Roman" w:hAnsi="Times New Roman" w:cs="B Lotus"/>
+          <w:b w:val="0"/>
+          <w:sz w:val="24"/>
+          <w:rtl w:val="0"/>
+          <w:szCs w:val="28"/>
+          <w:lang w:val="en-US" w:bidi="fa-IR"/>
+        </w:rPr>
+        <w:t xml:space="preserve">Word </w:t>
+      </w:r>
+      <w:r>
+        <w:rPr>
+          <w:rFonts w:ascii="B Lotus" w:hAnsi="B Lotus" w:cs="B Lotus"/>
+          <w:b w:val="0"/>
+          <w:sz w:val="28"/>
+          <w:rtl w:val="1"/>
+          <w:szCs w:val="28"/>
+          <w:lang w:val="fa-IR" w:bidi="fa-IR"/>
+        </w:rPr>
+        <w:t xml:space="preserve">واحد علوم و تحقیقات: </w:t>
+      </w:r>
+      <w:r>
+        <w:rPr>
+          <w:rFonts w:ascii="Times New Roman" w:hAnsi="Times New Roman" w:cs="B Lotus"/>
+          <w:b w:val="0"/>
+          <w:sz w:val="24"/>
+          <w:rtl w:val="0"/>
+          <w:szCs w:val="28"/>
+          <w:lang w:val="en-US" w:bidi="fa-IR"/>
+        </w:rPr>
+        <w:t>https://slidesdoc.ir/iau-science-and-research-branch-thesis/</w:t>
       </w:r>
     </w:p>
     <w:p>
@@ -1622,6 +1778,24 @@
           <w:lang w:val="fa-IR" w:bidi="fa-IR"/>
         </w:rPr>
         <w:t>جدول ۳–۱. مسیر پیشنهادی پردازش در فرستنده و گیرنده؛ طراحی نگارنده</w:t>
+      </w:r>
+    </w:p>
+    <w:p>
+      <w:pPr>
+        <w:widowControl/>
+        <w:bidi w:val="1"/>
+        <w:jc w:val="both"/>
+      </w:pPr>
+      <w:r>
+        <w:rPr>
+          <w:rFonts w:ascii="B Lotus" w:hAnsi="B Lotus" w:cs="B Lotus"/>
+          <w:b w:val="0"/>
+          <w:sz w:val="28"/>
+          <w:rtl w:val="1"/>
+          <w:szCs w:val="28"/>
+          <w:lang w:val="fa-IR" w:bidi="fa-IR"/>
+        </w:rPr>
+        <w:t>جدول ۴–۱. معیارهای ارزیابی، مقدار مطلوب و مبنای مقایسه بر اساس ادبیات پژوهش</w:t>
       </w:r>
     </w:p>
     <w:p>
@@ -1671,7 +1845,301 @@
           <w:szCs w:val="28"/>
           <w:lang w:val="fa-IR" w:bidi="fa-IR"/>
         </w:rPr>
-        <w:t xml:space="preserve">این پژوهش چارچوبی برای حفاظت از تصاویر پزشکی با ترکیب ناحیه‌بندی </w:t>
+        <w:t xml:space="preserve">با گسترش سامانه‌های سلامت الکترونیک، پزشکی از راه دور و اینترنت اشیای پزشکی، انتقال امن تصاویر پزشکی بر بستر شبکه‌های باز به یکی از چالش‌های بنیادین امنیت اطلاعات سلامت تبدیل شده است. تصاویر پزشکی به دلیل حجم بالا، افزونگی اطلاعاتی گسترده و همبستگی شدید پیکسل‌های مجاور، به راهکارهای حفاظتی متمایز از رمزنگاری‌های متعارف متنی نیاز دارند و در کنار محرمانگی خودِ تصویر، فراداده‌های حساس بیمار نیز باید در برابر دسترسی غیرمجاز محافظت شوند. هدف این پژوهش، طراحی چارچوبی یکپارچه برای افزایش امنیت و حریم خصوصی تصاویر پزشکی است که سه مؤلفه را در یک زنجیره پردازشی واحد گرد می‌آورد: ناحیه‌بندی عمیق مبتنی بر </w:t>
+      </w:r>
+      <w:r>
+        <w:rPr>
+          <w:rFonts w:ascii="Times New Roman" w:hAnsi="Times New Roman" w:cs="B Lotus"/>
+          <w:b w:val="0"/>
+          <w:sz w:val="24"/>
+          <w:rtl w:val="0"/>
+          <w:szCs w:val="28"/>
+          <w:lang w:val="en-US" w:bidi="fa-IR"/>
+        </w:rPr>
+        <w:t xml:space="preserve">U-Net </w:t>
+      </w:r>
+      <w:r>
+        <w:rPr>
+          <w:rFonts w:ascii="B Lotus" w:hAnsi="B Lotus" w:cs="B Lotus"/>
+          <w:b w:val="0"/>
+          <w:sz w:val="28"/>
+          <w:rtl w:val="1"/>
+          <w:szCs w:val="28"/>
+          <w:lang w:val="fa-IR" w:bidi="fa-IR"/>
+        </w:rPr>
+        <w:t>برای شناسایی ناحیه حساس و استخراج ویژگی‌های آماری وابسته به محتوا، سامانه ابرآشوبی پنج‌بعدی برای تولید توالی‌های شبه‌تصادفی در فازهای جایگشت و انتشار، و پنهان‌نگاری مبتنی بر برجستگی بصری برای جاسازی فشرده فراداده بیمار در نواحی کم‌اهمیت تصویر. در نسخه حاضر که بر طراحی و تدوین طرح ارزیابی متمرکز است، شیوه اجرای آزمایش‌ها بر مجموعه‌های عمومی تصاویر شبکیه (</w:t>
+      </w:r>
+      <w:r>
+        <w:rPr>
+          <w:rFonts w:ascii="Times New Roman" w:hAnsi="Times New Roman" w:cs="B Lotus"/>
+          <w:b w:val="0"/>
+          <w:sz w:val="24"/>
+          <w:rtl w:val="0"/>
+          <w:szCs w:val="28"/>
+          <w:lang w:val="en-US" w:bidi="fa-IR"/>
+        </w:rPr>
+        <w:t xml:space="preserve">DRIVE </w:t>
+      </w:r>
+      <w:r>
+        <w:rPr>
+          <w:rFonts w:ascii="B Lotus" w:hAnsi="B Lotus" w:cs="B Lotus"/>
+          <w:b w:val="0"/>
+          <w:sz w:val="28"/>
+          <w:rtl w:val="1"/>
+          <w:szCs w:val="28"/>
+          <w:lang w:val="fa-IR" w:bidi="fa-IR"/>
+        </w:rPr>
+        <w:t xml:space="preserve">و </w:t>
+      </w:r>
+      <w:r>
+        <w:rPr>
+          <w:rFonts w:ascii="Times New Roman" w:hAnsi="Times New Roman" w:cs="B Lotus"/>
+          <w:b w:val="0"/>
+          <w:sz w:val="24"/>
+          <w:rtl w:val="0"/>
+          <w:szCs w:val="28"/>
+          <w:lang w:val="en-US" w:bidi="fa-IR"/>
+        </w:rPr>
+        <w:t>RITE)</w:t>
+      </w:r>
+      <w:r>
+        <w:rPr>
+          <w:rFonts w:ascii="B Lotus" w:hAnsi="B Lotus" w:cs="B Lotus"/>
+          <w:b w:val="0"/>
+          <w:sz w:val="28"/>
+          <w:rtl w:val="1"/>
+          <w:szCs w:val="28"/>
+          <w:lang w:val="fa-IR" w:bidi="fa-IR"/>
+        </w:rPr>
+        <w:t xml:space="preserve">، </w:t>
+      </w:r>
+      <w:r>
+        <w:rPr>
+          <w:rFonts w:ascii="Times New Roman" w:hAnsi="Times New Roman" w:cs="B Lotus"/>
+          <w:b w:val="0"/>
+          <w:sz w:val="24"/>
+          <w:rtl w:val="0"/>
+          <w:szCs w:val="28"/>
+          <w:lang w:val="en-US" w:bidi="fa-IR"/>
+        </w:rPr>
+        <w:t xml:space="preserve">MRI </w:t>
+      </w:r>
+      <w:r>
+        <w:rPr>
+          <w:rFonts w:ascii="B Lotus" w:hAnsi="B Lotus" w:cs="B Lotus"/>
+          <w:b w:val="0"/>
+          <w:sz w:val="28"/>
+          <w:rtl w:val="1"/>
+          <w:szCs w:val="28"/>
+          <w:lang w:val="fa-IR" w:bidi="fa-IR"/>
+        </w:rPr>
+        <w:t>مغز (</w:t>
+      </w:r>
+      <w:r>
+        <w:rPr>
+          <w:rFonts w:ascii="Times New Roman" w:hAnsi="Times New Roman" w:cs="B Lotus"/>
+          <w:b w:val="0"/>
+          <w:sz w:val="24"/>
+          <w:rtl w:val="0"/>
+          <w:szCs w:val="28"/>
+          <w:lang w:val="en-US" w:bidi="fa-IR"/>
+        </w:rPr>
+        <w:t xml:space="preserve">BraTS) </w:t>
+      </w:r>
+      <w:r>
+        <w:rPr>
+          <w:rFonts w:ascii="B Lotus" w:hAnsi="B Lotus" w:cs="B Lotus"/>
+          <w:b w:val="0"/>
+          <w:sz w:val="28"/>
+          <w:rtl w:val="1"/>
+          <w:szCs w:val="28"/>
+          <w:lang w:val="fa-IR" w:bidi="fa-IR"/>
+        </w:rPr>
+        <w:t xml:space="preserve">و رادیوگرافی قفسه سینه تعریف شده است؛ معیارهای ارزیابی شامل آنتروپی شانون، همبستگی پیکسل‌های مجاور، </w:t>
+      </w:r>
+      <w:r>
+        <w:rPr>
+          <w:rFonts w:ascii="Times New Roman" w:hAnsi="Times New Roman" w:cs="B Lotus"/>
+          <w:b w:val="0"/>
+          <w:sz w:val="24"/>
+          <w:rtl w:val="0"/>
+          <w:szCs w:val="28"/>
+          <w:lang w:val="en-US" w:bidi="fa-IR"/>
+        </w:rPr>
+        <w:t>NPCR</w:t>
+      </w:r>
+      <w:r>
+        <w:rPr>
+          <w:rFonts w:ascii="B Lotus" w:hAnsi="B Lotus" w:cs="B Lotus"/>
+          <w:b w:val="0"/>
+          <w:sz w:val="28"/>
+          <w:rtl w:val="1"/>
+          <w:szCs w:val="28"/>
+          <w:lang w:val="fa-IR" w:bidi="fa-IR"/>
+        </w:rPr>
+        <w:t xml:space="preserve">، </w:t>
+      </w:r>
+      <w:r>
+        <w:rPr>
+          <w:rFonts w:ascii="Times New Roman" w:hAnsi="Times New Roman" w:cs="B Lotus"/>
+          <w:b w:val="0"/>
+          <w:sz w:val="24"/>
+          <w:rtl w:val="0"/>
+          <w:szCs w:val="28"/>
+          <w:lang w:val="en-US" w:bidi="fa-IR"/>
+        </w:rPr>
+        <w:t>UACI</w:t>
+      </w:r>
+      <w:r>
+        <w:rPr>
+          <w:rFonts w:ascii="B Lotus" w:hAnsi="B Lotus" w:cs="B Lotus"/>
+          <w:b w:val="0"/>
+          <w:sz w:val="28"/>
+          <w:rtl w:val="1"/>
+          <w:szCs w:val="28"/>
+          <w:lang w:val="fa-IR" w:bidi="fa-IR"/>
+        </w:rPr>
+        <w:t xml:space="preserve">، </w:t>
+      </w:r>
+      <w:r>
+        <w:rPr>
+          <w:rFonts w:ascii="Times New Roman" w:hAnsi="Times New Roman" w:cs="B Lotus"/>
+          <w:b w:val="0"/>
+          <w:sz w:val="24"/>
+          <w:rtl w:val="0"/>
+          <w:szCs w:val="28"/>
+          <w:lang w:val="en-US" w:bidi="fa-IR"/>
+        </w:rPr>
+        <w:t>PSNR</w:t>
+      </w:r>
+      <w:r>
+        <w:rPr>
+          <w:rFonts w:ascii="B Lotus" w:hAnsi="B Lotus" w:cs="B Lotus"/>
+          <w:b w:val="0"/>
+          <w:sz w:val="28"/>
+          <w:rtl w:val="1"/>
+          <w:szCs w:val="28"/>
+          <w:lang w:val="fa-IR" w:bidi="fa-IR"/>
+        </w:rPr>
+        <w:t xml:space="preserve">، </w:t>
+      </w:r>
+      <w:r>
+        <w:rPr>
+          <w:rFonts w:ascii="Times New Roman" w:hAnsi="Times New Roman" w:cs="B Lotus"/>
+          <w:b w:val="0"/>
+          <w:sz w:val="24"/>
+          <w:rtl w:val="0"/>
+          <w:szCs w:val="28"/>
+          <w:lang w:val="en-US" w:bidi="fa-IR"/>
+        </w:rPr>
+        <w:t xml:space="preserve">SSIM </w:t>
+      </w:r>
+      <w:r>
+        <w:rPr>
+          <w:rFonts w:ascii="B Lotus" w:hAnsi="B Lotus" w:cs="B Lotus"/>
+          <w:b w:val="0"/>
+          <w:sz w:val="28"/>
+          <w:rtl w:val="1"/>
+          <w:szCs w:val="28"/>
+          <w:lang w:val="fa-IR" w:bidi="fa-IR"/>
+        </w:rPr>
+        <w:t>و زمان اجراست و سناریوهای مقایسه با روش‌های مرجع تعیین شده‌اند. بر پایه تحلیل‌های نظری و مطالعات پایه، انتظار می‌رود هسته رمزنگاری به آنتروپی نزدیک به مقدار ایده‌آل ۸ بیت، شاخص‌های حساسیت تفاضلی در محدوده استاندارد (</w:t>
+      </w:r>
+      <w:r>
+        <w:rPr>
+          <w:rFonts w:ascii="Times New Roman" w:hAnsi="Times New Roman" w:cs="B Lotus"/>
+          <w:b w:val="0"/>
+          <w:sz w:val="24"/>
+          <w:rtl w:val="0"/>
+          <w:szCs w:val="28"/>
+          <w:lang w:val="en-US" w:bidi="fa-IR"/>
+        </w:rPr>
+        <w:t xml:space="preserve">NPCR </w:t>
+      </w:r>
+      <w:r>
+        <w:rPr>
+          <w:rFonts w:ascii="B Lotus" w:hAnsi="B Lotus" w:cs="B Lotus"/>
+          <w:b w:val="0"/>
+          <w:sz w:val="28"/>
+          <w:rtl w:val="1"/>
+          <w:szCs w:val="28"/>
+          <w:lang w:val="fa-IR" w:bidi="fa-IR"/>
+        </w:rPr>
+        <w:t xml:space="preserve">حدود ۹۹٫۶ درصد و </w:t>
+      </w:r>
+      <w:r>
+        <w:rPr>
+          <w:rFonts w:ascii="Times New Roman" w:hAnsi="Times New Roman" w:cs="B Lotus"/>
+          <w:b w:val="0"/>
+          <w:sz w:val="24"/>
+          <w:rtl w:val="0"/>
+          <w:szCs w:val="28"/>
+          <w:lang w:val="en-US" w:bidi="fa-IR"/>
+        </w:rPr>
+        <w:t xml:space="preserve">UACI </w:t>
+      </w:r>
+      <w:r>
+        <w:rPr>
+          <w:rFonts w:ascii="B Lotus" w:hAnsi="B Lotus" w:cs="B Lotus"/>
+          <w:b w:val="0"/>
+          <w:sz w:val="28"/>
+          <w:rtl w:val="1"/>
+          <w:szCs w:val="28"/>
+          <w:lang w:val="fa-IR" w:bidi="fa-IR"/>
+        </w:rPr>
+        <w:t xml:space="preserve">حدود ۳۳٫۳ درصد) و ماژول پنهان‌نگاری به کیفیت </w:t>
+      </w:r>
+      <w:r>
+        <w:rPr>
+          <w:rFonts w:ascii="Times New Roman" w:hAnsi="Times New Roman" w:cs="B Lotus"/>
+          <w:b w:val="0"/>
+          <w:sz w:val="24"/>
+          <w:rtl w:val="0"/>
+          <w:szCs w:val="28"/>
+          <w:lang w:val="en-US" w:bidi="fa-IR"/>
+        </w:rPr>
+        <w:t xml:space="preserve">PSNR </w:t>
+      </w:r>
+      <w:r>
+        <w:rPr>
+          <w:rFonts w:ascii="B Lotus" w:hAnsi="B Lotus" w:cs="B Lotus"/>
+          <w:b w:val="0"/>
+          <w:sz w:val="28"/>
+          <w:rtl w:val="1"/>
+          <w:szCs w:val="28"/>
+          <w:lang w:val="fa-IR" w:bidi="fa-IR"/>
+        </w:rPr>
+        <w:t>بالاتر از ۴۰ دسی‌بل دست یابد؛ تأیید نهایی این مقادیر به اجرای عملی و تحلیل نتایج آزمایش‌ها وابسته است. چارچوب پیشنهادی با تلفیق یادگیری عمیق، نظریه آشوب و پنهان‌نگاری تطبیقی، گامی در جهت توسعه سامانه‌های سلامت الکترونیک و اینترنت اشیای پزشکی ایمن‌تر و آگاه‌تر به حریم خصوصی بیماران است.</w:t>
+      </w:r>
+    </w:p>
+    <w:p>
+      <w:pPr>
+        <w:widowControl/>
+        <w:bidi w:val="1"/>
+        <w:jc w:val="both"/>
+      </w:pPr>
+      <w:r>
+        <w:rPr>
+          <w:rFonts w:ascii="B Lotus" w:hAnsi="B Lotus" w:cs="B Lotus"/>
+          <w:b/>
+          <w:sz w:val="28"/>
+          <w:rtl w:val="1"/>
+          <w:szCs w:val="28"/>
+          <w:lang w:val="fa-IR" w:bidi="fa-IR"/>
+          <w:bCs w:val="1"/>
+        </w:rPr>
+        <w:t>کلیدواژه‌ها:</w:t>
+      </w:r>
+      <w:r>
+        <w:rPr>
+          <w:rFonts w:ascii="B Lotus" w:hAnsi="B Lotus" w:cs="B Lotus"/>
+          <w:b w:val="0"/>
+          <w:sz w:val="28"/>
+          <w:rtl w:val="1"/>
+          <w:szCs w:val="28"/>
+          <w:lang w:val="fa-IR" w:bidi="fa-IR"/>
+        </w:rPr>
+        <w:t xml:space="preserve"> امنیت تصاویر پزشکی، رمزنگاری ابرآشوبی، یادگیری عمیق، شبکه </w:t>
       </w:r>
       <w:r>
         <w:rPr>
@@ -1693,7 +2161,7 @@
           <w:szCs w:val="28"/>
           <w:lang w:val="fa-IR" w:bidi="fa-IR"/>
         </w:rPr>
-        <w:t>، رمزنگاری ابرآشوبی پنج‌بعدی و پنهان‌نگاری مبتنی بر برجستگی بصری پیشنهاد می‌کند. متن حاضر در مرحله تدوین است؛ چکیده کامل پس از بازنویسی فصل‌ها افزوده می‌شود.</w:t>
+        <w:t>، پنهان‌نگاری، حریم خصوصی، اینترنت اشیای پزشکی</w:t>
       </w:r>
     </w:p>
     <w:p>
@@ -3597,7 +4065,7 @@
           <w:szCs w:val="28"/>
           <w:lang w:val="fa-IR" w:bidi="fa-IR"/>
         </w:rPr>
-        <w:t>در تدوین همه فصل‌ها، میان داده نقل‌شده از مقاله، پیشنهاد روش‌شناختی و نتیجه حاصل از اجرای پژوهش تمایز گذاشته می‌شود. این تفکیک کمک می‌کند که متن، علاوه بر روانی و انسجام، از نظر استناد و حدود ادعا نیز قابل پیگیری باشد.</w:t>
+        <w:t>در تدوین همه فصل‌ها، میان داده نقل‌شده از مقاله، پیشنهاد روش‌شناختی و نتیجه حاصل از اجرای پژوهش تمایز گذاشته می‌شود. این تفکیک کمک می‌کند که متن، علاوه بر روانی و انسجام، از نظر استناد و حدود ادعا نیز قابل پیگیری باشد</w:t>
       </w:r>
     </w:p>
     <w:p>
@@ -7617,7 +8085,7 @@
           <w:szCs w:val="28"/>
           <w:lang w:val="fa-IR" w:bidi="fa-IR"/>
         </w:rPr>
-        <w:t>فصل بعد، روش پیشنهادی را بر همین مبنا توضیح می‌دهد و مواردی را که هنوز به تصمیم اجرایی، تحلیل امنیتی یا آزمایش نیاز دارند، از اجزای مشخص طراحی جدا می‌کند.</w:t>
+        <w:t>فصل بعد، روش پیشنهادی را بر همین مبنا توضیح می‌دهد و مواردی را که هنوز به تصمیم اجرایی، تحلیل امنیتی یا آزمایش نیاز دارند، از اجزای مشخص طراحی جدا می‌کند</w:t>
       </w:r>
     </w:p>
     <w:p>
@@ -10721,7 +11189,8295 @@
           <w:szCs w:val="28"/>
           <w:lang w:val="fa-IR" w:bidi="fa-IR"/>
         </w:rPr>
-        <w:t>در این فصل، مسیر مفهومی روش و پیش‌شرط‌های بازیابی روشن شد. تعیین نهایی پارامترها، رفع ابهام معادلات مرجع، آموزش مدل و آزمون کامل رفت‌وبرگشت هنوز از کارهای اجرای پژوهش‌اند. فصل چهارم مشخص می‌کند این اجزا با چه داده‌ها، معیارها و سناریوهایی باید ارزیابی شوند.</w:t>
+        <w:t>در این فصل، مسیر مفهومی روش و پیش‌شرط‌های بازیابی روشن شد. تعیین نهایی پارامترها، رفع ابهام معادلات مرجع، آموزش مدل و آزمون کامل رفت‌وبرگشت هنوز از کارهای اجرای پژوهش‌اند. فصل چهارم مشخص می‌کند این اجزا با چه داده‌ها، معیارها و سناریوهایی باید ارزیابی شوند</w:t>
+      </w:r>
+    </w:p>
+    <w:p>
+      <w:r>
+        <w:br w:type="page"/>
+      </w:r>
+    </w:p>
+    <w:p>
+      <w:pPr>
+        <w:pStyle w:val="Heading1"/>
+        <w:widowControl/>
+        <w:bidi w:val="1"/>
+        <w:jc w:val="both"/>
+      </w:pPr>
+      <w:r>
+        <w:rPr>
+          <w:rFonts w:ascii="B Lotus" w:hAnsi="B Lotus" w:cs="B Lotus"/>
+          <w:b/>
+          <w:sz w:val="28"/>
+          <w:rtl w:val="1"/>
+          <w:szCs w:val="28"/>
+          <w:lang w:val="fa-IR" w:bidi="fa-IR"/>
+          <w:bCs w:val="1"/>
+        </w:rPr>
+        <w:t>فصل چهارم: طرح آزمایش‌ها و شیوه ارزیابی</w:t>
+      </w:r>
+    </w:p>
+    <w:p>
+      <w:pPr>
+        <w:pStyle w:val="Heading2"/>
+        <w:widowControl/>
+        <w:bidi w:val="1"/>
+        <w:jc w:val="both"/>
+      </w:pPr>
+      <w:r>
+        <w:rPr>
+          <w:rFonts w:ascii="B Lotus" w:hAnsi="B Lotus" w:cs="B Lotus"/>
+          <w:b/>
+          <w:sz w:val="28"/>
+          <w:rtl w:val="1"/>
+          <w:szCs w:val="28"/>
+          <w:lang w:val="fa-IR" w:bidi="fa-IR"/>
+          <w:bCs w:val="1"/>
+        </w:rPr>
+        <w:t>۴–۱. مقدمه</w:t>
+      </w:r>
+    </w:p>
+    <w:p>
+      <w:pPr>
+        <w:widowControl/>
+        <w:bidi w:val="1"/>
+        <w:jc w:val="both"/>
+      </w:pPr>
+      <w:r>
+        <w:rPr>
+          <w:rFonts w:ascii="B Lotus" w:hAnsi="B Lotus" w:cs="B Lotus"/>
+          <w:b w:val="0"/>
+          <w:sz w:val="28"/>
+          <w:rtl w:val="1"/>
+          <w:szCs w:val="28"/>
+          <w:lang w:val="fa-IR" w:bidi="fa-IR"/>
+        </w:rPr>
+        <w:t xml:space="preserve">در فصل‌های پیشین، مسئله امنیت و حریم خصوصی در تصاویر پزشکی تبیین شد، مبانی نظری و پیشینه پژوهش مرور گردید و روش پیشنهادی پایان‌نامه، شامل ناحیه‌بندی مبتنی بر </w:t>
+      </w:r>
+      <w:r>
+        <w:rPr>
+          <w:rFonts w:ascii="Times New Roman" w:hAnsi="Times New Roman" w:cs="B Lotus"/>
+          <w:b w:val="0"/>
+          <w:sz w:val="24"/>
+          <w:rtl w:val="0"/>
+          <w:szCs w:val="28"/>
+          <w:lang w:val="en-US" w:bidi="fa-IR"/>
+        </w:rPr>
+        <w:t>U-Net</w:t>
+      </w:r>
+      <w:r>
+        <w:rPr>
+          <w:rFonts w:ascii="B Lotus" w:hAnsi="B Lotus" w:cs="B Lotus"/>
+          <w:b w:val="0"/>
+          <w:sz w:val="28"/>
+          <w:rtl w:val="1"/>
+          <w:szCs w:val="28"/>
+          <w:lang w:val="fa-IR" w:bidi="fa-IR"/>
+        </w:rPr>
+        <w:t>، سامانه ابرآشوبی پنج‌بعدی و ماژول پنهان‌نگاری مبتنی بر برجستگی بصری، تشریح شد. این فصل به طرح آزمایش‌ها می‌پردازد و مجموعه داده‌های مورد استفاده، محیط پیاده‌سازی، معیارهای کمّی ارزیابی و سناریوهای مقایسه‌ای را معرفی می‌کند؛ یعنی همان چارچوبی که سنجش کارایی روش پیشنهادی بر مبنای آن انجام می‌شود [</w:t>
+      </w:r>
+      <w:r>
+        <w:rPr>
+          <w:rFonts w:ascii="Times New Roman" w:hAnsi="Times New Roman" w:cs="B Lotus"/>
+          <w:b w:val="0"/>
+          <w:sz w:val="24"/>
+          <w:rtl w:val="0"/>
+          <w:szCs w:val="28"/>
+          <w:lang w:val="en-US" w:bidi="fa-IR"/>
+        </w:rPr>
+        <w:t>1–6].</w:t>
+      </w:r>
+    </w:p>
+    <w:p>
+      <w:pPr>
+        <w:widowControl/>
+        <w:bidi w:val="1"/>
+        <w:jc w:val="both"/>
+      </w:pPr>
+      <w:r>
+        <w:rPr>
+          <w:rFonts w:ascii="B Lotus" w:hAnsi="B Lotus" w:cs="B Lotus"/>
+          <w:b w:val="0"/>
+          <w:sz w:val="28"/>
+          <w:rtl w:val="1"/>
+          <w:szCs w:val="28"/>
+          <w:lang w:val="fa-IR" w:bidi="fa-IR"/>
+        </w:rPr>
+        <w:t>با توجه به اینکه هدف پایان‌نامه طراحی و ارزیابی یک چارچوب یکپارچه امنیتی است، تمرکز فصل حاضر بر چهار موضوع است: تعریف دقیق مجموعه داده‌ها و شیوه به‌کارگیری آن‌ها در ارزیابی، تعیین پیکربندی پیاده‌سازی و محیط سخت‌افزاری و نرم‌افزاری، انتخاب معیارهای کمّی برای سنجش امنیت، کیفیت تصویر و کارایی، و در نهایت طراحی سناریوهای آزمایشی و مقایسه با روش‌های منتخب از ادبیات [</w:t>
+      </w:r>
+      <w:r>
+        <w:rPr>
+          <w:rFonts w:ascii="Times New Roman" w:hAnsi="Times New Roman" w:cs="B Lotus"/>
+          <w:b w:val="0"/>
+          <w:sz w:val="24"/>
+          <w:rtl w:val="0"/>
+          <w:szCs w:val="28"/>
+          <w:lang w:val="en-US" w:bidi="fa-IR"/>
+        </w:rPr>
+        <w:t xml:space="preserve">1–6]. </w:t>
+      </w:r>
+      <w:r>
+        <w:rPr>
+          <w:rFonts w:ascii="B Lotus" w:hAnsi="B Lotus" w:cs="B Lotus"/>
+          <w:b w:val="0"/>
+          <w:sz w:val="28"/>
+          <w:rtl w:val="1"/>
+          <w:szCs w:val="28"/>
+          <w:lang w:val="fa-IR" w:bidi="fa-IR"/>
+        </w:rPr>
+        <w:t>یادآور می‌شود که در نسخه حاضر، تأکید این فصل بر «چگونگی ارزیابی» است و نتایج عددی نهایی، پس از اجرای عملی روش بر پایه همین طرح، در تکمیل فصل گزارش خواهد شد.</w:t>
+      </w:r>
+    </w:p>
+    <w:p>
+      <w:pPr>
+        <w:pStyle w:val="Heading2"/>
+        <w:widowControl/>
+        <w:bidi w:val="1"/>
+        <w:jc w:val="both"/>
+      </w:pPr>
+      <w:r>
+        <w:rPr>
+          <w:rFonts w:ascii="B Lotus" w:hAnsi="B Lotus" w:cs="B Lotus"/>
+          <w:b/>
+          <w:sz w:val="28"/>
+          <w:rtl w:val="1"/>
+          <w:szCs w:val="28"/>
+          <w:lang w:val="fa-IR" w:bidi="fa-IR"/>
+          <w:bCs w:val="1"/>
+        </w:rPr>
+        <w:t>۴–۲. داده‌ها و مجموعه‌های تصویر</w:t>
+      </w:r>
+    </w:p>
+    <w:p>
+      <w:pPr>
+        <w:pStyle w:val="Heading3"/>
+        <w:widowControl/>
+        <w:bidi w:val="1"/>
+        <w:jc w:val="both"/>
+      </w:pPr>
+      <w:r>
+        <w:rPr>
+          <w:rFonts w:ascii="B Lotus" w:hAnsi="B Lotus" w:cs="B Lotus"/>
+          <w:b/>
+          <w:sz w:val="28"/>
+          <w:rtl w:val="1"/>
+          <w:szCs w:val="28"/>
+          <w:lang w:val="fa-IR" w:bidi="fa-IR"/>
+          <w:bCs w:val="1"/>
+        </w:rPr>
+        <w:t>۴–۲–۱. مجموعه‌های تصاویر پزشکی</w:t>
+      </w:r>
+    </w:p>
+    <w:p>
+      <w:pPr>
+        <w:widowControl/>
+        <w:bidi w:val="1"/>
+        <w:jc w:val="both"/>
+      </w:pPr>
+      <w:r>
+        <w:rPr>
+          <w:rFonts w:ascii="B Lotus" w:hAnsi="B Lotus" w:cs="B Lotus"/>
+          <w:b w:val="0"/>
+          <w:sz w:val="28"/>
+          <w:rtl w:val="1"/>
+          <w:szCs w:val="28"/>
+          <w:lang w:val="fa-IR" w:bidi="fa-IR"/>
+        </w:rPr>
+        <w:t>برای ارزیابی روش پیشنهادی از ترکیبی از مجموعه داده‌های عمومی و استاندارد تصاویر پزشکی استفاده می‌شود تا کارایی الگوریتم در مدالیته‌های گوناگون سنجیده شود. این انتخاب تا حد امکان با مجموعه داده‌هایی هم‌راستاست که در مقالات مرجع [</w:t>
+      </w:r>
+      <w:r>
+        <w:rPr>
+          <w:rFonts w:ascii="Times New Roman" w:hAnsi="Times New Roman" w:cs="B Lotus"/>
+          <w:b w:val="0"/>
+          <w:sz w:val="24"/>
+          <w:rtl w:val="0"/>
+          <w:szCs w:val="28"/>
+          <w:lang w:val="en-US" w:bidi="fa-IR"/>
+        </w:rPr>
+        <w:t>1–4</w:t>
+      </w:r>
+      <w:r>
+        <w:rPr>
+          <w:rFonts w:ascii="B Lotus" w:hAnsi="B Lotus" w:cs="B Lotus"/>
+          <w:b w:val="0"/>
+          <w:sz w:val="28"/>
+          <w:rtl w:val="1"/>
+          <w:szCs w:val="28"/>
+          <w:lang w:val="fa-IR" w:bidi="fa-IR"/>
+        </w:rPr>
+        <w:t xml:space="preserve">، </w:t>
+      </w:r>
+      <w:r>
+        <w:rPr>
+          <w:rFonts w:ascii="Times New Roman" w:hAnsi="Times New Roman" w:cs="B Lotus"/>
+          <w:b w:val="0"/>
+          <w:sz w:val="24"/>
+          <w:rtl w:val="0"/>
+          <w:szCs w:val="28"/>
+          <w:lang w:val="en-US" w:bidi="fa-IR"/>
+        </w:rPr>
+        <w:t xml:space="preserve">6] </w:t>
+      </w:r>
+      <w:r>
+        <w:rPr>
+          <w:rFonts w:ascii="B Lotus" w:hAnsi="B Lotus" w:cs="B Lotus"/>
+          <w:b w:val="0"/>
+          <w:sz w:val="28"/>
+          <w:rtl w:val="1"/>
+          <w:szCs w:val="28"/>
+          <w:lang w:val="fa-IR" w:bidi="fa-IR"/>
+        </w:rPr>
+        <w:t xml:space="preserve">به کار رفته‌اند. نخست، تصاویر شبکیه چشم: مجموعه‌های </w:t>
+      </w:r>
+      <w:r>
+        <w:rPr>
+          <w:rFonts w:ascii="Times New Roman" w:hAnsi="Times New Roman" w:cs="B Lotus"/>
+          <w:b w:val="0"/>
+          <w:sz w:val="24"/>
+          <w:rtl w:val="0"/>
+          <w:szCs w:val="28"/>
+          <w:lang w:val="en-US" w:bidi="fa-IR"/>
+        </w:rPr>
+        <w:t xml:space="preserve">DRIVE </w:t>
+      </w:r>
+      <w:r>
+        <w:rPr>
+          <w:rFonts w:ascii="B Lotus" w:hAnsi="B Lotus" w:cs="B Lotus"/>
+          <w:b w:val="0"/>
+          <w:sz w:val="28"/>
+          <w:rtl w:val="1"/>
+          <w:szCs w:val="28"/>
+          <w:lang w:val="fa-IR" w:bidi="fa-IR"/>
+        </w:rPr>
+        <w:t xml:space="preserve">و </w:t>
+      </w:r>
+      <w:r>
+        <w:rPr>
+          <w:rFonts w:ascii="Times New Roman" w:hAnsi="Times New Roman" w:cs="B Lotus"/>
+          <w:b w:val="0"/>
+          <w:sz w:val="24"/>
+          <w:rtl w:val="0"/>
+          <w:szCs w:val="28"/>
+          <w:lang w:val="en-US" w:bidi="fa-IR"/>
+        </w:rPr>
+        <w:t xml:space="preserve">RITE </w:t>
+      </w:r>
+      <w:r>
+        <w:rPr>
+          <w:rFonts w:ascii="B Lotus" w:hAnsi="B Lotus" w:cs="B Lotus"/>
+          <w:b w:val="0"/>
+          <w:sz w:val="28"/>
+          <w:rtl w:val="1"/>
+          <w:szCs w:val="28"/>
+          <w:lang w:val="fa-IR" w:bidi="fa-IR"/>
+        </w:rPr>
+        <w:t xml:space="preserve">که برای ناحیه‌بندی رگ‌های خونی و ساختارهای عروقی شبکیه به‌طور گسترده استفاده شده‌اند و در کار </w:t>
+      </w:r>
+      <w:r>
+        <w:rPr>
+          <w:rFonts w:ascii="Times New Roman" w:hAnsi="Times New Roman" w:cs="B Lotus"/>
+          <w:b w:val="0"/>
+          <w:sz w:val="24"/>
+          <w:rtl w:val="0"/>
+          <w:szCs w:val="28"/>
+          <w:lang w:val="en-US" w:bidi="fa-IR"/>
+        </w:rPr>
+        <w:t xml:space="preserve">Subathra </w:t>
+      </w:r>
+      <w:r>
+        <w:rPr>
+          <w:rFonts w:ascii="B Lotus" w:hAnsi="B Lotus" w:cs="B Lotus"/>
+          <w:b w:val="0"/>
+          <w:sz w:val="28"/>
+          <w:rtl w:val="1"/>
+          <w:szCs w:val="28"/>
+          <w:lang w:val="fa-IR" w:bidi="fa-IR"/>
+        </w:rPr>
+        <w:t xml:space="preserve">و </w:t>
+      </w:r>
+      <w:r>
+        <w:rPr>
+          <w:rFonts w:ascii="Times New Roman" w:hAnsi="Times New Roman" w:cs="B Lotus"/>
+          <w:b w:val="0"/>
+          <w:sz w:val="24"/>
+          <w:rtl w:val="0"/>
+          <w:szCs w:val="28"/>
+          <w:lang w:val="en-US" w:bidi="fa-IR"/>
+        </w:rPr>
+        <w:t xml:space="preserve">Thanikaiselvan [1] </w:t>
+      </w:r>
+      <w:r>
+        <w:rPr>
+          <w:rFonts w:ascii="B Lotus" w:hAnsi="B Lotus" w:cs="B Lotus"/>
+          <w:b w:val="0"/>
+          <w:sz w:val="28"/>
+          <w:rtl w:val="1"/>
+          <w:szCs w:val="28"/>
+          <w:lang w:val="fa-IR" w:bidi="fa-IR"/>
+        </w:rPr>
+        <w:t xml:space="preserve">نیز بخشی از داده‌های آموزش </w:t>
+      </w:r>
+      <w:r>
+        <w:rPr>
+          <w:rFonts w:ascii="Times New Roman" w:hAnsi="Times New Roman" w:cs="B Lotus"/>
+          <w:b w:val="0"/>
+          <w:sz w:val="24"/>
+          <w:rtl w:val="0"/>
+          <w:szCs w:val="28"/>
+          <w:lang w:val="en-US" w:bidi="fa-IR"/>
+        </w:rPr>
+        <w:t xml:space="preserve">U-Net </w:t>
+      </w:r>
+      <w:r>
+        <w:rPr>
+          <w:rFonts w:ascii="B Lotus" w:hAnsi="B Lotus" w:cs="B Lotus"/>
+          <w:b w:val="0"/>
+          <w:sz w:val="28"/>
+          <w:rtl w:val="1"/>
+          <w:szCs w:val="28"/>
+          <w:lang w:val="fa-IR" w:bidi="fa-IR"/>
+        </w:rPr>
+        <w:t xml:space="preserve">را تشکیل می‌دهند. در این پایان‌نامه تصاویر این دو مجموعه هم برای آموزش و ارزیابی </w:t>
+      </w:r>
+      <w:r>
+        <w:rPr>
+          <w:rFonts w:ascii="Times New Roman" w:hAnsi="Times New Roman" w:cs="B Lotus"/>
+          <w:b w:val="0"/>
+          <w:sz w:val="24"/>
+          <w:rtl w:val="0"/>
+          <w:szCs w:val="28"/>
+          <w:lang w:val="en-US" w:bidi="fa-IR"/>
+        </w:rPr>
+        <w:t xml:space="preserve">U-Net </w:t>
+      </w:r>
+      <w:r>
+        <w:rPr>
+          <w:rFonts w:ascii="B Lotus" w:hAnsi="B Lotus" w:cs="B Lotus"/>
+          <w:b w:val="0"/>
+          <w:sz w:val="28"/>
+          <w:rtl w:val="1"/>
+          <w:szCs w:val="28"/>
+          <w:lang w:val="fa-IR" w:bidi="fa-IR"/>
+        </w:rPr>
+        <w:t>به کار می‌روند و هم برای سنجش عملکرد رمزنگاری و پنهان‌نگاری روی تصاویر شبکیه.</w:t>
+      </w:r>
+    </w:p>
+    <w:p>
+      <w:pPr>
+        <w:widowControl/>
+        <w:bidi w:val="1"/>
+        <w:jc w:val="both"/>
+      </w:pPr>
+      <w:r>
+        <w:rPr>
+          <w:rFonts w:ascii="B Lotus" w:hAnsi="B Lotus" w:cs="B Lotus"/>
+          <w:b w:val="0"/>
+          <w:sz w:val="28"/>
+          <w:rtl w:val="1"/>
+          <w:szCs w:val="28"/>
+          <w:lang w:val="fa-IR" w:bidi="fa-IR"/>
+        </w:rPr>
+        <w:t xml:space="preserve">دوم، تصاویر تشدید مغناطیسی مغز: مجموعه‌هایی مانند </w:t>
+      </w:r>
+      <w:r>
+        <w:rPr>
+          <w:rFonts w:ascii="Times New Roman" w:hAnsi="Times New Roman" w:cs="B Lotus"/>
+          <w:b w:val="0"/>
+          <w:sz w:val="24"/>
+          <w:rtl w:val="0"/>
+          <w:szCs w:val="28"/>
+          <w:lang w:val="en-US" w:bidi="fa-IR"/>
+        </w:rPr>
+        <w:t xml:space="preserve">BraTS </w:t>
+      </w:r>
+      <w:r>
+        <w:rPr>
+          <w:rFonts w:ascii="B Lotus" w:hAnsi="B Lotus" w:cs="B Lotus"/>
+          <w:b w:val="0"/>
+          <w:sz w:val="28"/>
+          <w:rtl w:val="1"/>
+          <w:szCs w:val="28"/>
+          <w:lang w:val="fa-IR" w:bidi="fa-IR"/>
+        </w:rPr>
+        <w:t>که در [</w:t>
+      </w:r>
+      <w:r>
+        <w:rPr>
+          <w:rFonts w:ascii="Times New Roman" w:hAnsi="Times New Roman" w:cs="B Lotus"/>
+          <w:b w:val="0"/>
+          <w:sz w:val="24"/>
+          <w:rtl w:val="0"/>
+          <w:szCs w:val="28"/>
+          <w:lang w:val="en-US" w:bidi="fa-IR"/>
+        </w:rPr>
+        <w:t>1</w:t>
+      </w:r>
+      <w:r>
+        <w:rPr>
+          <w:rFonts w:ascii="B Lotus" w:hAnsi="B Lotus" w:cs="B Lotus"/>
+          <w:b w:val="0"/>
+          <w:sz w:val="28"/>
+          <w:rtl w:val="1"/>
+          <w:szCs w:val="28"/>
+          <w:lang w:val="fa-IR" w:bidi="fa-IR"/>
+        </w:rPr>
+        <w:t xml:space="preserve">، </w:t>
+      </w:r>
+      <w:r>
+        <w:rPr>
+          <w:rFonts w:ascii="Times New Roman" w:hAnsi="Times New Roman" w:cs="B Lotus"/>
+          <w:b w:val="0"/>
+          <w:sz w:val="24"/>
+          <w:rtl w:val="0"/>
+          <w:szCs w:val="28"/>
+          <w:lang w:val="en-US" w:bidi="fa-IR"/>
+        </w:rPr>
+        <w:t xml:space="preserve">6] </w:t>
+      </w:r>
+      <w:r>
+        <w:rPr>
+          <w:rFonts w:ascii="B Lotus" w:hAnsi="B Lotus" w:cs="B Lotus"/>
+          <w:b w:val="0"/>
+          <w:sz w:val="28"/>
+          <w:rtl w:val="1"/>
+          <w:szCs w:val="28"/>
+          <w:lang w:val="fa-IR" w:bidi="fa-IR"/>
+        </w:rPr>
+        <w:t xml:space="preserve">به آن‌ها اشاره شده و حاوی تصاویر </w:t>
+      </w:r>
+      <w:r>
+        <w:rPr>
+          <w:rFonts w:ascii="Times New Roman" w:hAnsi="Times New Roman" w:cs="B Lotus"/>
+          <w:b w:val="0"/>
+          <w:sz w:val="24"/>
+          <w:rtl w:val="0"/>
+          <w:szCs w:val="28"/>
+          <w:lang w:val="en-US" w:bidi="fa-IR"/>
+        </w:rPr>
+        <w:t xml:space="preserve">MRI </w:t>
+      </w:r>
+      <w:r>
+        <w:rPr>
+          <w:rFonts w:ascii="B Lotus" w:hAnsi="B Lotus" w:cs="B Lotus"/>
+          <w:b w:val="0"/>
+          <w:sz w:val="28"/>
+          <w:rtl w:val="1"/>
+          <w:szCs w:val="28"/>
+          <w:lang w:val="fa-IR" w:bidi="fa-IR"/>
+        </w:rPr>
+        <w:t xml:space="preserve">بیماران با ضایعات توموری است. این مجموعه برای ناحیه‌بندی تومور و ارزیابی روش پیشنهادی در مدالیته </w:t>
+      </w:r>
+      <w:r>
+        <w:rPr>
+          <w:rFonts w:ascii="Times New Roman" w:hAnsi="Times New Roman" w:cs="B Lotus"/>
+          <w:b w:val="0"/>
+          <w:sz w:val="24"/>
+          <w:rtl w:val="0"/>
+          <w:szCs w:val="28"/>
+          <w:lang w:val="en-US" w:bidi="fa-IR"/>
+        </w:rPr>
+        <w:t xml:space="preserve">MRI </w:t>
+      </w:r>
+      <w:r>
+        <w:rPr>
+          <w:rFonts w:ascii="B Lotus" w:hAnsi="B Lotus" w:cs="B Lotus"/>
+          <w:b w:val="0"/>
+          <w:sz w:val="28"/>
+          <w:rtl w:val="1"/>
+          <w:szCs w:val="28"/>
+          <w:lang w:val="fa-IR" w:bidi="fa-IR"/>
+        </w:rPr>
+        <w:t>به کار گرفته می‌شود. سوم، رادیوگرافی‌های قفسه سینه مرتبط با کووید–۱۹: با الهام از کار پنهان‌سازی صوت در تصاویر پزشکی بیماران کووید–۱۹ [</w:t>
+      </w:r>
+      <w:r>
+        <w:rPr>
+          <w:rFonts w:ascii="Times New Roman" w:hAnsi="Times New Roman" w:cs="B Lotus"/>
+          <w:b w:val="0"/>
+          <w:sz w:val="24"/>
+          <w:rtl w:val="0"/>
+          <w:szCs w:val="28"/>
+          <w:lang w:val="en-US" w:bidi="fa-IR"/>
+        </w:rPr>
+        <w:t xml:space="preserve">4] </w:t>
+      </w:r>
+      <w:r>
+        <w:rPr>
+          <w:rFonts w:ascii="B Lotus" w:hAnsi="B Lotus" w:cs="B Lotus"/>
+          <w:b w:val="0"/>
+          <w:sz w:val="28"/>
+          <w:rtl w:val="1"/>
+          <w:szCs w:val="28"/>
+          <w:lang w:val="fa-IR" w:bidi="fa-IR"/>
+        </w:rPr>
+        <w:t>و سایر مجموعه‌های گزارش‌شده در [</w:t>
+      </w:r>
+      <w:r>
+        <w:rPr>
+          <w:rFonts w:ascii="Times New Roman" w:hAnsi="Times New Roman" w:cs="B Lotus"/>
+          <w:b w:val="0"/>
+          <w:sz w:val="24"/>
+          <w:rtl w:val="0"/>
+          <w:szCs w:val="28"/>
+          <w:lang w:val="en-US" w:bidi="fa-IR"/>
+        </w:rPr>
+        <w:t>6]</w:t>
+      </w:r>
+      <w:r>
+        <w:rPr>
+          <w:rFonts w:ascii="B Lotus" w:hAnsi="B Lotus" w:cs="B Lotus"/>
+          <w:b w:val="0"/>
+          <w:sz w:val="28"/>
+          <w:rtl w:val="1"/>
+          <w:szCs w:val="28"/>
+          <w:lang w:val="fa-IR" w:bidi="fa-IR"/>
+        </w:rPr>
+        <w:t xml:space="preserve">، از مجموعه‌های عمومی رادیوگرافی قفسه سینه، در دسترس روی پلتفرم‌هایی مانند </w:t>
+      </w:r>
+      <w:r>
+        <w:rPr>
+          <w:rFonts w:ascii="Times New Roman" w:hAnsi="Times New Roman" w:cs="B Lotus"/>
+          <w:b w:val="0"/>
+          <w:sz w:val="24"/>
+          <w:rtl w:val="0"/>
+          <w:szCs w:val="28"/>
+          <w:lang w:val="en-US" w:bidi="fa-IR"/>
+        </w:rPr>
+        <w:t>Kaggle</w:t>
+      </w:r>
+      <w:r>
+        <w:rPr>
+          <w:rFonts w:ascii="B Lotus" w:hAnsi="B Lotus" w:cs="B Lotus"/>
+          <w:b w:val="0"/>
+          <w:sz w:val="28"/>
+          <w:rtl w:val="1"/>
+          <w:szCs w:val="28"/>
+          <w:lang w:val="fa-IR" w:bidi="fa-IR"/>
+        </w:rPr>
+        <w:t xml:space="preserve">، برای ارزیابی روش در مدالیته </w:t>
+      </w:r>
+      <w:r>
+        <w:rPr>
+          <w:rFonts w:ascii="Times New Roman" w:hAnsi="Times New Roman" w:cs="B Lotus"/>
+          <w:b w:val="0"/>
+          <w:sz w:val="24"/>
+          <w:rtl w:val="0"/>
+          <w:szCs w:val="28"/>
+          <w:lang w:val="en-US" w:bidi="fa-IR"/>
+        </w:rPr>
+        <w:t xml:space="preserve">X-Ray </w:t>
+      </w:r>
+      <w:r>
+        <w:rPr>
+          <w:rFonts w:ascii="B Lotus" w:hAnsi="B Lotus" w:cs="B Lotus"/>
+          <w:b w:val="0"/>
+          <w:sz w:val="28"/>
+          <w:rtl w:val="1"/>
+          <w:szCs w:val="28"/>
+          <w:lang w:val="fa-IR" w:bidi="fa-IR"/>
+        </w:rPr>
+        <w:t xml:space="preserve">استفاده خواهد شد. این داده‌ها امکان بررسی کاربرد عملی روش پیشنهادی در سناریوهای مشابه کووید–۱۹ را فراهم می‌کنند. چهارم، در صورت فراهم‌بودن امکانات، بخشی از تصاویر </w:t>
+      </w:r>
+      <w:r>
+        <w:rPr>
+          <w:rFonts w:ascii="Times New Roman" w:hAnsi="Times New Roman" w:cs="B Lotus"/>
+          <w:b w:val="0"/>
+          <w:sz w:val="24"/>
+          <w:rtl w:val="0"/>
+          <w:szCs w:val="28"/>
+          <w:lang w:val="en-US" w:bidi="fa-IR"/>
+        </w:rPr>
+        <w:t xml:space="preserve">OCT </w:t>
+      </w:r>
+      <w:r>
+        <w:rPr>
+          <w:rFonts w:ascii="B Lotus" w:hAnsi="B Lotus" w:cs="B Lotus"/>
+          <w:b w:val="0"/>
+          <w:sz w:val="28"/>
+          <w:rtl w:val="1"/>
+          <w:szCs w:val="28"/>
+          <w:lang w:val="fa-IR" w:bidi="fa-IR"/>
+        </w:rPr>
+        <w:t xml:space="preserve">و </w:t>
+      </w:r>
+      <w:r>
+        <w:rPr>
+          <w:rFonts w:ascii="Times New Roman" w:hAnsi="Times New Roman" w:cs="B Lotus"/>
+          <w:b w:val="0"/>
+          <w:sz w:val="24"/>
+          <w:rtl w:val="0"/>
+          <w:szCs w:val="28"/>
+          <w:lang w:val="en-US" w:bidi="fa-IR"/>
+        </w:rPr>
+        <w:t xml:space="preserve">MRI </w:t>
+      </w:r>
+      <w:r>
+        <w:rPr>
+          <w:rFonts w:ascii="B Lotus" w:hAnsi="B Lotus" w:cs="B Lotus"/>
+          <w:b w:val="0"/>
+          <w:sz w:val="28"/>
+          <w:rtl w:val="1"/>
+          <w:szCs w:val="28"/>
+          <w:lang w:val="fa-IR" w:bidi="fa-IR"/>
+        </w:rPr>
+        <w:t xml:space="preserve">به‌کاررفته در پژوهش پنهان‌نگاری عمیق با معماری فشرده‌سازی و تحریک همراه با </w:t>
+      </w:r>
+      <w:r>
+        <w:rPr>
+          <w:rFonts w:ascii="Times New Roman" w:hAnsi="Times New Roman" w:cs="B Lotus"/>
+          <w:b w:val="0"/>
+          <w:sz w:val="24"/>
+          <w:rtl w:val="0"/>
+          <w:szCs w:val="28"/>
+          <w:lang w:val="en-US" w:bidi="fa-IR"/>
+        </w:rPr>
+        <w:t xml:space="preserve">Inception [6] </w:t>
+      </w:r>
+      <w:r>
+        <w:rPr>
+          <w:rFonts w:ascii="B Lotus" w:hAnsi="B Lotus" w:cs="B Lotus"/>
+          <w:b w:val="0"/>
+          <w:sz w:val="28"/>
+          <w:rtl w:val="1"/>
+          <w:szCs w:val="28"/>
+          <w:lang w:val="fa-IR" w:bidi="fa-IR"/>
+        </w:rPr>
+        <w:t>نیز برای بررسی سازگاری روش پیشنهادی با سناریوهای امنیت داده حجیم به تحلیل تکمیلی اختصاص می‌یابد.</w:t>
+      </w:r>
+    </w:p>
+    <w:p>
+      <w:pPr>
+        <w:pStyle w:val="Heading3"/>
+        <w:widowControl/>
+        <w:bidi w:val="1"/>
+        <w:jc w:val="both"/>
+      </w:pPr>
+      <w:r>
+        <w:rPr>
+          <w:rFonts w:ascii="B Lotus" w:hAnsi="B Lotus" w:cs="B Lotus"/>
+          <w:b/>
+          <w:sz w:val="28"/>
+          <w:rtl w:val="1"/>
+          <w:szCs w:val="28"/>
+          <w:lang w:val="fa-IR" w:bidi="fa-IR"/>
+          <w:bCs w:val="1"/>
+        </w:rPr>
+        <w:t>۴–۲–۲. تقسیم‌بندی داده‌ها</w:t>
+      </w:r>
+    </w:p>
+    <w:p>
+      <w:pPr>
+        <w:widowControl/>
+        <w:bidi w:val="1"/>
+        <w:jc w:val="both"/>
+      </w:pPr>
+      <w:r>
+        <w:rPr>
+          <w:rFonts w:ascii="B Lotus" w:hAnsi="B Lotus" w:cs="B Lotus"/>
+          <w:b w:val="0"/>
+          <w:sz w:val="28"/>
+          <w:rtl w:val="1"/>
+          <w:szCs w:val="28"/>
+          <w:lang w:val="fa-IR" w:bidi="fa-IR"/>
+        </w:rPr>
+        <w:t xml:space="preserve">در هر مجموعه، داده‌ها به سه بخش تقسیم می‌شوند. مجموعه آموزش برای آموزش </w:t>
+      </w:r>
+      <w:r>
+        <w:rPr>
+          <w:rFonts w:ascii="Times New Roman" w:hAnsi="Times New Roman" w:cs="B Lotus"/>
+          <w:b w:val="0"/>
+          <w:sz w:val="24"/>
+          <w:rtl w:val="0"/>
+          <w:szCs w:val="28"/>
+          <w:lang w:val="en-US" w:bidi="fa-IR"/>
+        </w:rPr>
+        <w:t xml:space="preserve">U-Net </w:t>
+      </w:r>
+      <w:r>
+        <w:rPr>
+          <w:rFonts w:ascii="B Lotus" w:hAnsi="B Lotus" w:cs="B Lotus"/>
+          <w:b w:val="0"/>
+          <w:sz w:val="28"/>
+          <w:rtl w:val="1"/>
+          <w:szCs w:val="28"/>
+          <w:lang w:val="fa-IR" w:bidi="fa-IR"/>
+        </w:rPr>
+        <w:t>و در صورت نیاز تنظیم ماژول‌های پیشنهادی به کار می‌رود؛ مجموعه اعتبارسنجی برای تنظیم ابرپارامترها و پیشگیری از بیش‌برازش در نظر گرفته می‌شود؛ و مجموعه آزمون برای ارزیابی نهایی عملکرد روش پیشنهادی و مقایسه با روش‌های مرجع کنار گذاشته می‌شود. سهم هر بخش با توجه به اندازه مجموعه و مطابق رویه‌های مرسوم گزارش‌شده در مقالات [</w:t>
+      </w:r>
+      <w:r>
+        <w:rPr>
+          <w:rFonts w:ascii="Times New Roman" w:hAnsi="Times New Roman" w:cs="B Lotus"/>
+          <w:b w:val="0"/>
+          <w:sz w:val="24"/>
+          <w:rtl w:val="0"/>
+          <w:szCs w:val="28"/>
+          <w:lang w:val="en-US" w:bidi="fa-IR"/>
+        </w:rPr>
+        <w:t>1</w:t>
+      </w:r>
+      <w:r>
+        <w:rPr>
+          <w:rFonts w:ascii="B Lotus" w:hAnsi="B Lotus" w:cs="B Lotus"/>
+          <w:b w:val="0"/>
+          <w:sz w:val="28"/>
+          <w:rtl w:val="1"/>
+          <w:szCs w:val="28"/>
+          <w:lang w:val="fa-IR" w:bidi="fa-IR"/>
+        </w:rPr>
+        <w:t xml:space="preserve">، </w:t>
+      </w:r>
+      <w:r>
+        <w:rPr>
+          <w:rFonts w:ascii="Times New Roman" w:hAnsi="Times New Roman" w:cs="B Lotus"/>
+          <w:b w:val="0"/>
+          <w:sz w:val="24"/>
+          <w:rtl w:val="0"/>
+          <w:szCs w:val="28"/>
+          <w:lang w:val="en-US" w:bidi="fa-IR"/>
+        </w:rPr>
+        <w:t>2</w:t>
+      </w:r>
+      <w:r>
+        <w:rPr>
+          <w:rFonts w:ascii="B Lotus" w:hAnsi="B Lotus" w:cs="B Lotus"/>
+          <w:b w:val="0"/>
+          <w:sz w:val="28"/>
+          <w:rtl w:val="1"/>
+          <w:szCs w:val="28"/>
+          <w:lang w:val="fa-IR" w:bidi="fa-IR"/>
+        </w:rPr>
+        <w:t xml:space="preserve">، </w:t>
+      </w:r>
+      <w:r>
+        <w:rPr>
+          <w:rFonts w:ascii="Times New Roman" w:hAnsi="Times New Roman" w:cs="B Lotus"/>
+          <w:b w:val="0"/>
+          <w:sz w:val="24"/>
+          <w:rtl w:val="0"/>
+          <w:szCs w:val="28"/>
+          <w:lang w:val="en-US" w:bidi="fa-IR"/>
+        </w:rPr>
+        <w:t>6]</w:t>
+      </w:r>
+      <w:r>
+        <w:rPr>
+          <w:rFonts w:ascii="B Lotus" w:hAnsi="B Lotus" w:cs="B Lotus"/>
+          <w:b w:val="0"/>
+          <w:sz w:val="28"/>
+          <w:rtl w:val="1"/>
+          <w:szCs w:val="28"/>
+          <w:lang w:val="fa-IR" w:bidi="fa-IR"/>
+        </w:rPr>
+        <w:t>، برای نمونه تقسیم ۷۰ درصد آموزش، ۱۵ درصد اعتبارسنجی و ۱۵ درصد آزمون، تنظیم خواهد شد.</w:t>
+      </w:r>
+    </w:p>
+    <w:p>
+      <w:pPr>
+        <w:pStyle w:val="Heading2"/>
+        <w:widowControl/>
+        <w:bidi w:val="1"/>
+        <w:jc w:val="both"/>
+      </w:pPr>
+      <w:r>
+        <w:rPr>
+          <w:rFonts w:ascii="B Lotus" w:hAnsi="B Lotus" w:cs="B Lotus"/>
+          <w:b/>
+          <w:sz w:val="28"/>
+          <w:rtl w:val="1"/>
+          <w:szCs w:val="28"/>
+          <w:lang w:val="fa-IR" w:bidi="fa-IR"/>
+          <w:bCs w:val="1"/>
+        </w:rPr>
+        <w:t>۴–۳. محیط پیاده‌سازی و تنظیمات آزمایش</w:t>
+      </w:r>
+    </w:p>
+    <w:p>
+      <w:pPr>
+        <w:pStyle w:val="Heading3"/>
+        <w:widowControl/>
+        <w:bidi w:val="1"/>
+        <w:jc w:val="both"/>
+      </w:pPr>
+      <w:r>
+        <w:rPr>
+          <w:rFonts w:ascii="B Lotus" w:hAnsi="B Lotus" w:cs="B Lotus"/>
+          <w:b/>
+          <w:sz w:val="28"/>
+          <w:rtl w:val="1"/>
+          <w:szCs w:val="28"/>
+          <w:lang w:val="fa-IR" w:bidi="fa-IR"/>
+          <w:bCs w:val="1"/>
+        </w:rPr>
+        <w:t>۴–۳–۱. محیط نرم‌افزاری</w:t>
+      </w:r>
+    </w:p>
+    <w:p>
+      <w:pPr>
+        <w:widowControl/>
+        <w:bidi w:val="1"/>
+        <w:jc w:val="both"/>
+      </w:pPr>
+      <w:r>
+        <w:rPr>
+          <w:rFonts w:ascii="B Lotus" w:hAnsi="B Lotus" w:cs="B Lotus"/>
+          <w:b w:val="0"/>
+          <w:sz w:val="28"/>
+          <w:rtl w:val="1"/>
+          <w:szCs w:val="28"/>
+          <w:lang w:val="fa-IR" w:bidi="fa-IR"/>
+        </w:rPr>
+        <w:t xml:space="preserve">پیاده‌سازی اصلی روش پیشنهادی در محیط پایتون انجام می‌شود. کتابخانه یادگیری عمیق </w:t>
+      </w:r>
+      <w:r>
+        <w:rPr>
+          <w:rFonts w:ascii="Times New Roman" w:hAnsi="Times New Roman" w:cs="B Lotus"/>
+          <w:b w:val="0"/>
+          <w:sz w:val="24"/>
+          <w:rtl w:val="0"/>
+          <w:szCs w:val="28"/>
+          <w:lang w:val="en-US" w:bidi="fa-IR"/>
+        </w:rPr>
+        <w:t xml:space="preserve">PyTorch </w:t>
+      </w:r>
+      <w:r>
+        <w:rPr>
+          <w:rFonts w:ascii="B Lotus" w:hAnsi="B Lotus" w:cs="B Lotus"/>
+          <w:b w:val="0"/>
+          <w:sz w:val="28"/>
+          <w:rtl w:val="1"/>
+          <w:szCs w:val="28"/>
+          <w:lang w:val="fa-IR" w:bidi="fa-IR"/>
+        </w:rPr>
+        <w:t>همان‌گونه به کار گرفته می‌شود که در برخی کارهای مرتبط [</w:t>
+      </w:r>
+      <w:r>
+        <w:rPr>
+          <w:rFonts w:ascii="Times New Roman" w:hAnsi="Times New Roman" w:cs="B Lotus"/>
+          <w:b w:val="0"/>
+          <w:sz w:val="24"/>
+          <w:rtl w:val="0"/>
+          <w:szCs w:val="28"/>
+          <w:lang w:val="en-US" w:bidi="fa-IR"/>
+        </w:rPr>
+        <w:t>1</w:t>
+      </w:r>
+      <w:r>
+        <w:rPr>
+          <w:rFonts w:ascii="B Lotus" w:hAnsi="B Lotus" w:cs="B Lotus"/>
+          <w:b w:val="0"/>
+          <w:sz w:val="28"/>
+          <w:rtl w:val="1"/>
+          <w:szCs w:val="28"/>
+          <w:lang w:val="fa-IR" w:bidi="fa-IR"/>
+        </w:rPr>
+        <w:t xml:space="preserve">، </w:t>
+      </w:r>
+      <w:r>
+        <w:rPr>
+          <w:rFonts w:ascii="Times New Roman" w:hAnsi="Times New Roman" w:cs="B Lotus"/>
+          <w:b w:val="0"/>
+          <w:sz w:val="24"/>
+          <w:rtl w:val="0"/>
+          <w:szCs w:val="28"/>
+          <w:lang w:val="en-US" w:bidi="fa-IR"/>
+        </w:rPr>
+        <w:t xml:space="preserve">6] </w:t>
+      </w:r>
+      <w:r>
+        <w:rPr>
+          <w:rFonts w:ascii="B Lotus" w:hAnsi="B Lotus" w:cs="B Lotus"/>
+          <w:b w:val="0"/>
+          <w:sz w:val="28"/>
+          <w:rtl w:val="1"/>
+          <w:szCs w:val="28"/>
+          <w:lang w:val="fa-IR" w:bidi="fa-IR"/>
+        </w:rPr>
+        <w:t xml:space="preserve">استفاده شده است و برای پردازش تصویر از </w:t>
+      </w:r>
+      <w:r>
+        <w:rPr>
+          <w:rFonts w:ascii="Times New Roman" w:hAnsi="Times New Roman" w:cs="B Lotus"/>
+          <w:b w:val="0"/>
+          <w:sz w:val="24"/>
+          <w:rtl w:val="0"/>
+          <w:szCs w:val="28"/>
+          <w:lang w:val="en-US" w:bidi="fa-IR"/>
+        </w:rPr>
+        <w:t xml:space="preserve">OpenCV </w:t>
+      </w:r>
+      <w:r>
+        <w:rPr>
+          <w:rFonts w:ascii="B Lotus" w:hAnsi="B Lotus" w:cs="B Lotus"/>
+          <w:b w:val="0"/>
+          <w:sz w:val="28"/>
+          <w:rtl w:val="1"/>
+          <w:szCs w:val="28"/>
+          <w:lang w:val="fa-IR" w:bidi="fa-IR"/>
+        </w:rPr>
+        <w:t xml:space="preserve">و کتابخانه‌های استاندارد پایتون بهره گرفته می‌شود. ابزارهای تکمیلی نیز در دسترس خواهند بود: کتابخانه‌های رمزنگاری و درهم‌ساز برای پیاده‌سازی </w:t>
+      </w:r>
+      <w:r>
+        <w:rPr>
+          <w:rFonts w:ascii="Times New Roman" w:hAnsi="Times New Roman" w:cs="B Lotus"/>
+          <w:b w:val="0"/>
+          <w:sz w:val="24"/>
+          <w:rtl w:val="0"/>
+          <w:szCs w:val="28"/>
+          <w:lang w:val="en-US" w:bidi="fa-IR"/>
+        </w:rPr>
+        <w:t xml:space="preserve">SHA-256 </w:t>
+      </w:r>
+      <w:r>
+        <w:rPr>
+          <w:rFonts w:ascii="B Lotus" w:hAnsi="B Lotus" w:cs="B Lotus"/>
+          <w:b w:val="0"/>
+          <w:sz w:val="28"/>
+          <w:rtl w:val="1"/>
+          <w:szCs w:val="28"/>
+          <w:lang w:val="fa-IR" w:bidi="fa-IR"/>
+        </w:rPr>
+        <w:t xml:space="preserve">و سایر توابع مورد نیاز، و در صورت لزوم </w:t>
+      </w:r>
+      <w:r>
+        <w:rPr>
+          <w:rFonts w:ascii="Times New Roman" w:hAnsi="Times New Roman" w:cs="B Lotus"/>
+          <w:b w:val="0"/>
+          <w:sz w:val="24"/>
+          <w:rtl w:val="0"/>
+          <w:szCs w:val="28"/>
+          <w:lang w:val="en-US" w:bidi="fa-IR"/>
+        </w:rPr>
+        <w:t xml:space="preserve">MATLAB </w:t>
+      </w:r>
+      <w:r>
+        <w:rPr>
+          <w:rFonts w:ascii="B Lotus" w:hAnsi="B Lotus" w:cs="B Lotus"/>
+          <w:b w:val="0"/>
+          <w:sz w:val="28"/>
+          <w:rtl w:val="1"/>
+          <w:szCs w:val="28"/>
+          <w:lang w:val="fa-IR" w:bidi="fa-IR"/>
+        </w:rPr>
+        <w:t>برای بازتولید بخشی از الگوریتم‌های مرجع به منظور مقایسه، مشابه محیط به‌کاررفته در [</w:t>
+      </w:r>
+      <w:r>
+        <w:rPr>
+          <w:rFonts w:ascii="Times New Roman" w:hAnsi="Times New Roman" w:cs="B Lotus"/>
+          <w:b w:val="0"/>
+          <w:sz w:val="24"/>
+          <w:rtl w:val="0"/>
+          <w:szCs w:val="28"/>
+          <w:lang w:val="en-US" w:bidi="fa-IR"/>
+        </w:rPr>
+        <w:t>2–4].</w:t>
+      </w:r>
+    </w:p>
+    <w:p>
+      <w:pPr>
+        <w:pStyle w:val="Heading3"/>
+        <w:widowControl/>
+        <w:bidi w:val="1"/>
+        <w:jc w:val="both"/>
+      </w:pPr>
+      <w:r>
+        <w:rPr>
+          <w:rFonts w:ascii="B Lotus" w:hAnsi="B Lotus" w:cs="B Lotus"/>
+          <w:b/>
+          <w:sz w:val="28"/>
+          <w:rtl w:val="1"/>
+          <w:szCs w:val="28"/>
+          <w:lang w:val="fa-IR" w:bidi="fa-IR"/>
+          <w:bCs w:val="1"/>
+        </w:rPr>
+        <w:t>۴–۳–۲. محیط سخت‌افزاری</w:t>
+      </w:r>
+    </w:p>
+    <w:p>
+      <w:pPr>
+        <w:widowControl/>
+        <w:bidi w:val="1"/>
+        <w:jc w:val="both"/>
+      </w:pPr>
+      <w:r>
+        <w:rPr>
+          <w:rFonts w:ascii="B Lotus" w:hAnsi="B Lotus" w:cs="B Lotus"/>
+          <w:b w:val="0"/>
+          <w:sz w:val="28"/>
+          <w:rtl w:val="1"/>
+          <w:szCs w:val="28"/>
+          <w:lang w:val="fa-IR" w:bidi="fa-IR"/>
+        </w:rPr>
+        <w:t xml:space="preserve">برای آموزش و ارزیابی شبکه </w:t>
+      </w:r>
+      <w:r>
+        <w:rPr>
+          <w:rFonts w:ascii="Times New Roman" w:hAnsi="Times New Roman" w:cs="B Lotus"/>
+          <w:b w:val="0"/>
+          <w:sz w:val="24"/>
+          <w:rtl w:val="0"/>
+          <w:szCs w:val="28"/>
+          <w:lang w:val="en-US" w:bidi="fa-IR"/>
+        </w:rPr>
+        <w:t xml:space="preserve">U-Net </w:t>
+      </w:r>
+      <w:r>
+        <w:rPr>
+          <w:rFonts w:ascii="B Lotus" w:hAnsi="B Lotus" w:cs="B Lotus"/>
+          <w:b w:val="0"/>
+          <w:sz w:val="28"/>
+          <w:rtl w:val="1"/>
+          <w:szCs w:val="28"/>
+          <w:lang w:val="fa-IR" w:bidi="fa-IR"/>
+        </w:rPr>
+        <w:t xml:space="preserve">و اجرای آزمایش‌ها از ترکیبی از منابع استفاده می‌شود. سامانه‌های مجهز به پردازنده گرافیکی، مانند </w:t>
+      </w:r>
+      <w:r>
+        <w:rPr>
+          <w:rFonts w:ascii="Times New Roman" w:hAnsi="Times New Roman" w:cs="B Lotus"/>
+          <w:b w:val="0"/>
+          <w:sz w:val="24"/>
+          <w:rtl w:val="0"/>
+          <w:szCs w:val="28"/>
+          <w:lang w:val="en-US" w:bidi="fa-IR"/>
+        </w:rPr>
+        <w:t xml:space="preserve">Google Colab </w:t>
+      </w:r>
+      <w:r>
+        <w:rPr>
+          <w:rFonts w:ascii="B Lotus" w:hAnsi="B Lotus" w:cs="B Lotus"/>
+          <w:b w:val="0"/>
+          <w:sz w:val="28"/>
+          <w:rtl w:val="1"/>
+          <w:szCs w:val="28"/>
+          <w:lang w:val="fa-IR" w:bidi="fa-IR"/>
+        </w:rPr>
+        <w:t xml:space="preserve">یا سرورهای محلی با کارت‌های </w:t>
+      </w:r>
+      <w:r>
+        <w:rPr>
+          <w:rFonts w:ascii="Times New Roman" w:hAnsi="Times New Roman" w:cs="B Lotus"/>
+          <w:b w:val="0"/>
+          <w:sz w:val="24"/>
+          <w:rtl w:val="0"/>
+          <w:szCs w:val="28"/>
+          <w:lang w:val="en-US" w:bidi="fa-IR"/>
+        </w:rPr>
+        <w:t>NVIDIA RTX</w:t>
+      </w:r>
+      <w:r>
+        <w:rPr>
+          <w:rFonts w:ascii="B Lotus" w:hAnsi="B Lotus" w:cs="B Lotus"/>
+          <w:b w:val="0"/>
+          <w:sz w:val="28"/>
+          <w:rtl w:val="1"/>
+          <w:szCs w:val="28"/>
+          <w:lang w:val="fa-IR" w:bidi="fa-IR"/>
+        </w:rPr>
+        <w:t xml:space="preserve">، آموزش </w:t>
+      </w:r>
+      <w:r>
+        <w:rPr>
+          <w:rFonts w:ascii="Times New Roman" w:hAnsi="Times New Roman" w:cs="B Lotus"/>
+          <w:b w:val="0"/>
+          <w:sz w:val="24"/>
+          <w:rtl w:val="0"/>
+          <w:szCs w:val="28"/>
+          <w:lang w:val="en-US" w:bidi="fa-IR"/>
+        </w:rPr>
+        <w:t xml:space="preserve">U-Net </w:t>
+      </w:r>
+      <w:r>
+        <w:rPr>
+          <w:rFonts w:ascii="B Lotus" w:hAnsi="B Lotus" w:cs="B Lotus"/>
+          <w:b w:val="0"/>
+          <w:sz w:val="28"/>
+          <w:rtl w:val="1"/>
+          <w:szCs w:val="28"/>
+          <w:lang w:val="fa-IR" w:bidi="fa-IR"/>
+        </w:rPr>
+        <w:t>و بخش‌های عمیق را تسریع می‌کنند و پردازنده‌های چند هسته‌ای برای اجرای بخش‌های سبک‌تر الگوریتم، مانند تولید توالی‌های آشوبی و پنهان‌نگاری مبتنی بر برجستگی بصری، به کار گرفته می‌شوند. این انتخاب با محیط‌های گزارش‌شده در مقالات مرجع هم‌راستاست؛ برای نمونه [</w:t>
+      </w:r>
+      <w:r>
+        <w:rPr>
+          <w:rFonts w:ascii="Times New Roman" w:hAnsi="Times New Roman" w:cs="B Lotus"/>
+          <w:b w:val="0"/>
+          <w:sz w:val="24"/>
+          <w:rtl w:val="0"/>
+          <w:szCs w:val="28"/>
+          <w:lang w:val="en-US" w:bidi="fa-IR"/>
+        </w:rPr>
+        <w:t xml:space="preserve">1] </w:t>
+      </w:r>
+      <w:r>
+        <w:rPr>
+          <w:rFonts w:ascii="B Lotus" w:hAnsi="B Lotus" w:cs="B Lotus"/>
+          <w:b w:val="0"/>
+          <w:sz w:val="28"/>
+          <w:rtl w:val="1"/>
+          <w:szCs w:val="28"/>
+          <w:lang w:val="fa-IR" w:bidi="fa-IR"/>
+        </w:rPr>
+        <w:t xml:space="preserve">از </w:t>
+      </w:r>
+      <w:r>
+        <w:rPr>
+          <w:rFonts w:ascii="Times New Roman" w:hAnsi="Times New Roman" w:cs="B Lotus"/>
+          <w:b w:val="0"/>
+          <w:sz w:val="24"/>
+          <w:rtl w:val="0"/>
+          <w:szCs w:val="28"/>
+          <w:lang w:val="en-US" w:bidi="fa-IR"/>
+        </w:rPr>
+        <w:t xml:space="preserve">MATLAB </w:t>
+      </w:r>
+      <w:r>
+        <w:rPr>
+          <w:rFonts w:ascii="B Lotus" w:hAnsi="B Lotus" w:cs="B Lotus"/>
+          <w:b w:val="0"/>
+          <w:sz w:val="28"/>
+          <w:rtl w:val="1"/>
+          <w:szCs w:val="28"/>
+          <w:lang w:val="fa-IR" w:bidi="fa-IR"/>
+        </w:rPr>
+        <w:t>و پلتفرم‌های محاسباتی مدرن برای رمزنگاری و [</w:t>
+      </w:r>
+      <w:r>
+        <w:rPr>
+          <w:rFonts w:ascii="Times New Roman" w:hAnsi="Times New Roman" w:cs="B Lotus"/>
+          <w:b w:val="0"/>
+          <w:sz w:val="24"/>
+          <w:rtl w:val="0"/>
+          <w:szCs w:val="28"/>
+          <w:lang w:val="en-US" w:bidi="fa-IR"/>
+        </w:rPr>
+        <w:t xml:space="preserve">6] </w:t>
+      </w:r>
+      <w:r>
+        <w:rPr>
+          <w:rFonts w:ascii="B Lotus" w:hAnsi="B Lotus" w:cs="B Lotus"/>
+          <w:b w:val="0"/>
+          <w:sz w:val="28"/>
+          <w:rtl w:val="1"/>
+          <w:szCs w:val="28"/>
+          <w:lang w:val="fa-IR" w:bidi="fa-IR"/>
+        </w:rPr>
+        <w:t xml:space="preserve">از سخت‌افزار لبه‌ای </w:t>
+      </w:r>
+      <w:r>
+        <w:rPr>
+          <w:rFonts w:ascii="Times New Roman" w:hAnsi="Times New Roman" w:cs="B Lotus"/>
+          <w:b w:val="0"/>
+          <w:sz w:val="24"/>
+          <w:rtl w:val="0"/>
+          <w:szCs w:val="28"/>
+          <w:lang w:val="en-US" w:bidi="fa-IR"/>
+        </w:rPr>
+        <w:t xml:space="preserve">NVIDIA Jetson TX2 </w:t>
+      </w:r>
+      <w:r>
+        <w:rPr>
+          <w:rFonts w:ascii="B Lotus" w:hAnsi="B Lotus" w:cs="B Lotus"/>
+          <w:b w:val="0"/>
+          <w:sz w:val="28"/>
+          <w:rtl w:val="1"/>
+          <w:szCs w:val="28"/>
+          <w:lang w:val="fa-IR" w:bidi="fa-IR"/>
+        </w:rPr>
+        <w:t>برای پنهان‌نگاری عمیق بهره گرفته است.</w:t>
+      </w:r>
+    </w:p>
+    <w:p>
+      <w:pPr>
+        <w:pStyle w:val="Heading3"/>
+        <w:widowControl/>
+        <w:bidi w:val="1"/>
+        <w:jc w:val="both"/>
+      </w:pPr>
+      <w:r>
+        <w:rPr>
+          <w:rFonts w:ascii="B Lotus" w:hAnsi="B Lotus" w:cs="B Lotus"/>
+          <w:b/>
+          <w:sz w:val="28"/>
+          <w:rtl w:val="1"/>
+          <w:szCs w:val="28"/>
+          <w:lang w:val="fa-IR" w:bidi="fa-IR"/>
+          <w:bCs w:val="1"/>
+        </w:rPr>
+        <w:t xml:space="preserve">۴–۳–۳. پیکربندی آموزش </w:t>
+      </w:r>
+      <w:r>
+        <w:rPr>
+          <w:rFonts w:ascii="Times New Roman" w:hAnsi="Times New Roman" w:cs="B Lotus"/>
+          <w:b/>
+          <w:sz w:val="24"/>
+          <w:rtl w:val="0"/>
+          <w:szCs w:val="28"/>
+          <w:lang w:val="en-US" w:bidi="fa-IR"/>
+          <w:bCs w:val="1"/>
+        </w:rPr>
+        <w:t>U-Net</w:t>
+      </w:r>
+    </w:p>
+    <w:p>
+      <w:pPr>
+        <w:widowControl/>
+        <w:bidi w:val="1"/>
+        <w:jc w:val="both"/>
+      </w:pPr>
+      <w:r>
+        <w:rPr>
+          <w:rFonts w:ascii="B Lotus" w:hAnsi="B Lotus" w:cs="B Lotus"/>
+          <w:b w:val="0"/>
+          <w:sz w:val="28"/>
+          <w:rtl w:val="1"/>
+          <w:szCs w:val="28"/>
+          <w:lang w:val="fa-IR" w:bidi="fa-IR"/>
+        </w:rPr>
+        <w:t xml:space="preserve">پیکربندی آموزش </w:t>
+      </w:r>
+      <w:r>
+        <w:rPr>
+          <w:rFonts w:ascii="Times New Roman" w:hAnsi="Times New Roman" w:cs="B Lotus"/>
+          <w:b w:val="0"/>
+          <w:sz w:val="24"/>
+          <w:rtl w:val="0"/>
+          <w:szCs w:val="28"/>
+          <w:lang w:val="en-US" w:bidi="fa-IR"/>
+        </w:rPr>
+        <w:t xml:space="preserve">U-Net </w:t>
+      </w:r>
+      <w:r>
+        <w:rPr>
+          <w:rFonts w:ascii="B Lotus" w:hAnsi="B Lotus" w:cs="B Lotus"/>
+          <w:b w:val="0"/>
+          <w:sz w:val="28"/>
+          <w:rtl w:val="1"/>
+          <w:szCs w:val="28"/>
+          <w:lang w:val="fa-IR" w:bidi="fa-IR"/>
+        </w:rPr>
+        <w:t>بر اساس اصول گزارش‌شده در [</w:t>
+      </w:r>
+      <w:r>
+        <w:rPr>
+          <w:rFonts w:ascii="Times New Roman" w:hAnsi="Times New Roman" w:cs="B Lotus"/>
+          <w:b w:val="0"/>
+          <w:sz w:val="24"/>
+          <w:rtl w:val="0"/>
+          <w:szCs w:val="28"/>
+          <w:lang w:val="en-US" w:bidi="fa-IR"/>
+        </w:rPr>
+        <w:t xml:space="preserve">1] </w:t>
+      </w:r>
+      <w:r>
+        <w:rPr>
+          <w:rFonts w:ascii="B Lotus" w:hAnsi="B Lotus" w:cs="B Lotus"/>
+          <w:b w:val="0"/>
+          <w:sz w:val="28"/>
+          <w:rtl w:val="1"/>
+          <w:szCs w:val="28"/>
+          <w:lang w:val="fa-IR" w:bidi="fa-IR"/>
+        </w:rPr>
+        <w:t xml:space="preserve">و سایر کارهای ناحیه‌بندی پزشکی تنظیم می‌شود. تابع هزینه از نوع آنتروپی متقاطع دودویی یا ترکیب آن با </w:t>
+      </w:r>
+      <w:r>
+        <w:rPr>
+          <w:rFonts w:ascii="Times New Roman" w:hAnsi="Times New Roman" w:cs="B Lotus"/>
+          <w:b w:val="0"/>
+          <w:sz w:val="24"/>
+          <w:rtl w:val="0"/>
+          <w:szCs w:val="28"/>
+          <w:lang w:val="en-US" w:bidi="fa-IR"/>
+        </w:rPr>
+        <w:t xml:space="preserve">Dice Loss </w:t>
+      </w:r>
+      <w:r>
+        <w:rPr>
+          <w:rFonts w:ascii="B Lotus" w:hAnsi="B Lotus" w:cs="B Lotus"/>
+          <w:b w:val="0"/>
+          <w:sz w:val="28"/>
+          <w:rtl w:val="1"/>
+          <w:szCs w:val="28"/>
+          <w:lang w:val="fa-IR" w:bidi="fa-IR"/>
+        </w:rPr>
+        <w:t xml:space="preserve">برای ناحیه‌بندی دودویی انتخاب می‌شود، بهینه‌ساز </w:t>
+      </w:r>
+      <w:r>
+        <w:rPr>
+          <w:rFonts w:ascii="Times New Roman" w:hAnsi="Times New Roman" w:cs="B Lotus"/>
+          <w:b w:val="0"/>
+          <w:sz w:val="24"/>
+          <w:rtl w:val="0"/>
+          <w:szCs w:val="28"/>
+          <w:lang w:val="en-US" w:bidi="fa-IR"/>
+        </w:rPr>
+        <w:t xml:space="preserve">Adam </w:t>
+      </w:r>
+      <w:r>
+        <w:rPr>
+          <w:rFonts w:ascii="B Lotus" w:hAnsi="B Lotus" w:cs="B Lotus"/>
+          <w:b w:val="0"/>
+          <w:sz w:val="28"/>
+          <w:rtl w:val="1"/>
+          <w:szCs w:val="28"/>
+          <w:lang w:val="fa-IR" w:bidi="fa-IR"/>
+        </w:rPr>
+        <w:t xml:space="preserve">است و نرخ یادگیری اولیه و برنامه کاهش آن بر پایه نتایج اعتبارسنجی تعیین می‌گردد. در طول آموزش نیز معیارهای </w:t>
+      </w:r>
+      <w:r>
+        <w:rPr>
+          <w:rFonts w:ascii="Times New Roman" w:hAnsi="Times New Roman" w:cs="B Lotus"/>
+          <w:b w:val="0"/>
+          <w:sz w:val="24"/>
+          <w:rtl w:val="0"/>
+          <w:szCs w:val="28"/>
+          <w:lang w:val="en-US" w:bidi="fa-IR"/>
+        </w:rPr>
+        <w:t>IoU</w:t>
+      </w:r>
+      <w:r>
+        <w:rPr>
+          <w:rFonts w:ascii="B Lotus" w:hAnsi="B Lotus" w:cs="B Lotus"/>
+          <w:b w:val="0"/>
+          <w:sz w:val="28"/>
+          <w:rtl w:val="1"/>
+          <w:szCs w:val="28"/>
+          <w:lang w:val="fa-IR" w:bidi="fa-IR"/>
+        </w:rPr>
+        <w:t xml:space="preserve">، ضریب </w:t>
+      </w:r>
+      <w:r>
+        <w:rPr>
+          <w:rFonts w:ascii="Times New Roman" w:hAnsi="Times New Roman" w:cs="B Lotus"/>
+          <w:b w:val="0"/>
+          <w:sz w:val="24"/>
+          <w:rtl w:val="0"/>
+          <w:szCs w:val="28"/>
+          <w:lang w:val="en-US" w:bidi="fa-IR"/>
+        </w:rPr>
+        <w:t xml:space="preserve">Dice </w:t>
+      </w:r>
+      <w:r>
+        <w:rPr>
+          <w:rFonts w:ascii="B Lotus" w:hAnsi="B Lotus" w:cs="B Lotus"/>
+          <w:b w:val="0"/>
+          <w:sz w:val="28"/>
+          <w:rtl w:val="1"/>
+          <w:szCs w:val="28"/>
+          <w:lang w:val="fa-IR" w:bidi="fa-IR"/>
+        </w:rPr>
+        <w:t>و دقت پایش خواهند شد. هدف این مرحله دستیابی به کیفیت ناحیه‌بندی قابل قبول است تا استخراج ویژگی‌های آماری و تولید کلیدهای پویا بر مبنای آن انجام شود [</w:t>
+      </w:r>
+      <w:r>
+        <w:rPr>
+          <w:rFonts w:ascii="Times New Roman" w:hAnsi="Times New Roman" w:cs="B Lotus"/>
+          <w:b w:val="0"/>
+          <w:sz w:val="24"/>
+          <w:rtl w:val="0"/>
+          <w:szCs w:val="28"/>
+          <w:lang w:val="en-US" w:bidi="fa-IR"/>
+        </w:rPr>
+        <w:t>1].</w:t>
+      </w:r>
+    </w:p>
+    <w:p>
+      <w:pPr>
+        <w:pStyle w:val="Heading2"/>
+        <w:widowControl/>
+        <w:bidi w:val="1"/>
+        <w:jc w:val="both"/>
+      </w:pPr>
+      <w:r>
+        <w:rPr>
+          <w:rFonts w:ascii="B Lotus" w:hAnsi="B Lotus" w:cs="B Lotus"/>
+          <w:b/>
+          <w:sz w:val="28"/>
+          <w:rtl w:val="1"/>
+          <w:szCs w:val="28"/>
+          <w:lang w:val="fa-IR" w:bidi="fa-IR"/>
+          <w:bCs w:val="1"/>
+        </w:rPr>
+        <w:t>۴–۴. معیارهای ارزیابی</w:t>
+      </w:r>
+    </w:p>
+    <w:p>
+      <w:pPr>
+        <w:widowControl/>
+        <w:bidi w:val="1"/>
+        <w:jc w:val="both"/>
+      </w:pPr>
+      <w:r>
+        <w:rPr>
+          <w:rFonts w:ascii="B Lotus" w:hAnsi="B Lotus" w:cs="B Lotus"/>
+          <w:b w:val="0"/>
+          <w:sz w:val="28"/>
+          <w:rtl w:val="1"/>
+          <w:szCs w:val="28"/>
+          <w:lang w:val="fa-IR" w:bidi="fa-IR"/>
+        </w:rPr>
+        <w:t>ارزیابی روش پیشنهادی بر مجموعه‌ای از معیارهای کمّی استوار است که در ادبیات رمزنگاری و پنهان‌نگاری تصویر رایج‌اند و با معیارهای گزارش‌شده در مقالات مرجع [</w:t>
+      </w:r>
+      <w:r>
+        <w:rPr>
+          <w:rFonts w:ascii="Times New Roman" w:hAnsi="Times New Roman" w:cs="B Lotus"/>
+          <w:b w:val="0"/>
+          <w:sz w:val="24"/>
+          <w:rtl w:val="0"/>
+          <w:szCs w:val="28"/>
+          <w:lang w:val="en-US" w:bidi="fa-IR"/>
+        </w:rPr>
+        <w:t xml:space="preserve">1–6] </w:t>
+      </w:r>
+      <w:r>
+        <w:rPr>
+          <w:rFonts w:ascii="B Lotus" w:hAnsi="B Lotus" w:cs="B Lotus"/>
+          <w:b w:val="0"/>
+          <w:sz w:val="28"/>
+          <w:rtl w:val="1"/>
+          <w:szCs w:val="28"/>
+          <w:lang w:val="fa-IR" w:bidi="fa-IR"/>
+        </w:rPr>
+        <w:t>هم‌پوشانی دارند.</w:t>
+      </w:r>
+    </w:p>
+    <w:p>
+      <w:pPr>
+        <w:pStyle w:val="Heading3"/>
+        <w:widowControl/>
+        <w:bidi w:val="1"/>
+        <w:jc w:val="both"/>
+      </w:pPr>
+      <w:r>
+        <w:rPr>
+          <w:rFonts w:ascii="B Lotus" w:hAnsi="B Lotus" w:cs="B Lotus"/>
+          <w:b/>
+          <w:sz w:val="28"/>
+          <w:rtl w:val="1"/>
+          <w:szCs w:val="28"/>
+          <w:lang w:val="fa-IR" w:bidi="fa-IR"/>
+          <w:bCs w:val="1"/>
+        </w:rPr>
+        <w:t>۴–۴–۱. معیارهای امنیتی</w:t>
+      </w:r>
+    </w:p>
+    <w:p>
+      <w:pPr>
+        <w:widowControl/>
+        <w:bidi w:val="1"/>
+        <w:jc w:val="both"/>
+      </w:pPr>
+      <w:r>
+        <w:rPr>
+          <w:rFonts w:ascii="B Lotus" w:hAnsi="B Lotus" w:cs="B Lotus"/>
+          <w:b w:val="0"/>
+          <w:sz w:val="28"/>
+          <w:rtl w:val="1"/>
+          <w:szCs w:val="28"/>
+          <w:lang w:val="fa-IR" w:bidi="fa-IR"/>
+        </w:rPr>
+        <w:t>آنتروپی شانون برای سنجش میزان تصادفی‌بودن توزیع شدت پیکسل‌ها در تصویر رمزشده به کار می‌رود؛ مقدار ایده‌آل برای تصاویر هشت‌بیتی ۸ است و مقادیر نزدیک به این حد در کارهای [</w:t>
+      </w:r>
+      <w:r>
+        <w:rPr>
+          <w:rFonts w:ascii="Times New Roman" w:hAnsi="Times New Roman" w:cs="B Lotus"/>
+          <w:b w:val="0"/>
+          <w:sz w:val="24"/>
+          <w:rtl w:val="0"/>
+          <w:szCs w:val="28"/>
+          <w:lang w:val="en-US" w:bidi="fa-IR"/>
+        </w:rPr>
+        <w:t xml:space="preserve">1–4] </w:t>
+      </w:r>
+      <w:r>
+        <w:rPr>
+          <w:rFonts w:ascii="B Lotus" w:hAnsi="B Lotus" w:cs="B Lotus"/>
+          <w:b w:val="0"/>
+          <w:sz w:val="28"/>
+          <w:rtl w:val="1"/>
+          <w:szCs w:val="28"/>
+          <w:lang w:val="fa-IR" w:bidi="fa-IR"/>
+        </w:rPr>
+        <w:t>گزارش شده‌اند. ضریب همبستگی پیکسل‌های مجاور نیز در سه جهت افقی، عمودی و قطری، برای تصویر ساده و رمزشده محاسبه می‌شود؛ هدف، رسیدن به همبستگی نزدیک به صفر در تصویر رمزشده است و نتایج مشابهی در [</w:t>
+      </w:r>
+      <w:r>
+        <w:rPr>
+          <w:rFonts w:ascii="Times New Roman" w:hAnsi="Times New Roman" w:cs="B Lotus"/>
+          <w:b w:val="0"/>
+          <w:sz w:val="24"/>
+          <w:rtl w:val="0"/>
+          <w:szCs w:val="28"/>
+          <w:lang w:val="en-US" w:bidi="fa-IR"/>
+        </w:rPr>
+        <w:t xml:space="preserve">1–3] </w:t>
+      </w:r>
+      <w:r>
+        <w:rPr>
+          <w:rFonts w:ascii="B Lotus" w:hAnsi="B Lotus" w:cs="B Lotus"/>
+          <w:b w:val="0"/>
+          <w:sz w:val="28"/>
+          <w:rtl w:val="1"/>
+          <w:szCs w:val="28"/>
+          <w:lang w:val="fa-IR" w:bidi="fa-IR"/>
+        </w:rPr>
+        <w:t>گزارش شده است.</w:t>
+      </w:r>
+    </w:p>
+    <w:p>
+      <w:pPr>
+        <w:widowControl/>
+        <w:bidi w:val="1"/>
+        <w:jc w:val="both"/>
+      </w:pPr>
+      <w:r>
+        <w:rPr>
+          <w:rFonts w:ascii="B Lotus" w:hAnsi="B Lotus" w:cs="B Lotus"/>
+          <w:b w:val="0"/>
+          <w:sz w:val="28"/>
+          <w:rtl w:val="1"/>
+          <w:szCs w:val="28"/>
+          <w:lang w:val="fa-IR" w:bidi="fa-IR"/>
+        </w:rPr>
+        <w:t>دو شاخص دیگر حساسیت تفاضلی را می‌سنجند. نرخ تغییر پیکسل‌ها (</w:t>
+      </w:r>
+      <w:r>
+        <w:rPr>
+          <w:rFonts w:ascii="Times New Roman" w:hAnsi="Times New Roman" w:cs="B Lotus"/>
+          <w:b w:val="0"/>
+          <w:sz w:val="24"/>
+          <w:rtl w:val="0"/>
+          <w:szCs w:val="28"/>
+          <w:lang w:val="en-US" w:bidi="fa-IR"/>
+        </w:rPr>
+        <w:t xml:space="preserve">NPCR) </w:t>
+      </w:r>
+      <w:r>
+        <w:rPr>
+          <w:rFonts w:ascii="B Lotus" w:hAnsi="B Lotus" w:cs="B Lotus"/>
+          <w:b w:val="0"/>
+          <w:sz w:val="28"/>
+          <w:rtl w:val="1"/>
+          <w:szCs w:val="28"/>
+          <w:lang w:val="fa-IR" w:bidi="fa-IR"/>
+        </w:rPr>
+        <w:t>برای سنجش حساسیت طرح نسبت به تغییرات کوچک در تصویر ساده، یعنی سناریوی حمله تفاضلی، به کار می‌رود و مقادیر نزدیک به ۹۹٫۶ درصد در کارهای [</w:t>
+      </w:r>
+      <w:r>
+        <w:rPr>
+          <w:rFonts w:ascii="Times New Roman" w:hAnsi="Times New Roman" w:cs="B Lotus"/>
+          <w:b w:val="0"/>
+          <w:sz w:val="24"/>
+          <w:rtl w:val="0"/>
+          <w:szCs w:val="28"/>
+          <w:lang w:val="en-US" w:bidi="fa-IR"/>
+        </w:rPr>
+        <w:t xml:space="preserve">1–4] </w:t>
+      </w:r>
+      <w:r>
+        <w:rPr>
+          <w:rFonts w:ascii="B Lotus" w:hAnsi="B Lotus" w:cs="B Lotus"/>
+          <w:b w:val="0"/>
+          <w:sz w:val="28"/>
+          <w:rtl w:val="1"/>
+          <w:szCs w:val="28"/>
+          <w:lang w:val="fa-IR" w:bidi="fa-IR"/>
+        </w:rPr>
+        <w:t>به عنوان عملکرد مطلوب گزارش شده‌اند. میانگین یکپارچه شدت تغییرات (</w:t>
+      </w:r>
+      <w:r>
+        <w:rPr>
+          <w:rFonts w:ascii="Times New Roman" w:hAnsi="Times New Roman" w:cs="B Lotus"/>
+          <w:b w:val="0"/>
+          <w:sz w:val="24"/>
+          <w:rtl w:val="0"/>
+          <w:szCs w:val="28"/>
+          <w:lang w:val="en-US" w:bidi="fa-IR"/>
+        </w:rPr>
+        <w:t xml:space="preserve">UACI) </w:t>
+      </w:r>
+      <w:r>
+        <w:rPr>
+          <w:rFonts w:ascii="B Lotus" w:hAnsi="B Lotus" w:cs="B Lotus"/>
+          <w:b w:val="0"/>
+          <w:sz w:val="28"/>
+          <w:rtl w:val="1"/>
+          <w:szCs w:val="28"/>
+          <w:lang w:val="fa-IR" w:bidi="fa-IR"/>
+        </w:rPr>
+        <w:t>نیز میانگین شدت تغییرات مقدار پیکسل‌ها را در دو تصویر رمزشده حاصل از دو تصویر ساده بسیار نزدیک اندازه می‌گیرد؛ مقدار ایده‌آل آن حدود ۳۳٫۳ درصد است و نتایج کارهای مرجع نیز در همین حدود قرار دارد [</w:t>
+      </w:r>
+      <w:r>
+        <w:rPr>
+          <w:rFonts w:ascii="Times New Roman" w:hAnsi="Times New Roman" w:cs="B Lotus"/>
+          <w:b w:val="0"/>
+          <w:sz w:val="24"/>
+          <w:rtl w:val="0"/>
+          <w:szCs w:val="28"/>
+          <w:lang w:val="en-US" w:bidi="fa-IR"/>
+        </w:rPr>
+        <w:t xml:space="preserve">1–4]. </w:t>
+      </w:r>
+      <w:r>
+        <w:rPr>
+          <w:rFonts w:ascii="B Lotus" w:hAnsi="B Lotus" w:cs="B Lotus"/>
+          <w:b w:val="0"/>
+          <w:sz w:val="28"/>
+          <w:rtl w:val="1"/>
+          <w:szCs w:val="28"/>
+          <w:lang w:val="fa-IR" w:bidi="fa-IR"/>
+        </w:rPr>
+        <w:t xml:space="preserve">در صورت فراهم‌بودن ابزار مناسب، برخی آزمون‌های مجموعه </w:t>
+      </w:r>
+      <w:r>
+        <w:rPr>
+          <w:rFonts w:ascii="Times New Roman" w:hAnsi="Times New Roman" w:cs="B Lotus"/>
+          <w:b w:val="0"/>
+          <w:sz w:val="24"/>
+          <w:rtl w:val="0"/>
+          <w:szCs w:val="28"/>
+          <w:lang w:val="en-US" w:bidi="fa-IR"/>
+        </w:rPr>
+        <w:t xml:space="preserve">NIST </w:t>
+      </w:r>
+      <w:r>
+        <w:rPr>
+          <w:rFonts w:ascii="B Lotus" w:hAnsi="B Lotus" w:cs="B Lotus"/>
+          <w:b w:val="0"/>
+          <w:sz w:val="28"/>
+          <w:rtl w:val="1"/>
+          <w:szCs w:val="28"/>
+          <w:lang w:val="fa-IR" w:bidi="fa-IR"/>
+        </w:rPr>
+        <w:t>نیز برای ارزیابی تصادفی‌بودن توالی‌های آشوبی به کار گرفته خواهند شد، مطابق با رویکرد [</w:t>
+      </w:r>
+      <w:r>
+        <w:rPr>
+          <w:rFonts w:ascii="Times New Roman" w:hAnsi="Times New Roman" w:cs="B Lotus"/>
+          <w:b w:val="0"/>
+          <w:sz w:val="24"/>
+          <w:rtl w:val="0"/>
+          <w:szCs w:val="28"/>
+          <w:lang w:val="en-US" w:bidi="fa-IR"/>
+        </w:rPr>
+        <w:t>1].</w:t>
+      </w:r>
+    </w:p>
+    <w:p>
+      <w:pPr>
+        <w:pStyle w:val="Heading3"/>
+        <w:widowControl/>
+        <w:bidi w:val="1"/>
+        <w:jc w:val="both"/>
+      </w:pPr>
+      <w:r>
+        <w:rPr>
+          <w:rFonts w:ascii="B Lotus" w:hAnsi="B Lotus" w:cs="B Lotus"/>
+          <w:b/>
+          <w:sz w:val="28"/>
+          <w:rtl w:val="1"/>
+          <w:szCs w:val="28"/>
+          <w:lang w:val="fa-IR" w:bidi="fa-IR"/>
+          <w:bCs w:val="1"/>
+        </w:rPr>
+        <w:t>۴–۴–۲. معیارهای کیفیت تصویر</w:t>
+      </w:r>
+    </w:p>
+    <w:p>
+      <w:pPr>
+        <w:widowControl/>
+        <w:bidi w:val="1"/>
+        <w:jc w:val="both"/>
+      </w:pPr>
+      <w:r>
+        <w:rPr>
+          <w:rFonts w:ascii="B Lotus" w:hAnsi="B Lotus" w:cs="B Lotus"/>
+          <w:b w:val="0"/>
+          <w:sz w:val="28"/>
+          <w:rtl w:val="1"/>
+          <w:szCs w:val="28"/>
+          <w:lang w:val="fa-IR" w:bidi="fa-IR"/>
+        </w:rPr>
+        <w:t>دو معیار مکمل کیفیت تصویر را می‌سنجند. نسبت سیگنال به نویز اوج (</w:t>
+      </w:r>
+      <w:r>
+        <w:rPr>
+          <w:rFonts w:ascii="Times New Roman" w:hAnsi="Times New Roman" w:cs="B Lotus"/>
+          <w:b w:val="0"/>
+          <w:sz w:val="24"/>
+          <w:rtl w:val="0"/>
+          <w:szCs w:val="28"/>
+          <w:lang w:val="en-US" w:bidi="fa-IR"/>
+        </w:rPr>
+        <w:t xml:space="preserve">PSNR) </w:t>
+      </w:r>
+      <w:r>
+        <w:rPr>
+          <w:rFonts w:ascii="B Lotus" w:hAnsi="B Lotus" w:cs="B Lotus"/>
+          <w:b w:val="0"/>
+          <w:sz w:val="28"/>
+          <w:rtl w:val="1"/>
+          <w:szCs w:val="28"/>
+          <w:lang w:val="fa-IR" w:bidi="fa-IR"/>
+        </w:rPr>
+        <w:t>برای سنجش کیفیت تصویر بازسازی‌شده پس از رمزگشایی و تصویر حاوی داده پنهان نسبت به تصویر اصلی به کار می‌رود؛ مقادیر گزارش‌شده در [</w:t>
+      </w:r>
+      <w:r>
+        <w:rPr>
+          <w:rFonts w:ascii="Times New Roman" w:hAnsi="Times New Roman" w:cs="B Lotus"/>
+          <w:b w:val="0"/>
+          <w:sz w:val="24"/>
+          <w:rtl w:val="0"/>
+          <w:szCs w:val="28"/>
+          <w:lang w:val="en-US" w:bidi="fa-IR"/>
+        </w:rPr>
+        <w:t>3</w:t>
+      </w:r>
+      <w:r>
+        <w:rPr>
+          <w:rFonts w:ascii="B Lotus" w:hAnsi="B Lotus" w:cs="B Lotus"/>
+          <w:b w:val="0"/>
+          <w:sz w:val="28"/>
+          <w:rtl w:val="1"/>
+          <w:szCs w:val="28"/>
+          <w:lang w:val="fa-IR" w:bidi="fa-IR"/>
+        </w:rPr>
+        <w:t xml:space="preserve">، </w:t>
+      </w:r>
+      <w:r>
+        <w:rPr>
+          <w:rFonts w:ascii="Times New Roman" w:hAnsi="Times New Roman" w:cs="B Lotus"/>
+          <w:b w:val="0"/>
+          <w:sz w:val="24"/>
+          <w:rtl w:val="0"/>
+          <w:szCs w:val="28"/>
+          <w:lang w:val="en-US" w:bidi="fa-IR"/>
+        </w:rPr>
+        <w:t>5</w:t>
+      </w:r>
+      <w:r>
+        <w:rPr>
+          <w:rFonts w:ascii="B Lotus" w:hAnsi="B Lotus" w:cs="B Lotus"/>
+          <w:b w:val="0"/>
+          <w:sz w:val="28"/>
+          <w:rtl w:val="1"/>
+          <w:szCs w:val="28"/>
+          <w:lang w:val="fa-IR" w:bidi="fa-IR"/>
+        </w:rPr>
+        <w:t xml:space="preserve">، </w:t>
+      </w:r>
+      <w:r>
+        <w:rPr>
+          <w:rFonts w:ascii="Times New Roman" w:hAnsi="Times New Roman" w:cs="B Lotus"/>
+          <w:b w:val="0"/>
+          <w:sz w:val="24"/>
+          <w:rtl w:val="0"/>
+          <w:szCs w:val="28"/>
+          <w:lang w:val="en-US" w:bidi="fa-IR"/>
+        </w:rPr>
+        <w:t xml:space="preserve">6] </w:t>
+      </w:r>
+      <w:r>
+        <w:rPr>
+          <w:rFonts w:ascii="B Lotus" w:hAnsi="B Lotus" w:cs="B Lotus"/>
+          <w:b w:val="0"/>
+          <w:sz w:val="28"/>
+          <w:rtl w:val="1"/>
+          <w:szCs w:val="28"/>
+          <w:lang w:val="fa-IR" w:bidi="fa-IR"/>
+        </w:rPr>
+        <w:t xml:space="preserve">نشان می‌دهد که </w:t>
+      </w:r>
+      <w:r>
+        <w:rPr>
+          <w:rFonts w:ascii="Times New Roman" w:hAnsi="Times New Roman" w:cs="B Lotus"/>
+          <w:b w:val="0"/>
+          <w:sz w:val="24"/>
+          <w:rtl w:val="0"/>
+          <w:szCs w:val="28"/>
+          <w:lang w:val="en-US" w:bidi="fa-IR"/>
+        </w:rPr>
+        <w:t xml:space="preserve">PSNR </w:t>
+      </w:r>
+      <w:r>
+        <w:rPr>
+          <w:rFonts w:ascii="B Lotus" w:hAnsi="B Lotus" w:cs="B Lotus"/>
+          <w:b w:val="0"/>
+          <w:sz w:val="28"/>
+          <w:rtl w:val="1"/>
+          <w:szCs w:val="28"/>
+          <w:lang w:val="fa-IR" w:bidi="fa-IR"/>
+        </w:rPr>
+        <w:t>بالاتر از ۴۰ دسی‌بل برای حفظ کیفیت تشخیصی مناسب است. شاخص شباهت ساختاری (</w:t>
+      </w:r>
+      <w:r>
+        <w:rPr>
+          <w:rFonts w:ascii="Times New Roman" w:hAnsi="Times New Roman" w:cs="B Lotus"/>
+          <w:b w:val="0"/>
+          <w:sz w:val="24"/>
+          <w:rtl w:val="0"/>
+          <w:szCs w:val="28"/>
+          <w:lang w:val="en-US" w:bidi="fa-IR"/>
+        </w:rPr>
+        <w:t xml:space="preserve">SSIM) </w:t>
+      </w:r>
+      <w:r>
+        <w:rPr>
+          <w:rFonts w:ascii="B Lotus" w:hAnsi="B Lotus" w:cs="B Lotus"/>
+          <w:b w:val="0"/>
+          <w:sz w:val="28"/>
+          <w:rtl w:val="1"/>
+          <w:szCs w:val="28"/>
+          <w:lang w:val="fa-IR" w:bidi="fa-IR"/>
+        </w:rPr>
+        <w:t xml:space="preserve">نیز نزدیکی ادراکی تصویر بازسازی‌شده یا استگو را به تصویر اصلی ارزیابی می‌کند؛ در کارهایی مانند </w:t>
+      </w:r>
+      <w:r>
+        <w:rPr>
+          <w:rFonts w:ascii="Times New Roman" w:hAnsi="Times New Roman" w:cs="B Lotus"/>
+          <w:b w:val="0"/>
+          <w:sz w:val="24"/>
+          <w:rtl w:val="0"/>
+          <w:szCs w:val="28"/>
+          <w:lang w:val="en-US" w:bidi="fa-IR"/>
+        </w:rPr>
+        <w:t xml:space="preserve">VisionStego AI [5] </w:t>
+      </w:r>
+      <w:r>
+        <w:rPr>
+          <w:rFonts w:ascii="B Lotus" w:hAnsi="B Lotus" w:cs="B Lotus"/>
+          <w:b w:val="0"/>
+          <w:sz w:val="28"/>
+          <w:rtl w:val="1"/>
+          <w:szCs w:val="28"/>
+          <w:lang w:val="fa-IR" w:bidi="fa-IR"/>
+        </w:rPr>
+        <w:t>و روش‌های عمیق [</w:t>
+      </w:r>
+      <w:r>
+        <w:rPr>
+          <w:rFonts w:ascii="Times New Roman" w:hAnsi="Times New Roman" w:cs="B Lotus"/>
+          <w:b w:val="0"/>
+          <w:sz w:val="24"/>
+          <w:rtl w:val="0"/>
+          <w:szCs w:val="28"/>
+          <w:lang w:val="en-US" w:bidi="fa-IR"/>
+        </w:rPr>
+        <w:t xml:space="preserve">6] </w:t>
+      </w:r>
+      <w:r>
+        <w:rPr>
+          <w:rFonts w:ascii="B Lotus" w:hAnsi="B Lotus" w:cs="B Lotus"/>
+          <w:b w:val="0"/>
+          <w:sz w:val="28"/>
+          <w:rtl w:val="1"/>
+          <w:szCs w:val="28"/>
+          <w:lang w:val="fa-IR" w:bidi="fa-IR"/>
+        </w:rPr>
+        <w:t xml:space="preserve">مقادیر </w:t>
+      </w:r>
+      <w:r>
+        <w:rPr>
+          <w:rFonts w:ascii="Times New Roman" w:hAnsi="Times New Roman" w:cs="B Lotus"/>
+          <w:b w:val="0"/>
+          <w:sz w:val="24"/>
+          <w:rtl w:val="0"/>
+          <w:szCs w:val="28"/>
+          <w:lang w:val="en-US" w:bidi="fa-IR"/>
+        </w:rPr>
+        <w:t xml:space="preserve">SSIM </w:t>
+      </w:r>
+      <w:r>
+        <w:rPr>
+          <w:rFonts w:ascii="B Lotus" w:hAnsi="B Lotus" w:cs="B Lotus"/>
+          <w:b w:val="0"/>
+          <w:sz w:val="28"/>
+          <w:rtl w:val="1"/>
+          <w:szCs w:val="28"/>
+          <w:lang w:val="fa-IR" w:bidi="fa-IR"/>
+        </w:rPr>
+        <w:t>بسیار نزدیک به ۱ گزارش شده است.</w:t>
+      </w:r>
+    </w:p>
+    <w:p>
+      <w:pPr>
+        <w:pStyle w:val="Heading3"/>
+        <w:widowControl/>
+        <w:bidi w:val="1"/>
+        <w:jc w:val="both"/>
+      </w:pPr>
+      <w:r>
+        <w:rPr>
+          <w:rFonts w:ascii="B Lotus" w:hAnsi="B Lotus" w:cs="B Lotus"/>
+          <w:b/>
+          <w:sz w:val="28"/>
+          <w:rtl w:val="1"/>
+          <w:szCs w:val="28"/>
+          <w:lang w:val="fa-IR" w:bidi="fa-IR"/>
+          <w:bCs w:val="1"/>
+        </w:rPr>
+        <w:t>۴–۴–۳. معیارهای کارایی محاسباتی</w:t>
+      </w:r>
+    </w:p>
+    <w:p>
+      <w:pPr>
+        <w:widowControl/>
+        <w:bidi w:val="1"/>
+        <w:jc w:val="both"/>
+      </w:pPr>
+      <w:r>
+        <w:rPr>
+          <w:rFonts w:ascii="B Lotus" w:hAnsi="B Lotus" w:cs="B Lotus"/>
+          <w:b w:val="0"/>
+          <w:sz w:val="28"/>
+          <w:rtl w:val="1"/>
+          <w:szCs w:val="28"/>
+          <w:lang w:val="fa-IR" w:bidi="fa-IR"/>
+        </w:rPr>
+        <w:t>برای سنجش کارایی، زمان مورد نیاز برای اعمال الگوریتم رمزنگاری و رمزگشایی روی هر تصویر یا هر فریم اندازه‌گیری می‌شود و با مقادیر گزارش‌شده در [</w:t>
+      </w:r>
+      <w:r>
+        <w:rPr>
+          <w:rFonts w:ascii="Times New Roman" w:hAnsi="Times New Roman" w:cs="B Lotus"/>
+          <w:b w:val="0"/>
+          <w:sz w:val="24"/>
+          <w:rtl w:val="0"/>
+          <w:szCs w:val="28"/>
+          <w:lang w:val="en-US" w:bidi="fa-IR"/>
+        </w:rPr>
+        <w:t>1–3</w:t>
+      </w:r>
+      <w:r>
+        <w:rPr>
+          <w:rFonts w:ascii="B Lotus" w:hAnsi="B Lotus" w:cs="B Lotus"/>
+          <w:b w:val="0"/>
+          <w:sz w:val="28"/>
+          <w:rtl w:val="1"/>
+          <w:szCs w:val="28"/>
+          <w:lang w:val="fa-IR" w:bidi="fa-IR"/>
+        </w:rPr>
+        <w:t xml:space="preserve">، </w:t>
+      </w:r>
+      <w:r>
+        <w:rPr>
+          <w:rFonts w:ascii="Times New Roman" w:hAnsi="Times New Roman" w:cs="B Lotus"/>
+          <w:b w:val="0"/>
+          <w:sz w:val="24"/>
+          <w:rtl w:val="0"/>
+          <w:szCs w:val="28"/>
+          <w:lang w:val="en-US" w:bidi="fa-IR"/>
+        </w:rPr>
+        <w:t xml:space="preserve">6] </w:t>
+      </w:r>
+      <w:r>
+        <w:rPr>
+          <w:rFonts w:ascii="B Lotus" w:hAnsi="B Lotus" w:cs="B Lotus"/>
+          <w:b w:val="0"/>
+          <w:sz w:val="28"/>
+          <w:rtl w:val="1"/>
+          <w:szCs w:val="28"/>
+          <w:lang w:val="fa-IR" w:bidi="fa-IR"/>
+        </w:rPr>
+        <w:t xml:space="preserve">مقایسه می‌گردد. افزون بر آن، رفتار الگوریتم نسبت به ابعاد تصویر و تعداد پیکسل‌ها با تحلیل نظری پیچیدگی زمانی بررسی خواهد شد؛ برای بخش‌های مبتنی بر مرتب‌سازی، این پیچیدگی در مرتبه </w:t>
+      </w:r>
+      <w:r>
+        <w:rPr>
+          <w:rFonts w:ascii="Times New Roman" w:hAnsi="Times New Roman" w:cs="B Lotus"/>
+          <w:b w:val="0"/>
+          <w:sz w:val="24"/>
+          <w:rtl w:val="0"/>
+          <w:szCs w:val="28"/>
+          <w:lang w:val="en-US" w:bidi="fa-IR"/>
+        </w:rPr>
+        <w:t xml:space="preserve">P log P </w:t>
+      </w:r>
+      <w:r>
+        <w:rPr>
+          <w:rFonts w:ascii="B Lotus" w:hAnsi="B Lotus" w:cs="B Lotus"/>
+          <w:b w:val="0"/>
+          <w:sz w:val="28"/>
+          <w:rtl w:val="1"/>
+          <w:szCs w:val="28"/>
+          <w:lang w:val="fa-IR" w:bidi="fa-IR"/>
+        </w:rPr>
+        <w:t>است [</w:t>
+      </w:r>
+      <w:r>
+        <w:rPr>
+          <w:rFonts w:ascii="Times New Roman" w:hAnsi="Times New Roman" w:cs="B Lotus"/>
+          <w:b w:val="0"/>
+          <w:sz w:val="24"/>
+          <w:rtl w:val="0"/>
+          <w:szCs w:val="28"/>
+          <w:lang w:val="en-US" w:bidi="fa-IR"/>
+        </w:rPr>
+        <w:t>1</w:t>
+      </w:r>
+      <w:r>
+        <w:rPr>
+          <w:rFonts w:ascii="B Lotus" w:hAnsi="B Lotus" w:cs="B Lotus"/>
+          <w:b w:val="0"/>
+          <w:sz w:val="28"/>
+          <w:rtl w:val="1"/>
+          <w:szCs w:val="28"/>
+          <w:lang w:val="fa-IR" w:bidi="fa-IR"/>
+        </w:rPr>
+        <w:t xml:space="preserve">، </w:t>
+      </w:r>
+      <w:r>
+        <w:rPr>
+          <w:rFonts w:ascii="Times New Roman" w:hAnsi="Times New Roman" w:cs="B Lotus"/>
+          <w:b w:val="0"/>
+          <w:sz w:val="24"/>
+          <w:rtl w:val="0"/>
+          <w:szCs w:val="28"/>
+          <w:lang w:val="en-US" w:bidi="fa-IR"/>
+        </w:rPr>
+        <w:t>3].</w:t>
+      </w:r>
+    </w:p>
+    <w:p>
+      <w:pPr>
+        <w:pStyle w:val="Caption"/>
+        <w:keepNext/>
+        <w:widowControl/>
+        <w:bidi w:val="1"/>
+        <w:ind w:firstLine="0"/>
+        <w:jc w:val="center"/>
+      </w:pPr>
+      <w:r>
+        <w:rPr>
+          <w:rFonts w:ascii="B Lotus" w:hAnsi="B Lotus" w:cs="B Lotus"/>
+          <w:b w:val="0"/>
+          <w:sz w:val="28"/>
+          <w:rtl w:val="1"/>
+          <w:szCs w:val="28"/>
+          <w:lang w:val="fa-IR" w:bidi="fa-IR"/>
+        </w:rPr>
+        <w:t>جدول ۴–۱. معیارهای ارزیابی، مقدار مطلوب و مبنای مقایسه بر اساس ادبیات پژوهش</w:t>
+      </w:r>
+    </w:p>
+    <w:tbl>
+      <w:tblPr>
+        <w:tblStyle w:val="TableGrid"/>
+        <w:tblW w:type="auto" w:w="0"/>
+        <w:tblLook w:firstColumn="1" w:firstRow="1" w:lastColumn="0" w:lastRow="0" w:noHBand="0" w:noVBand="1" w:val="04A0"/>
+        <w:bidiVisual w:val="1"/>
+      </w:tblPr>
+      <w:tblGrid>
+        <w:gridCol w:w="2268"/>
+        <w:gridCol w:w="2268"/>
+        <w:gridCol w:w="2268"/>
+        <w:gridCol w:w="2268"/>
+      </w:tblGrid>
+      <w:tr>
+        <w:trPr>
+          <w:cantSplit/>
+          <w:tblHeader/>
+        </w:trPr>
+        <w:tc>
+          <w:tcPr>
+            <w:tcW w:type="dxa" w:w="2268"/>
+          </w:tcPr>
+          <w:p>
+            <w:pPr>
+              <w:bidi w:val="1"/>
+              <w:spacing w:after="60"/>
+              <w:ind w:firstLine="0"/>
+              <w:jc w:val="both"/>
+            </w:pPr>
+            <w:r>
+              <w:rPr>
+                <w:rFonts w:ascii="B Lotus" w:hAnsi="B Lotus" w:cs="B Lotus"/>
+                <w:b/>
+                <w:sz w:val="22"/>
+                <w:rtl w:val="1"/>
+                <w:szCs w:val="22"/>
+                <w:lang w:val="fa-IR" w:bidi="fa-IR"/>
+                <w:bCs w:val="1"/>
+              </w:rPr>
+              <w:t>معیار</w:t>
+            </w:r>
+          </w:p>
+        </w:tc>
+        <w:tc>
+          <w:tcPr>
+            <w:tcW w:type="dxa" w:w="2268"/>
+          </w:tcPr>
+          <w:p>
+            <w:pPr>
+              <w:bidi w:val="1"/>
+              <w:spacing w:after="60"/>
+              <w:ind w:firstLine="0"/>
+              <w:jc w:val="both"/>
+            </w:pPr>
+            <w:r>
+              <w:rPr>
+                <w:rFonts w:ascii="B Lotus" w:hAnsi="B Lotus" w:cs="B Lotus"/>
+                <w:b/>
+                <w:sz w:val="22"/>
+                <w:rtl w:val="1"/>
+                <w:szCs w:val="22"/>
+                <w:lang w:val="fa-IR" w:bidi="fa-IR"/>
+                <w:bCs w:val="1"/>
+              </w:rPr>
+              <w:t>هدف سنجش</w:t>
+            </w:r>
+          </w:p>
+        </w:tc>
+        <w:tc>
+          <w:tcPr>
+            <w:tcW w:type="dxa" w:w="2268"/>
+          </w:tcPr>
+          <w:p>
+            <w:pPr>
+              <w:bidi w:val="1"/>
+              <w:spacing w:after="60"/>
+              <w:ind w:firstLine="0"/>
+              <w:jc w:val="both"/>
+            </w:pPr>
+            <w:r>
+              <w:rPr>
+                <w:rFonts w:ascii="B Lotus" w:hAnsi="B Lotus" w:cs="B Lotus"/>
+                <w:b/>
+                <w:sz w:val="22"/>
+                <w:rtl w:val="1"/>
+                <w:szCs w:val="22"/>
+                <w:lang w:val="fa-IR" w:bidi="fa-IR"/>
+                <w:bCs w:val="1"/>
+              </w:rPr>
+              <w:t>مقدار مطلوب</w:t>
+            </w:r>
+          </w:p>
+        </w:tc>
+        <w:tc>
+          <w:tcPr>
+            <w:tcW w:type="dxa" w:w="2268"/>
+          </w:tcPr>
+          <w:p>
+            <w:pPr>
+              <w:bidi w:val="1"/>
+              <w:spacing w:after="60"/>
+              <w:ind w:firstLine="0"/>
+              <w:jc w:val="both"/>
+            </w:pPr>
+            <w:r>
+              <w:rPr>
+                <w:rFonts w:ascii="B Lotus" w:hAnsi="B Lotus" w:cs="B Lotus"/>
+                <w:b/>
+                <w:sz w:val="22"/>
+                <w:rtl w:val="1"/>
+                <w:szCs w:val="22"/>
+                <w:lang w:val="fa-IR" w:bidi="fa-IR"/>
+                <w:bCs w:val="1"/>
+              </w:rPr>
+              <w:t>مبنای مقایسه</w:t>
+            </w:r>
+          </w:p>
+        </w:tc>
+      </w:tr>
+      <w:tr>
+        <w:trPr>
+          <w:cantSplit/>
+        </w:trPr>
+        <w:tc>
+          <w:tcPr>
+            <w:tcW w:type="dxa" w:w="2268"/>
+          </w:tcPr>
+          <w:p>
+            <w:pPr>
+              <w:bidi w:val="1"/>
+              <w:spacing w:after="60"/>
+              <w:ind w:firstLine="0"/>
+              <w:jc w:val="both"/>
+            </w:pPr>
+            <w:r>
+              <w:rPr>
+                <w:rFonts w:ascii="B Lotus" w:hAnsi="B Lotus" w:cs="B Lotus"/>
+                <w:b w:val="0"/>
+                <w:sz w:val="22"/>
+                <w:rtl w:val="1"/>
+                <w:szCs w:val="22"/>
+                <w:lang w:val="fa-IR" w:bidi="fa-IR"/>
+              </w:rPr>
+              <w:t>آنتروپی شانون</w:t>
+            </w:r>
+          </w:p>
+        </w:tc>
+        <w:tc>
+          <w:tcPr>
+            <w:tcW w:type="dxa" w:w="2268"/>
+          </w:tcPr>
+          <w:p>
+            <w:pPr>
+              <w:bidi w:val="1"/>
+              <w:spacing w:after="60"/>
+              <w:ind w:firstLine="0"/>
+              <w:jc w:val="both"/>
+            </w:pPr>
+            <w:r>
+              <w:rPr>
+                <w:rFonts w:ascii="B Lotus" w:hAnsi="B Lotus" w:cs="B Lotus"/>
+                <w:b w:val="0"/>
+                <w:sz w:val="22"/>
+                <w:rtl w:val="1"/>
+                <w:szCs w:val="22"/>
+                <w:lang w:val="fa-IR" w:bidi="fa-IR"/>
+              </w:rPr>
+              <w:t>تصادفی‌بودن توزیع پیکسل‌های تصویر رمزشده</w:t>
+            </w:r>
+          </w:p>
+        </w:tc>
+        <w:tc>
+          <w:tcPr>
+            <w:tcW w:type="dxa" w:w="2268"/>
+          </w:tcPr>
+          <w:p>
+            <w:pPr>
+              <w:bidi w:val="1"/>
+              <w:spacing w:after="60"/>
+              <w:ind w:firstLine="0"/>
+              <w:jc w:val="both"/>
+            </w:pPr>
+            <w:r>
+              <w:rPr>
+                <w:rFonts w:ascii="B Lotus" w:hAnsi="B Lotus" w:cs="B Lotus"/>
+                <w:b w:val="0"/>
+                <w:sz w:val="22"/>
+                <w:rtl w:val="1"/>
+                <w:szCs w:val="22"/>
+                <w:lang w:val="fa-IR" w:bidi="fa-IR"/>
+              </w:rPr>
+              <w:t>نزدیک به ۸ بیت</w:t>
+            </w:r>
+          </w:p>
+        </w:tc>
+        <w:tc>
+          <w:tcPr>
+            <w:tcW w:type="dxa" w:w="2268"/>
+          </w:tcPr>
+          <w:p>
+            <w:pPr>
+              <w:bidi w:val="1"/>
+              <w:spacing w:after="60"/>
+              <w:ind w:firstLine="0"/>
+              <w:jc w:val="both"/>
+            </w:pPr>
+            <w:r>
+              <w:rPr>
+                <w:rFonts w:ascii="B Lotus" w:hAnsi="B Lotus" w:cs="B Lotus"/>
+                <w:b w:val="0"/>
+                <w:sz w:val="22"/>
+                <w:rtl w:val="1"/>
+                <w:szCs w:val="22"/>
+                <w:lang w:val="fa-IR" w:bidi="fa-IR"/>
+              </w:rPr>
+              <w:t>[</w:t>
+            </w:r>
+            <w:r>
+              <w:rPr>
+                <w:rFonts w:ascii="Times New Roman" w:hAnsi="Times New Roman" w:cs="B Lotus"/>
+                <w:b w:val="0"/>
+                <w:sz w:val="22"/>
+                <w:rtl w:val="0"/>
+                <w:szCs w:val="22"/>
+                <w:lang w:val="en-US" w:bidi="fa-IR"/>
+              </w:rPr>
+              <w:t>1–4]</w:t>
+            </w:r>
+          </w:p>
+        </w:tc>
+      </w:tr>
+      <w:tr>
+        <w:trPr>
+          <w:cantSplit/>
+        </w:trPr>
+        <w:tc>
+          <w:tcPr>
+            <w:tcW w:type="dxa" w:w="2268"/>
+          </w:tcPr>
+          <w:p>
+            <w:pPr>
+              <w:bidi w:val="1"/>
+              <w:spacing w:after="60"/>
+              <w:ind w:firstLine="0"/>
+              <w:jc w:val="both"/>
+            </w:pPr>
+            <w:r>
+              <w:rPr>
+                <w:rFonts w:ascii="B Lotus" w:hAnsi="B Lotus" w:cs="B Lotus"/>
+                <w:b w:val="0"/>
+                <w:sz w:val="22"/>
+                <w:rtl w:val="1"/>
+                <w:szCs w:val="22"/>
+                <w:lang w:val="fa-IR" w:bidi="fa-IR"/>
+              </w:rPr>
+              <w:t>همبستگی پیکسل‌های مجاور</w:t>
+            </w:r>
+          </w:p>
+        </w:tc>
+        <w:tc>
+          <w:tcPr>
+            <w:tcW w:type="dxa" w:w="2268"/>
+          </w:tcPr>
+          <w:p>
+            <w:pPr>
+              <w:bidi w:val="1"/>
+              <w:spacing w:after="60"/>
+              <w:ind w:firstLine="0"/>
+              <w:jc w:val="both"/>
+            </w:pPr>
+            <w:r>
+              <w:rPr>
+                <w:rFonts w:ascii="B Lotus" w:hAnsi="B Lotus" w:cs="B Lotus"/>
+                <w:b w:val="0"/>
+                <w:sz w:val="22"/>
+                <w:rtl w:val="1"/>
+                <w:szCs w:val="22"/>
+                <w:lang w:val="fa-IR" w:bidi="fa-IR"/>
+              </w:rPr>
+              <w:t>وابستگی خطی در سه جهت</w:t>
+            </w:r>
+          </w:p>
+        </w:tc>
+        <w:tc>
+          <w:tcPr>
+            <w:tcW w:type="dxa" w:w="2268"/>
+          </w:tcPr>
+          <w:p>
+            <w:pPr>
+              <w:bidi w:val="1"/>
+              <w:spacing w:after="60"/>
+              <w:ind w:firstLine="0"/>
+              <w:jc w:val="both"/>
+            </w:pPr>
+            <w:r>
+              <w:rPr>
+                <w:rFonts w:ascii="B Lotus" w:hAnsi="B Lotus" w:cs="B Lotus"/>
+                <w:b w:val="0"/>
+                <w:sz w:val="22"/>
+                <w:rtl w:val="1"/>
+                <w:szCs w:val="22"/>
+                <w:lang w:val="fa-IR" w:bidi="fa-IR"/>
+              </w:rPr>
+              <w:t>نزدیک به صفر</w:t>
+            </w:r>
+          </w:p>
+        </w:tc>
+        <w:tc>
+          <w:tcPr>
+            <w:tcW w:type="dxa" w:w="2268"/>
+          </w:tcPr>
+          <w:p>
+            <w:pPr>
+              <w:bidi w:val="1"/>
+              <w:spacing w:after="60"/>
+              <w:ind w:firstLine="0"/>
+              <w:jc w:val="both"/>
+            </w:pPr>
+            <w:r>
+              <w:rPr>
+                <w:rFonts w:ascii="B Lotus" w:hAnsi="B Lotus" w:cs="B Lotus"/>
+                <w:b w:val="0"/>
+                <w:sz w:val="22"/>
+                <w:rtl w:val="1"/>
+                <w:szCs w:val="22"/>
+                <w:lang w:val="fa-IR" w:bidi="fa-IR"/>
+              </w:rPr>
+              <w:t>[</w:t>
+            </w:r>
+            <w:r>
+              <w:rPr>
+                <w:rFonts w:ascii="Times New Roman" w:hAnsi="Times New Roman" w:cs="B Lotus"/>
+                <w:b w:val="0"/>
+                <w:sz w:val="22"/>
+                <w:rtl w:val="0"/>
+                <w:szCs w:val="22"/>
+                <w:lang w:val="en-US" w:bidi="fa-IR"/>
+              </w:rPr>
+              <w:t>1–3]</w:t>
+            </w:r>
+          </w:p>
+        </w:tc>
+      </w:tr>
+      <w:tr>
+        <w:trPr>
+          <w:cantSplit/>
+        </w:trPr>
+        <w:tc>
+          <w:tcPr>
+            <w:tcW w:type="dxa" w:w="2268"/>
+          </w:tcPr>
+          <w:p>
+            <w:pPr>
+              <w:bidi w:val="1"/>
+              <w:spacing w:after="60"/>
+              <w:ind w:firstLine="0"/>
+              <w:jc w:val="both"/>
+            </w:pPr>
+            <w:r>
+              <w:rPr>
+                <w:rFonts w:ascii="Times New Roman" w:hAnsi="Times New Roman" w:cs="B Lotus"/>
+                <w:b w:val="0"/>
+                <w:sz w:val="22"/>
+                <w:rtl w:val="0"/>
+                <w:szCs w:val="22"/>
+                <w:lang w:val="en-US" w:bidi="fa-IR"/>
+              </w:rPr>
+              <w:t>NPCR</w:t>
+            </w:r>
+          </w:p>
+        </w:tc>
+        <w:tc>
+          <w:tcPr>
+            <w:tcW w:type="dxa" w:w="2268"/>
+          </w:tcPr>
+          <w:p>
+            <w:pPr>
+              <w:bidi w:val="1"/>
+              <w:spacing w:after="60"/>
+              <w:ind w:firstLine="0"/>
+              <w:jc w:val="both"/>
+            </w:pPr>
+            <w:r>
+              <w:rPr>
+                <w:rFonts w:ascii="B Lotus" w:hAnsi="B Lotus" w:cs="B Lotus"/>
+                <w:b w:val="0"/>
+                <w:sz w:val="22"/>
+                <w:rtl w:val="1"/>
+                <w:szCs w:val="22"/>
+                <w:lang w:val="fa-IR" w:bidi="fa-IR"/>
+              </w:rPr>
+              <w:t>حساسیت تفاضلی طرح</w:t>
+            </w:r>
+          </w:p>
+        </w:tc>
+        <w:tc>
+          <w:tcPr>
+            <w:tcW w:type="dxa" w:w="2268"/>
+          </w:tcPr>
+          <w:p>
+            <w:pPr>
+              <w:bidi w:val="1"/>
+              <w:spacing w:after="60"/>
+              <w:ind w:firstLine="0"/>
+              <w:jc w:val="both"/>
+            </w:pPr>
+            <w:r>
+              <w:rPr>
+                <w:rFonts w:ascii="B Lotus" w:hAnsi="B Lotus" w:cs="B Lotus"/>
+                <w:b w:val="0"/>
+                <w:sz w:val="22"/>
+                <w:rtl w:val="1"/>
+                <w:szCs w:val="22"/>
+                <w:lang w:val="fa-IR" w:bidi="fa-IR"/>
+              </w:rPr>
+              <w:t>حدود ۹۹٫۶ درصد</w:t>
+            </w:r>
+          </w:p>
+        </w:tc>
+        <w:tc>
+          <w:tcPr>
+            <w:tcW w:type="dxa" w:w="2268"/>
+          </w:tcPr>
+          <w:p>
+            <w:pPr>
+              <w:bidi w:val="1"/>
+              <w:spacing w:after="60"/>
+              <w:ind w:firstLine="0"/>
+              <w:jc w:val="both"/>
+            </w:pPr>
+            <w:r>
+              <w:rPr>
+                <w:rFonts w:ascii="B Lotus" w:hAnsi="B Lotus" w:cs="B Lotus"/>
+                <w:b w:val="0"/>
+                <w:sz w:val="22"/>
+                <w:rtl w:val="1"/>
+                <w:szCs w:val="22"/>
+                <w:lang w:val="fa-IR" w:bidi="fa-IR"/>
+              </w:rPr>
+              <w:t>[</w:t>
+            </w:r>
+            <w:r>
+              <w:rPr>
+                <w:rFonts w:ascii="Times New Roman" w:hAnsi="Times New Roman" w:cs="B Lotus"/>
+                <w:b w:val="0"/>
+                <w:sz w:val="22"/>
+                <w:rtl w:val="0"/>
+                <w:szCs w:val="22"/>
+                <w:lang w:val="en-US" w:bidi="fa-IR"/>
+              </w:rPr>
+              <w:t>1–4]</w:t>
+            </w:r>
+          </w:p>
+        </w:tc>
+      </w:tr>
+      <w:tr>
+        <w:trPr>
+          <w:cantSplit/>
+        </w:trPr>
+        <w:tc>
+          <w:tcPr>
+            <w:tcW w:type="dxa" w:w="2268"/>
+          </w:tcPr>
+          <w:p>
+            <w:pPr>
+              <w:bidi w:val="1"/>
+              <w:spacing w:after="60"/>
+              <w:ind w:firstLine="0"/>
+              <w:jc w:val="both"/>
+            </w:pPr>
+            <w:r>
+              <w:rPr>
+                <w:rFonts w:ascii="Times New Roman" w:hAnsi="Times New Roman" w:cs="B Lotus"/>
+                <w:b w:val="0"/>
+                <w:sz w:val="22"/>
+                <w:rtl w:val="0"/>
+                <w:szCs w:val="22"/>
+                <w:lang w:val="en-US" w:bidi="fa-IR"/>
+              </w:rPr>
+              <w:t>UACI</w:t>
+            </w:r>
+          </w:p>
+        </w:tc>
+        <w:tc>
+          <w:tcPr>
+            <w:tcW w:type="dxa" w:w="2268"/>
+          </w:tcPr>
+          <w:p>
+            <w:pPr>
+              <w:bidi w:val="1"/>
+              <w:spacing w:after="60"/>
+              <w:ind w:firstLine="0"/>
+              <w:jc w:val="both"/>
+            </w:pPr>
+            <w:r>
+              <w:rPr>
+                <w:rFonts w:ascii="B Lotus" w:hAnsi="B Lotus" w:cs="B Lotus"/>
+                <w:b w:val="0"/>
+                <w:sz w:val="22"/>
+                <w:rtl w:val="1"/>
+                <w:szCs w:val="22"/>
+                <w:lang w:val="fa-IR" w:bidi="fa-IR"/>
+              </w:rPr>
+              <w:t>میانگین شدت تغییرات</w:t>
+            </w:r>
+          </w:p>
+        </w:tc>
+        <w:tc>
+          <w:tcPr>
+            <w:tcW w:type="dxa" w:w="2268"/>
+          </w:tcPr>
+          <w:p>
+            <w:pPr>
+              <w:bidi w:val="1"/>
+              <w:spacing w:after="60"/>
+              <w:ind w:firstLine="0"/>
+              <w:jc w:val="both"/>
+            </w:pPr>
+            <w:r>
+              <w:rPr>
+                <w:rFonts w:ascii="B Lotus" w:hAnsi="B Lotus" w:cs="B Lotus"/>
+                <w:b w:val="0"/>
+                <w:sz w:val="22"/>
+                <w:rtl w:val="1"/>
+                <w:szCs w:val="22"/>
+                <w:lang w:val="fa-IR" w:bidi="fa-IR"/>
+              </w:rPr>
+              <w:t>حدود ۳۳٫۳ درصد</w:t>
+            </w:r>
+          </w:p>
+        </w:tc>
+        <w:tc>
+          <w:tcPr>
+            <w:tcW w:type="dxa" w:w="2268"/>
+          </w:tcPr>
+          <w:p>
+            <w:pPr>
+              <w:bidi w:val="1"/>
+              <w:spacing w:after="60"/>
+              <w:ind w:firstLine="0"/>
+              <w:jc w:val="both"/>
+            </w:pPr>
+            <w:r>
+              <w:rPr>
+                <w:rFonts w:ascii="B Lotus" w:hAnsi="B Lotus" w:cs="B Lotus"/>
+                <w:b w:val="0"/>
+                <w:sz w:val="22"/>
+                <w:rtl w:val="1"/>
+                <w:szCs w:val="22"/>
+                <w:lang w:val="fa-IR" w:bidi="fa-IR"/>
+              </w:rPr>
+              <w:t>[</w:t>
+            </w:r>
+            <w:r>
+              <w:rPr>
+                <w:rFonts w:ascii="Times New Roman" w:hAnsi="Times New Roman" w:cs="B Lotus"/>
+                <w:b w:val="0"/>
+                <w:sz w:val="22"/>
+                <w:rtl w:val="0"/>
+                <w:szCs w:val="22"/>
+                <w:lang w:val="en-US" w:bidi="fa-IR"/>
+              </w:rPr>
+              <w:t>1–4]</w:t>
+            </w:r>
+          </w:p>
+        </w:tc>
+      </w:tr>
+      <w:tr>
+        <w:trPr>
+          <w:cantSplit/>
+        </w:trPr>
+        <w:tc>
+          <w:tcPr>
+            <w:tcW w:type="dxa" w:w="2268"/>
+          </w:tcPr>
+          <w:p>
+            <w:pPr>
+              <w:bidi w:val="1"/>
+              <w:spacing w:after="60"/>
+              <w:ind w:firstLine="0"/>
+              <w:jc w:val="both"/>
+            </w:pPr>
+            <w:r>
+              <w:rPr>
+                <w:rFonts w:ascii="Times New Roman" w:hAnsi="Times New Roman" w:cs="B Lotus"/>
+                <w:b w:val="0"/>
+                <w:sz w:val="22"/>
+                <w:rtl w:val="0"/>
+                <w:szCs w:val="22"/>
+                <w:lang w:val="en-US" w:bidi="fa-IR"/>
+              </w:rPr>
+              <w:t>PSNR</w:t>
+            </w:r>
+          </w:p>
+        </w:tc>
+        <w:tc>
+          <w:tcPr>
+            <w:tcW w:type="dxa" w:w="2268"/>
+          </w:tcPr>
+          <w:p>
+            <w:pPr>
+              <w:bidi w:val="1"/>
+              <w:spacing w:after="60"/>
+              <w:ind w:firstLine="0"/>
+              <w:jc w:val="both"/>
+            </w:pPr>
+            <w:r>
+              <w:rPr>
+                <w:rFonts w:ascii="B Lotus" w:hAnsi="B Lotus" w:cs="B Lotus"/>
+                <w:b w:val="0"/>
+                <w:sz w:val="22"/>
+                <w:rtl w:val="1"/>
+                <w:szCs w:val="22"/>
+                <w:lang w:val="fa-IR" w:bidi="fa-IR"/>
+              </w:rPr>
+              <w:t>کیفیت تصویر بازسازی‌شده و استگو</w:t>
+            </w:r>
+          </w:p>
+        </w:tc>
+        <w:tc>
+          <w:tcPr>
+            <w:tcW w:type="dxa" w:w="2268"/>
+          </w:tcPr>
+          <w:p>
+            <w:pPr>
+              <w:bidi w:val="1"/>
+              <w:spacing w:after="60"/>
+              <w:ind w:firstLine="0"/>
+              <w:jc w:val="both"/>
+            </w:pPr>
+            <w:r>
+              <w:rPr>
+                <w:rFonts w:ascii="B Lotus" w:hAnsi="B Lotus" w:cs="B Lotus"/>
+                <w:b w:val="0"/>
+                <w:sz w:val="22"/>
+                <w:rtl w:val="1"/>
+                <w:szCs w:val="22"/>
+                <w:lang w:val="fa-IR" w:bidi="fa-IR"/>
+              </w:rPr>
+              <w:t>بالاتر از ۴۰ دسی‌بل</w:t>
+            </w:r>
+          </w:p>
+        </w:tc>
+        <w:tc>
+          <w:tcPr>
+            <w:tcW w:type="dxa" w:w="2268"/>
+          </w:tcPr>
+          <w:p>
+            <w:pPr>
+              <w:bidi w:val="1"/>
+              <w:spacing w:after="60"/>
+              <w:ind w:firstLine="0"/>
+              <w:jc w:val="both"/>
+            </w:pPr>
+            <w:r>
+              <w:rPr>
+                <w:rFonts w:ascii="B Lotus" w:hAnsi="B Lotus" w:cs="B Lotus"/>
+                <w:b w:val="0"/>
+                <w:sz w:val="22"/>
+                <w:rtl w:val="1"/>
+                <w:szCs w:val="22"/>
+                <w:lang w:val="fa-IR" w:bidi="fa-IR"/>
+              </w:rPr>
+              <w:t>[</w:t>
+            </w:r>
+            <w:r>
+              <w:rPr>
+                <w:rFonts w:ascii="Times New Roman" w:hAnsi="Times New Roman" w:cs="B Lotus"/>
+                <w:b w:val="0"/>
+                <w:sz w:val="22"/>
+                <w:rtl w:val="0"/>
+                <w:szCs w:val="22"/>
+                <w:lang w:val="en-US" w:bidi="fa-IR"/>
+              </w:rPr>
+              <w:t>3</w:t>
+            </w:r>
+            <w:r>
+              <w:rPr>
+                <w:rFonts w:ascii="B Lotus" w:hAnsi="B Lotus" w:cs="B Lotus"/>
+                <w:b w:val="0"/>
+                <w:sz w:val="22"/>
+                <w:rtl w:val="1"/>
+                <w:szCs w:val="22"/>
+                <w:lang w:val="fa-IR" w:bidi="fa-IR"/>
+              </w:rPr>
+              <w:t xml:space="preserve">، </w:t>
+            </w:r>
+            <w:r>
+              <w:rPr>
+                <w:rFonts w:ascii="Times New Roman" w:hAnsi="Times New Roman" w:cs="B Lotus"/>
+                <w:b w:val="0"/>
+                <w:sz w:val="22"/>
+                <w:rtl w:val="0"/>
+                <w:szCs w:val="22"/>
+                <w:lang w:val="en-US" w:bidi="fa-IR"/>
+              </w:rPr>
+              <w:t>5</w:t>
+            </w:r>
+            <w:r>
+              <w:rPr>
+                <w:rFonts w:ascii="B Lotus" w:hAnsi="B Lotus" w:cs="B Lotus"/>
+                <w:b w:val="0"/>
+                <w:sz w:val="22"/>
+                <w:rtl w:val="1"/>
+                <w:szCs w:val="22"/>
+                <w:lang w:val="fa-IR" w:bidi="fa-IR"/>
+              </w:rPr>
+              <w:t xml:space="preserve">، </w:t>
+            </w:r>
+            <w:r>
+              <w:rPr>
+                <w:rFonts w:ascii="Times New Roman" w:hAnsi="Times New Roman" w:cs="B Lotus"/>
+                <w:b w:val="0"/>
+                <w:sz w:val="22"/>
+                <w:rtl w:val="0"/>
+                <w:szCs w:val="22"/>
+                <w:lang w:val="en-US" w:bidi="fa-IR"/>
+              </w:rPr>
+              <w:t>6]</w:t>
+            </w:r>
+          </w:p>
+        </w:tc>
+      </w:tr>
+      <w:tr>
+        <w:trPr>
+          <w:cantSplit/>
+        </w:trPr>
+        <w:tc>
+          <w:tcPr>
+            <w:tcW w:type="dxa" w:w="2268"/>
+          </w:tcPr>
+          <w:p>
+            <w:pPr>
+              <w:bidi w:val="1"/>
+              <w:spacing w:after="60"/>
+              <w:ind w:firstLine="0"/>
+              <w:jc w:val="both"/>
+            </w:pPr>
+            <w:r>
+              <w:rPr>
+                <w:rFonts w:ascii="Times New Roman" w:hAnsi="Times New Roman" w:cs="B Lotus"/>
+                <w:b w:val="0"/>
+                <w:sz w:val="22"/>
+                <w:rtl w:val="0"/>
+                <w:szCs w:val="22"/>
+                <w:lang w:val="en-US" w:bidi="fa-IR"/>
+              </w:rPr>
+              <w:t>SSIM</w:t>
+            </w:r>
+          </w:p>
+        </w:tc>
+        <w:tc>
+          <w:tcPr>
+            <w:tcW w:type="dxa" w:w="2268"/>
+          </w:tcPr>
+          <w:p>
+            <w:pPr>
+              <w:bidi w:val="1"/>
+              <w:spacing w:after="60"/>
+              <w:ind w:firstLine="0"/>
+              <w:jc w:val="both"/>
+            </w:pPr>
+            <w:r>
+              <w:rPr>
+                <w:rFonts w:ascii="B Lotus" w:hAnsi="B Lotus" w:cs="B Lotus"/>
+                <w:b w:val="0"/>
+                <w:sz w:val="22"/>
+                <w:rtl w:val="1"/>
+                <w:szCs w:val="22"/>
+                <w:lang w:val="fa-IR" w:bidi="fa-IR"/>
+              </w:rPr>
+              <w:t>شباهت ساختاری و ادراکی</w:t>
+            </w:r>
+          </w:p>
+        </w:tc>
+        <w:tc>
+          <w:tcPr>
+            <w:tcW w:type="dxa" w:w="2268"/>
+          </w:tcPr>
+          <w:p>
+            <w:pPr>
+              <w:bidi w:val="1"/>
+              <w:spacing w:after="60"/>
+              <w:ind w:firstLine="0"/>
+              <w:jc w:val="both"/>
+            </w:pPr>
+            <w:r>
+              <w:rPr>
+                <w:rFonts w:ascii="B Lotus" w:hAnsi="B Lotus" w:cs="B Lotus"/>
+                <w:b w:val="0"/>
+                <w:sz w:val="22"/>
+                <w:rtl w:val="1"/>
+                <w:szCs w:val="22"/>
+                <w:lang w:val="fa-IR" w:bidi="fa-IR"/>
+              </w:rPr>
+              <w:t>نزدیک به ۱</w:t>
+            </w:r>
+          </w:p>
+        </w:tc>
+        <w:tc>
+          <w:tcPr>
+            <w:tcW w:type="dxa" w:w="2268"/>
+          </w:tcPr>
+          <w:p>
+            <w:pPr>
+              <w:bidi w:val="1"/>
+              <w:spacing w:after="60"/>
+              <w:ind w:firstLine="0"/>
+              <w:jc w:val="both"/>
+            </w:pPr>
+            <w:r>
+              <w:rPr>
+                <w:rFonts w:ascii="B Lotus" w:hAnsi="B Lotus" w:cs="B Lotus"/>
+                <w:b w:val="0"/>
+                <w:sz w:val="22"/>
+                <w:rtl w:val="1"/>
+                <w:szCs w:val="22"/>
+                <w:lang w:val="fa-IR" w:bidi="fa-IR"/>
+              </w:rPr>
+              <w:t>[</w:t>
+            </w:r>
+            <w:r>
+              <w:rPr>
+                <w:rFonts w:ascii="Times New Roman" w:hAnsi="Times New Roman" w:cs="B Lotus"/>
+                <w:b w:val="0"/>
+                <w:sz w:val="22"/>
+                <w:rtl w:val="0"/>
+                <w:szCs w:val="22"/>
+                <w:lang w:val="en-US" w:bidi="fa-IR"/>
+              </w:rPr>
+              <w:t>5</w:t>
+            </w:r>
+            <w:r>
+              <w:rPr>
+                <w:rFonts w:ascii="B Lotus" w:hAnsi="B Lotus" w:cs="B Lotus"/>
+                <w:b w:val="0"/>
+                <w:sz w:val="22"/>
+                <w:rtl w:val="1"/>
+                <w:szCs w:val="22"/>
+                <w:lang w:val="fa-IR" w:bidi="fa-IR"/>
+              </w:rPr>
+              <w:t xml:space="preserve">، </w:t>
+            </w:r>
+            <w:r>
+              <w:rPr>
+                <w:rFonts w:ascii="Times New Roman" w:hAnsi="Times New Roman" w:cs="B Lotus"/>
+                <w:b w:val="0"/>
+                <w:sz w:val="22"/>
+                <w:rtl w:val="0"/>
+                <w:szCs w:val="22"/>
+                <w:lang w:val="en-US" w:bidi="fa-IR"/>
+              </w:rPr>
+              <w:t>6]</w:t>
+            </w:r>
+          </w:p>
+        </w:tc>
+      </w:tr>
+      <w:tr>
+        <w:trPr>
+          <w:cantSplit/>
+        </w:trPr>
+        <w:tc>
+          <w:tcPr>
+            <w:tcW w:type="dxa" w:w="2268"/>
+          </w:tcPr>
+          <w:p>
+            <w:pPr>
+              <w:bidi w:val="1"/>
+              <w:spacing w:after="60"/>
+              <w:ind w:firstLine="0"/>
+              <w:jc w:val="both"/>
+            </w:pPr>
+            <w:r>
+              <w:rPr>
+                <w:rFonts w:ascii="B Lotus" w:hAnsi="B Lotus" w:cs="B Lotus"/>
+                <w:b w:val="0"/>
+                <w:sz w:val="22"/>
+                <w:rtl w:val="1"/>
+                <w:szCs w:val="22"/>
+                <w:lang w:val="fa-IR" w:bidi="fa-IR"/>
+              </w:rPr>
+              <w:t>زمان اجرا</w:t>
+            </w:r>
+          </w:p>
+        </w:tc>
+        <w:tc>
+          <w:tcPr>
+            <w:tcW w:type="dxa" w:w="2268"/>
+          </w:tcPr>
+          <w:p>
+            <w:pPr>
+              <w:bidi w:val="1"/>
+              <w:spacing w:after="60"/>
+              <w:ind w:firstLine="0"/>
+              <w:jc w:val="both"/>
+            </w:pPr>
+            <w:r>
+              <w:rPr>
+                <w:rFonts w:ascii="B Lotus" w:hAnsi="B Lotus" w:cs="B Lotus"/>
+                <w:b w:val="0"/>
+                <w:sz w:val="22"/>
+                <w:rtl w:val="1"/>
+                <w:szCs w:val="22"/>
+                <w:lang w:val="fa-IR" w:bidi="fa-IR"/>
+              </w:rPr>
+              <w:t>کارایی محاسباتی</w:t>
+            </w:r>
+          </w:p>
+        </w:tc>
+        <w:tc>
+          <w:tcPr>
+            <w:tcW w:type="dxa" w:w="2268"/>
+          </w:tcPr>
+          <w:p>
+            <w:pPr>
+              <w:bidi w:val="1"/>
+              <w:spacing w:after="60"/>
+              <w:ind w:firstLine="0"/>
+              <w:jc w:val="both"/>
+            </w:pPr>
+            <w:r>
+              <w:rPr>
+                <w:rFonts w:ascii="B Lotus" w:hAnsi="B Lotus" w:cs="B Lotus"/>
+                <w:b w:val="0"/>
+                <w:sz w:val="22"/>
+                <w:rtl w:val="1"/>
+                <w:szCs w:val="22"/>
+                <w:lang w:val="fa-IR" w:bidi="fa-IR"/>
+              </w:rPr>
+              <w:t>کمینه‌سازی</w:t>
+            </w:r>
+          </w:p>
+        </w:tc>
+        <w:tc>
+          <w:tcPr>
+            <w:tcW w:type="dxa" w:w="2268"/>
+          </w:tcPr>
+          <w:p>
+            <w:pPr>
+              <w:bidi w:val="1"/>
+              <w:spacing w:after="60"/>
+              <w:ind w:firstLine="0"/>
+              <w:jc w:val="both"/>
+            </w:pPr>
+            <w:r>
+              <w:rPr>
+                <w:rFonts w:ascii="B Lotus" w:hAnsi="B Lotus" w:cs="B Lotus"/>
+                <w:b w:val="0"/>
+                <w:sz w:val="22"/>
+                <w:rtl w:val="1"/>
+                <w:szCs w:val="22"/>
+                <w:lang w:val="fa-IR" w:bidi="fa-IR"/>
+              </w:rPr>
+              <w:t>[</w:t>
+            </w:r>
+            <w:r>
+              <w:rPr>
+                <w:rFonts w:ascii="Times New Roman" w:hAnsi="Times New Roman" w:cs="B Lotus"/>
+                <w:b w:val="0"/>
+                <w:sz w:val="22"/>
+                <w:rtl w:val="0"/>
+                <w:szCs w:val="22"/>
+                <w:lang w:val="en-US" w:bidi="fa-IR"/>
+              </w:rPr>
+              <w:t>1–3</w:t>
+            </w:r>
+            <w:r>
+              <w:rPr>
+                <w:rFonts w:ascii="B Lotus" w:hAnsi="B Lotus" w:cs="B Lotus"/>
+                <w:b w:val="0"/>
+                <w:sz w:val="22"/>
+                <w:rtl w:val="1"/>
+                <w:szCs w:val="22"/>
+                <w:lang w:val="fa-IR" w:bidi="fa-IR"/>
+              </w:rPr>
+              <w:t xml:space="preserve">، </w:t>
+            </w:r>
+            <w:r>
+              <w:rPr>
+                <w:rFonts w:ascii="Times New Roman" w:hAnsi="Times New Roman" w:cs="B Lotus"/>
+                <w:b w:val="0"/>
+                <w:sz w:val="22"/>
+                <w:rtl w:val="0"/>
+                <w:szCs w:val="22"/>
+                <w:lang w:val="en-US" w:bidi="fa-IR"/>
+              </w:rPr>
+              <w:t>6]</w:t>
+            </w:r>
+          </w:p>
+        </w:tc>
+      </w:tr>
+    </w:tbl>
+    <w:p>
+      <w:pPr>
+        <w:pStyle w:val="Heading2"/>
+        <w:widowControl/>
+        <w:bidi w:val="1"/>
+        <w:jc w:val="both"/>
+      </w:pPr>
+      <w:r>
+        <w:rPr>
+          <w:rFonts w:ascii="B Lotus" w:hAnsi="B Lotus" w:cs="B Lotus"/>
+          <w:b/>
+          <w:sz w:val="28"/>
+          <w:rtl w:val="1"/>
+          <w:szCs w:val="28"/>
+          <w:lang w:val="fa-IR" w:bidi="fa-IR"/>
+          <w:bCs w:val="1"/>
+        </w:rPr>
+        <w:t>۴–۵. سناریوهای آزمایش</w:t>
+      </w:r>
+    </w:p>
+    <w:p>
+      <w:pPr>
+        <w:widowControl/>
+        <w:bidi w:val="1"/>
+        <w:jc w:val="both"/>
+      </w:pPr>
+      <w:r>
+        <w:rPr>
+          <w:rFonts w:ascii="B Lotus" w:hAnsi="B Lotus" w:cs="B Lotus"/>
+          <w:b w:val="0"/>
+          <w:sz w:val="28"/>
+          <w:rtl w:val="1"/>
+          <w:szCs w:val="28"/>
+          <w:lang w:val="fa-IR" w:bidi="fa-IR"/>
+        </w:rPr>
+        <w:t>برای ارزیابی جامع روش پیشنهادی چند دسته آزمایش طراحی شده است که در ادامه معرفی می‌شوند.</w:t>
+      </w:r>
+    </w:p>
+    <w:p>
+      <w:pPr>
+        <w:pStyle w:val="Heading3"/>
+        <w:widowControl/>
+        <w:bidi w:val="1"/>
+        <w:jc w:val="both"/>
+      </w:pPr>
+      <w:r>
+        <w:rPr>
+          <w:rFonts w:ascii="B Lotus" w:hAnsi="B Lotus" w:cs="B Lotus"/>
+          <w:b/>
+          <w:sz w:val="28"/>
+          <w:rtl w:val="1"/>
+          <w:szCs w:val="28"/>
+          <w:lang w:val="fa-IR" w:bidi="fa-IR"/>
+          <w:bCs w:val="1"/>
+        </w:rPr>
+        <w:t>۴–۵–۱. ارزیابی پایه هسته رمزنگاری</w:t>
+      </w:r>
+    </w:p>
+    <w:p>
+      <w:pPr>
+        <w:widowControl/>
+        <w:bidi w:val="1"/>
+        <w:jc w:val="both"/>
+      </w:pPr>
+      <w:r>
+        <w:rPr>
+          <w:rFonts w:ascii="B Lotus" w:hAnsi="B Lotus" w:cs="B Lotus"/>
+          <w:b w:val="0"/>
+          <w:sz w:val="28"/>
+          <w:rtl w:val="1"/>
+          <w:szCs w:val="28"/>
+          <w:lang w:val="fa-IR" w:bidi="fa-IR"/>
+        </w:rPr>
+        <w:t xml:space="preserve">در این بخش عملکرد هسته رمزنگاری، بدون دخالت ماژول پنهان‌نگاری، بررسی می‌شود. نخست مقادیر آنتروپی، همبستگی، </w:t>
+      </w:r>
+      <w:r>
+        <w:rPr>
+          <w:rFonts w:ascii="Times New Roman" w:hAnsi="Times New Roman" w:cs="B Lotus"/>
+          <w:b w:val="0"/>
+          <w:sz w:val="24"/>
+          <w:rtl w:val="0"/>
+          <w:szCs w:val="28"/>
+          <w:lang w:val="en-US" w:bidi="fa-IR"/>
+        </w:rPr>
+        <w:t xml:space="preserve">NPCR </w:t>
+      </w:r>
+      <w:r>
+        <w:rPr>
+          <w:rFonts w:ascii="B Lotus" w:hAnsi="B Lotus" w:cs="B Lotus"/>
+          <w:b w:val="0"/>
+          <w:sz w:val="28"/>
+          <w:rtl w:val="1"/>
+          <w:szCs w:val="28"/>
+          <w:lang w:val="fa-IR" w:bidi="fa-IR"/>
+        </w:rPr>
+        <w:t xml:space="preserve">و </w:t>
+      </w:r>
+      <w:r>
+        <w:rPr>
+          <w:rFonts w:ascii="Times New Roman" w:hAnsi="Times New Roman" w:cs="B Lotus"/>
+          <w:b w:val="0"/>
+          <w:sz w:val="24"/>
+          <w:rtl w:val="0"/>
+          <w:szCs w:val="28"/>
+          <w:lang w:val="en-US" w:bidi="fa-IR"/>
+        </w:rPr>
+        <w:t xml:space="preserve">UACI </w:t>
+      </w:r>
+      <w:r>
+        <w:rPr>
+          <w:rFonts w:ascii="B Lotus" w:hAnsi="B Lotus" w:cs="B Lotus"/>
+          <w:b w:val="0"/>
+          <w:sz w:val="28"/>
+          <w:rtl w:val="1"/>
+          <w:szCs w:val="28"/>
+          <w:lang w:val="fa-IR" w:bidi="fa-IR"/>
+        </w:rPr>
+        <w:t xml:space="preserve">برای تصاویر پزشکی در مدالیته‌های مختلف، شامل شبکیه، </w:t>
+      </w:r>
+      <w:r>
+        <w:rPr>
+          <w:rFonts w:ascii="Times New Roman" w:hAnsi="Times New Roman" w:cs="B Lotus"/>
+          <w:b w:val="0"/>
+          <w:sz w:val="24"/>
+          <w:rtl w:val="0"/>
+          <w:szCs w:val="28"/>
+          <w:lang w:val="en-US" w:bidi="fa-IR"/>
+        </w:rPr>
+        <w:t xml:space="preserve">MRI </w:t>
+      </w:r>
+      <w:r>
+        <w:rPr>
+          <w:rFonts w:ascii="B Lotus" w:hAnsi="B Lotus" w:cs="B Lotus"/>
+          <w:b w:val="0"/>
+          <w:sz w:val="28"/>
+          <w:rtl w:val="1"/>
+          <w:szCs w:val="28"/>
+          <w:lang w:val="fa-IR" w:bidi="fa-IR"/>
+        </w:rPr>
+        <w:t xml:space="preserve">و </w:t>
+      </w:r>
+      <w:r>
+        <w:rPr>
+          <w:rFonts w:ascii="Times New Roman" w:hAnsi="Times New Roman" w:cs="B Lotus"/>
+          <w:b w:val="0"/>
+          <w:sz w:val="24"/>
+          <w:rtl w:val="0"/>
+          <w:szCs w:val="28"/>
+          <w:lang w:val="en-US" w:bidi="fa-IR"/>
+        </w:rPr>
+        <w:t>X-Ray</w:t>
+      </w:r>
+      <w:r>
+        <w:rPr>
+          <w:rFonts w:ascii="B Lotus" w:hAnsi="B Lotus" w:cs="B Lotus"/>
+          <w:b w:val="0"/>
+          <w:sz w:val="28"/>
+          <w:rtl w:val="1"/>
+          <w:szCs w:val="28"/>
+          <w:lang w:val="fa-IR" w:bidi="fa-IR"/>
+        </w:rPr>
+        <w:t>، محاسبه و با مقادیر گزارش‌شده در [</w:t>
+      </w:r>
+      <w:r>
+        <w:rPr>
+          <w:rFonts w:ascii="Times New Roman" w:hAnsi="Times New Roman" w:cs="B Lotus"/>
+          <w:b w:val="0"/>
+          <w:sz w:val="24"/>
+          <w:rtl w:val="0"/>
+          <w:szCs w:val="28"/>
+          <w:lang w:val="en-US" w:bidi="fa-IR"/>
+        </w:rPr>
+        <w:t xml:space="preserve">1–3] </w:t>
+      </w:r>
+      <w:r>
+        <w:rPr>
+          <w:rFonts w:ascii="B Lotus" w:hAnsi="B Lotus" w:cs="B Lotus"/>
+          <w:b w:val="0"/>
+          <w:sz w:val="28"/>
+          <w:rtl w:val="1"/>
+          <w:szCs w:val="28"/>
+          <w:lang w:val="fa-IR" w:bidi="fa-IR"/>
+        </w:rPr>
+        <w:t>مقایسه می‌شود. سپس تحلیل هیستوگرام تصاویر ساده و رمزشده انجام می‌گیرد تا یکنواخت‌شدن توزیع شدت‌ها پس از رمزنگاری بررسی شود؛ این تحلیل مشابه آنچه در [</w:t>
+      </w:r>
+      <w:r>
+        <w:rPr>
+          <w:rFonts w:ascii="Times New Roman" w:hAnsi="Times New Roman" w:cs="B Lotus"/>
+          <w:b w:val="0"/>
+          <w:sz w:val="24"/>
+          <w:rtl w:val="0"/>
+          <w:szCs w:val="28"/>
+          <w:lang w:val="en-US" w:bidi="fa-IR"/>
+        </w:rPr>
+        <w:t>1</w:t>
+      </w:r>
+      <w:r>
+        <w:rPr>
+          <w:rFonts w:ascii="B Lotus" w:hAnsi="B Lotus" w:cs="B Lotus"/>
+          <w:b w:val="0"/>
+          <w:sz w:val="28"/>
+          <w:rtl w:val="1"/>
+          <w:szCs w:val="28"/>
+          <w:lang w:val="fa-IR" w:bidi="fa-IR"/>
+        </w:rPr>
+        <w:t xml:space="preserve">، </w:t>
+      </w:r>
+      <w:r>
+        <w:rPr>
+          <w:rFonts w:ascii="Times New Roman" w:hAnsi="Times New Roman" w:cs="B Lotus"/>
+          <w:b w:val="0"/>
+          <w:sz w:val="24"/>
+          <w:rtl w:val="0"/>
+          <w:szCs w:val="28"/>
+          <w:lang w:val="en-US" w:bidi="fa-IR"/>
+        </w:rPr>
+        <w:t xml:space="preserve">3] </w:t>
+      </w:r>
+      <w:r>
+        <w:rPr>
+          <w:rFonts w:ascii="B Lotus" w:hAnsi="B Lotus" w:cs="B Lotus"/>
+          <w:b w:val="0"/>
+          <w:sz w:val="28"/>
+          <w:rtl w:val="1"/>
+          <w:szCs w:val="28"/>
+          <w:lang w:val="fa-IR" w:bidi="fa-IR"/>
+        </w:rPr>
+        <w:t>انجام شده است.</w:t>
+      </w:r>
+    </w:p>
+    <w:p>
+      <w:pPr>
+        <w:pStyle w:val="Heading3"/>
+        <w:widowControl/>
+        <w:bidi w:val="1"/>
+        <w:jc w:val="both"/>
+      </w:pPr>
+      <w:r>
+        <w:rPr>
+          <w:rFonts w:ascii="B Lotus" w:hAnsi="B Lotus" w:cs="B Lotus"/>
+          <w:b/>
+          <w:sz w:val="28"/>
+          <w:rtl w:val="1"/>
+          <w:szCs w:val="28"/>
+          <w:lang w:val="fa-IR" w:bidi="fa-IR"/>
+          <w:bCs w:val="1"/>
+        </w:rPr>
+        <w:t>۴–۵–۲. ارزیابی ماژول پنهان‌نگاری</w:t>
+      </w:r>
+    </w:p>
+    <w:p>
+      <w:pPr>
+        <w:widowControl/>
+        <w:bidi w:val="1"/>
+        <w:jc w:val="both"/>
+      </w:pPr>
+      <w:r>
+        <w:rPr>
+          <w:rFonts w:ascii="B Lotus" w:hAnsi="B Lotus" w:cs="B Lotus"/>
+          <w:b w:val="0"/>
+          <w:sz w:val="28"/>
+          <w:rtl w:val="1"/>
+          <w:szCs w:val="28"/>
+          <w:lang w:val="fa-IR" w:bidi="fa-IR"/>
+        </w:rPr>
+        <w:t xml:space="preserve">ماژول پنهان‌نگاری مبتنی بر برجستگی بصری هم به‌صورت جداگانه و هم در ترکیب با رمزنگاری ارزیابی می‌شود. کیفیت تصویر استگو از راه محاسبه </w:t>
+      </w:r>
+      <w:r>
+        <w:rPr>
+          <w:rFonts w:ascii="Times New Roman" w:hAnsi="Times New Roman" w:cs="B Lotus"/>
+          <w:b w:val="0"/>
+          <w:sz w:val="24"/>
+          <w:rtl w:val="0"/>
+          <w:szCs w:val="28"/>
+          <w:lang w:val="en-US" w:bidi="fa-IR"/>
+        </w:rPr>
+        <w:t xml:space="preserve">PSNR </w:t>
+      </w:r>
+      <w:r>
+        <w:rPr>
+          <w:rFonts w:ascii="B Lotus" w:hAnsi="B Lotus" w:cs="B Lotus"/>
+          <w:b w:val="0"/>
+          <w:sz w:val="28"/>
+          <w:rtl w:val="1"/>
+          <w:szCs w:val="28"/>
+          <w:lang w:val="fa-IR" w:bidi="fa-IR"/>
+        </w:rPr>
+        <w:t xml:space="preserve">و </w:t>
+      </w:r>
+      <w:r>
+        <w:rPr>
+          <w:rFonts w:ascii="Times New Roman" w:hAnsi="Times New Roman" w:cs="B Lotus"/>
+          <w:b w:val="0"/>
+          <w:sz w:val="24"/>
+          <w:rtl w:val="0"/>
+          <w:szCs w:val="28"/>
+          <w:lang w:val="en-US" w:bidi="fa-IR"/>
+        </w:rPr>
+        <w:t xml:space="preserve">SSIM </w:t>
+      </w:r>
+      <w:r>
+        <w:rPr>
+          <w:rFonts w:ascii="B Lotus" w:hAnsi="B Lotus" w:cs="B Lotus"/>
+          <w:b w:val="0"/>
+          <w:sz w:val="28"/>
+          <w:rtl w:val="1"/>
+          <w:szCs w:val="28"/>
+          <w:lang w:val="fa-IR" w:bidi="fa-IR"/>
+        </w:rPr>
+        <w:t xml:space="preserve">نسبت به تصویر اصلی سنجیده و با دامنه‌های گزارش‌شده در </w:t>
+      </w:r>
+      <w:r>
+        <w:rPr>
+          <w:rFonts w:ascii="Times New Roman" w:hAnsi="Times New Roman" w:cs="B Lotus"/>
+          <w:b w:val="0"/>
+          <w:sz w:val="24"/>
+          <w:rtl w:val="0"/>
+          <w:szCs w:val="28"/>
+          <w:lang w:val="en-US" w:bidi="fa-IR"/>
+        </w:rPr>
+        <w:t xml:space="preserve">VisionStego AI [5] </w:t>
+      </w:r>
+      <w:r>
+        <w:rPr>
+          <w:rFonts w:ascii="B Lotus" w:hAnsi="B Lotus" w:cs="B Lotus"/>
+          <w:b w:val="0"/>
+          <w:sz w:val="28"/>
+          <w:rtl w:val="1"/>
+          <w:szCs w:val="28"/>
+          <w:lang w:val="fa-IR" w:bidi="fa-IR"/>
+        </w:rPr>
+        <w:t>و روش‌های عمیق [</w:t>
+      </w:r>
+      <w:r>
+        <w:rPr>
+          <w:rFonts w:ascii="Times New Roman" w:hAnsi="Times New Roman" w:cs="B Lotus"/>
+          <w:b w:val="0"/>
+          <w:sz w:val="24"/>
+          <w:rtl w:val="0"/>
+          <w:szCs w:val="28"/>
+          <w:lang w:val="en-US" w:bidi="fa-IR"/>
+        </w:rPr>
+        <w:t xml:space="preserve">6] </w:t>
+      </w:r>
+      <w:r>
+        <w:rPr>
+          <w:rFonts w:ascii="B Lotus" w:hAnsi="B Lotus" w:cs="B Lotus"/>
+          <w:b w:val="0"/>
+          <w:sz w:val="28"/>
+          <w:rtl w:val="1"/>
+          <w:szCs w:val="28"/>
+          <w:lang w:val="fa-IR" w:bidi="fa-IR"/>
+        </w:rPr>
+        <w:t>مقایسه می‌شود. مقاومت در برابر پنهان‌کاوی نیز با اجرای آزمون‌های ساده آماری، مانند تحلیل هیستوگرام، بررسی خواهد شد تا روشن شود آیا آثار قابل تشخیصی از جاسازی در تصویر استگو باقی می‌ماند یا نه؛ این رویکرد مطابق با [</w:t>
+      </w:r>
+      <w:r>
+        <w:rPr>
+          <w:rFonts w:ascii="Times New Roman" w:hAnsi="Times New Roman" w:cs="B Lotus"/>
+          <w:b w:val="0"/>
+          <w:sz w:val="24"/>
+          <w:rtl w:val="0"/>
+          <w:szCs w:val="28"/>
+          <w:lang w:val="en-US" w:bidi="fa-IR"/>
+        </w:rPr>
+        <w:t xml:space="preserve">5] </w:t>
+      </w:r>
+      <w:r>
+        <w:rPr>
+          <w:rFonts w:ascii="B Lotus" w:hAnsi="B Lotus" w:cs="B Lotus"/>
+          <w:b w:val="0"/>
+          <w:sz w:val="28"/>
+          <w:rtl w:val="1"/>
+          <w:szCs w:val="28"/>
+          <w:lang w:val="fa-IR" w:bidi="fa-IR"/>
+        </w:rPr>
+        <w:t>است.</w:t>
+      </w:r>
+    </w:p>
+    <w:p>
+      <w:pPr>
+        <w:pStyle w:val="Heading3"/>
+        <w:widowControl/>
+        <w:bidi w:val="1"/>
+        <w:jc w:val="both"/>
+      </w:pPr>
+      <w:r>
+        <w:rPr>
+          <w:rFonts w:ascii="B Lotus" w:hAnsi="B Lotus" w:cs="B Lotus"/>
+          <w:b/>
+          <w:sz w:val="28"/>
+          <w:rtl w:val="1"/>
+          <w:szCs w:val="28"/>
+          <w:lang w:val="fa-IR" w:bidi="fa-IR"/>
+          <w:bCs w:val="1"/>
+        </w:rPr>
+        <w:t>۴–۵–۳. آزمایش‌های مقایسه‌ای با روش‌های مرجع</w:t>
+      </w:r>
+    </w:p>
+    <w:p>
+      <w:pPr>
+        <w:widowControl/>
+        <w:bidi w:val="1"/>
+        <w:jc w:val="both"/>
+      </w:pPr>
+      <w:r>
+        <w:rPr>
+          <w:rFonts w:ascii="B Lotus" w:hAnsi="B Lotus" w:cs="B Lotus"/>
+          <w:b w:val="0"/>
+          <w:sz w:val="28"/>
+          <w:rtl w:val="1"/>
+          <w:szCs w:val="28"/>
+          <w:lang w:val="fa-IR" w:bidi="fa-IR"/>
+        </w:rPr>
+        <w:t xml:space="preserve">برای مشخص‌شدن جایگاه روش پیشنهادی، نتایج آن با چند روش منتخب از ادبیات مقایسه می‌شود. مقایسه با روش </w:t>
+      </w:r>
+      <w:r>
+        <w:rPr>
+          <w:rFonts w:ascii="Times New Roman" w:hAnsi="Times New Roman" w:cs="B Lotus"/>
+          <w:b w:val="0"/>
+          <w:sz w:val="24"/>
+          <w:rtl w:val="0"/>
+          <w:szCs w:val="28"/>
+          <w:lang w:val="en-US" w:bidi="fa-IR"/>
+        </w:rPr>
+        <w:t xml:space="preserve">Subathra </w:t>
+      </w:r>
+      <w:r>
+        <w:rPr>
+          <w:rFonts w:ascii="B Lotus" w:hAnsi="B Lotus" w:cs="B Lotus"/>
+          <w:b w:val="0"/>
+          <w:sz w:val="28"/>
+          <w:rtl w:val="1"/>
+          <w:szCs w:val="28"/>
+          <w:lang w:val="fa-IR" w:bidi="fa-IR"/>
+        </w:rPr>
+        <w:t xml:space="preserve">و </w:t>
+      </w:r>
+      <w:r>
+        <w:rPr>
+          <w:rFonts w:ascii="Times New Roman" w:hAnsi="Times New Roman" w:cs="B Lotus"/>
+          <w:b w:val="0"/>
+          <w:sz w:val="24"/>
+          <w:rtl w:val="0"/>
+          <w:szCs w:val="28"/>
+          <w:lang w:val="en-US" w:bidi="fa-IR"/>
+        </w:rPr>
+        <w:t xml:space="preserve">Thanikaiselvan [1] </w:t>
+      </w:r>
+      <w:r>
+        <w:rPr>
+          <w:rFonts w:ascii="B Lotus" w:hAnsi="B Lotus" w:cs="B Lotus"/>
+          <w:b w:val="0"/>
+          <w:sz w:val="28"/>
+          <w:rtl w:val="1"/>
+          <w:szCs w:val="28"/>
+          <w:lang w:val="fa-IR" w:bidi="fa-IR"/>
+        </w:rPr>
+        <w:t xml:space="preserve">از منظر شاخص‌های امنیتی، یعنی آنتروپی، </w:t>
+      </w:r>
+      <w:r>
+        <w:rPr>
+          <w:rFonts w:ascii="Times New Roman" w:hAnsi="Times New Roman" w:cs="B Lotus"/>
+          <w:b w:val="0"/>
+          <w:sz w:val="24"/>
+          <w:rtl w:val="0"/>
+          <w:szCs w:val="28"/>
+          <w:lang w:val="en-US" w:bidi="fa-IR"/>
+        </w:rPr>
+        <w:t>NPCR</w:t>
+      </w:r>
+      <w:r>
+        <w:rPr>
+          <w:rFonts w:ascii="B Lotus" w:hAnsi="B Lotus" w:cs="B Lotus"/>
+          <w:b w:val="0"/>
+          <w:sz w:val="28"/>
+          <w:rtl w:val="1"/>
+          <w:szCs w:val="28"/>
+          <w:lang w:val="fa-IR" w:bidi="fa-IR"/>
+        </w:rPr>
+        <w:t xml:space="preserve">، </w:t>
+      </w:r>
+      <w:r>
+        <w:rPr>
+          <w:rFonts w:ascii="Times New Roman" w:hAnsi="Times New Roman" w:cs="B Lotus"/>
+          <w:b w:val="0"/>
+          <w:sz w:val="24"/>
+          <w:rtl w:val="0"/>
+          <w:szCs w:val="28"/>
+          <w:lang w:val="en-US" w:bidi="fa-IR"/>
+        </w:rPr>
+        <w:t xml:space="preserve">UACI </w:t>
+      </w:r>
+      <w:r>
+        <w:rPr>
+          <w:rFonts w:ascii="B Lotus" w:hAnsi="B Lotus" w:cs="B Lotus"/>
+          <w:b w:val="0"/>
+          <w:sz w:val="28"/>
+          <w:rtl w:val="1"/>
+          <w:szCs w:val="28"/>
+          <w:lang w:val="fa-IR" w:bidi="fa-IR"/>
+        </w:rPr>
+        <w:t xml:space="preserve">و همبستگی، روی زیرمجموعه‌ای از همان مجموعه داده‌ها شامل </w:t>
+      </w:r>
+      <w:r>
+        <w:rPr>
+          <w:rFonts w:ascii="Times New Roman" w:hAnsi="Times New Roman" w:cs="B Lotus"/>
+          <w:b w:val="0"/>
+          <w:sz w:val="24"/>
+          <w:rtl w:val="0"/>
+          <w:szCs w:val="28"/>
+          <w:lang w:val="en-US" w:bidi="fa-IR"/>
+        </w:rPr>
+        <w:t>DRIVE</w:t>
+      </w:r>
+      <w:r>
+        <w:rPr>
+          <w:rFonts w:ascii="B Lotus" w:hAnsi="B Lotus" w:cs="B Lotus"/>
+          <w:b w:val="0"/>
+          <w:sz w:val="28"/>
+          <w:rtl w:val="1"/>
+          <w:szCs w:val="28"/>
+          <w:lang w:val="fa-IR" w:bidi="fa-IR"/>
+        </w:rPr>
+        <w:t xml:space="preserve">، </w:t>
+      </w:r>
+      <w:r>
+        <w:rPr>
+          <w:rFonts w:ascii="Times New Roman" w:hAnsi="Times New Roman" w:cs="B Lotus"/>
+          <w:b w:val="0"/>
+          <w:sz w:val="24"/>
+          <w:rtl w:val="0"/>
+          <w:szCs w:val="28"/>
+          <w:lang w:val="en-US" w:bidi="fa-IR"/>
+        </w:rPr>
+        <w:t xml:space="preserve">RITE </w:t>
+      </w:r>
+      <w:r>
+        <w:rPr>
+          <w:rFonts w:ascii="B Lotus" w:hAnsi="B Lotus" w:cs="B Lotus"/>
+          <w:b w:val="0"/>
+          <w:sz w:val="28"/>
+          <w:rtl w:val="1"/>
+          <w:szCs w:val="28"/>
+          <w:lang w:val="fa-IR" w:bidi="fa-IR"/>
+        </w:rPr>
+        <w:t xml:space="preserve">و </w:t>
+      </w:r>
+      <w:r>
+        <w:rPr>
+          <w:rFonts w:ascii="Times New Roman" w:hAnsi="Times New Roman" w:cs="B Lotus"/>
+          <w:b w:val="0"/>
+          <w:sz w:val="24"/>
+          <w:rtl w:val="0"/>
+          <w:szCs w:val="28"/>
+          <w:lang w:val="en-US" w:bidi="fa-IR"/>
+        </w:rPr>
+        <w:t xml:space="preserve">BraTS </w:t>
+      </w:r>
+      <w:r>
+        <w:rPr>
+          <w:rFonts w:ascii="B Lotus" w:hAnsi="B Lotus" w:cs="B Lotus"/>
+          <w:b w:val="0"/>
+          <w:sz w:val="28"/>
+          <w:rtl w:val="1"/>
+          <w:szCs w:val="28"/>
+          <w:lang w:val="fa-IR" w:bidi="fa-IR"/>
+        </w:rPr>
+        <w:t xml:space="preserve">انجام خواهد شد. مقایسه با روش </w:t>
+      </w:r>
+      <w:r>
+        <w:rPr>
+          <w:rFonts w:ascii="Times New Roman" w:hAnsi="Times New Roman" w:cs="B Lotus"/>
+          <w:b w:val="0"/>
+          <w:sz w:val="24"/>
+          <w:rtl w:val="0"/>
+          <w:szCs w:val="28"/>
+          <w:lang w:val="en-US" w:bidi="fa-IR"/>
+        </w:rPr>
+        <w:t xml:space="preserve">Pourasad </w:t>
+      </w:r>
+      <w:r>
+        <w:rPr>
+          <w:rFonts w:ascii="B Lotus" w:hAnsi="B Lotus" w:cs="B Lotus"/>
+          <w:b w:val="0"/>
+          <w:sz w:val="28"/>
+          <w:rtl w:val="1"/>
+          <w:szCs w:val="28"/>
+          <w:lang w:val="fa-IR" w:bidi="fa-IR"/>
+        </w:rPr>
+        <w:t>و همکاران [</w:t>
+      </w:r>
+      <w:r>
+        <w:rPr>
+          <w:rFonts w:ascii="Times New Roman" w:hAnsi="Times New Roman" w:cs="B Lotus"/>
+          <w:b w:val="0"/>
+          <w:sz w:val="24"/>
+          <w:rtl w:val="0"/>
+          <w:szCs w:val="28"/>
+          <w:lang w:val="en-US" w:bidi="fa-IR"/>
+        </w:rPr>
+        <w:t xml:space="preserve">3] </w:t>
+      </w:r>
+      <w:r>
+        <w:rPr>
+          <w:rFonts w:ascii="B Lotus" w:hAnsi="B Lotus" w:cs="B Lotus"/>
+          <w:b w:val="0"/>
+          <w:sz w:val="28"/>
+          <w:rtl w:val="1"/>
+          <w:szCs w:val="28"/>
+          <w:lang w:val="fa-IR" w:bidi="fa-IR"/>
+        </w:rPr>
+        <w:t xml:space="preserve">روی تصاویر عمومی صورت می‌گیرد تا تطابق الگوریتم پیشنهادی با استانداردهای رایج رمزنگاری تصویر از نظر </w:t>
+      </w:r>
+      <w:r>
+        <w:rPr>
+          <w:rFonts w:ascii="Times New Roman" w:hAnsi="Times New Roman" w:cs="B Lotus"/>
+          <w:b w:val="0"/>
+          <w:sz w:val="24"/>
+          <w:rtl w:val="0"/>
+          <w:szCs w:val="28"/>
+          <w:lang w:val="en-US" w:bidi="fa-IR"/>
+        </w:rPr>
+        <w:t>NPCR</w:t>
+      </w:r>
+      <w:r>
+        <w:rPr>
+          <w:rFonts w:ascii="B Lotus" w:hAnsi="B Lotus" w:cs="B Lotus"/>
+          <w:b w:val="0"/>
+          <w:sz w:val="28"/>
+          <w:rtl w:val="1"/>
+          <w:szCs w:val="28"/>
+          <w:lang w:val="fa-IR" w:bidi="fa-IR"/>
+        </w:rPr>
+        <w:t xml:space="preserve">، </w:t>
+      </w:r>
+      <w:r>
+        <w:rPr>
+          <w:rFonts w:ascii="Times New Roman" w:hAnsi="Times New Roman" w:cs="B Lotus"/>
+          <w:b w:val="0"/>
+          <w:sz w:val="24"/>
+          <w:rtl w:val="0"/>
+          <w:szCs w:val="28"/>
+          <w:lang w:val="en-US" w:bidi="fa-IR"/>
+        </w:rPr>
+        <w:t xml:space="preserve">UACI </w:t>
+      </w:r>
+      <w:r>
+        <w:rPr>
+          <w:rFonts w:ascii="B Lotus" w:hAnsi="B Lotus" w:cs="B Lotus"/>
+          <w:b w:val="0"/>
+          <w:sz w:val="28"/>
+          <w:rtl w:val="1"/>
+          <w:szCs w:val="28"/>
+          <w:lang w:val="fa-IR" w:bidi="fa-IR"/>
+        </w:rPr>
+        <w:t xml:space="preserve">و </w:t>
+      </w:r>
+      <w:r>
+        <w:rPr>
+          <w:rFonts w:ascii="Times New Roman" w:hAnsi="Times New Roman" w:cs="B Lotus"/>
+          <w:b w:val="0"/>
+          <w:sz w:val="24"/>
+          <w:rtl w:val="0"/>
+          <w:szCs w:val="28"/>
+          <w:lang w:val="en-US" w:bidi="fa-IR"/>
+        </w:rPr>
+        <w:t xml:space="preserve">PSNR </w:t>
+      </w:r>
+      <w:r>
+        <w:rPr>
+          <w:rFonts w:ascii="B Lotus" w:hAnsi="B Lotus" w:cs="B Lotus"/>
+          <w:b w:val="0"/>
+          <w:sz w:val="28"/>
+          <w:rtl w:val="1"/>
+          <w:szCs w:val="28"/>
+          <w:lang w:val="fa-IR" w:bidi="fa-IR"/>
+        </w:rPr>
+        <w:t xml:space="preserve">سنجیده شود. مقایسه با روش </w:t>
+      </w:r>
+      <w:r>
+        <w:rPr>
+          <w:rFonts w:ascii="Times New Roman" w:hAnsi="Times New Roman" w:cs="B Lotus"/>
+          <w:b w:val="0"/>
+          <w:sz w:val="24"/>
+          <w:rtl w:val="0"/>
+          <w:szCs w:val="28"/>
+          <w:lang w:val="en-US" w:bidi="fa-IR"/>
+        </w:rPr>
+        <w:t xml:space="preserve">Alarood </w:t>
+      </w:r>
+      <w:r>
+        <w:rPr>
+          <w:rFonts w:ascii="B Lotus" w:hAnsi="B Lotus" w:cs="B Lotus"/>
+          <w:b w:val="0"/>
+          <w:sz w:val="28"/>
+          <w:rtl w:val="1"/>
+          <w:szCs w:val="28"/>
+          <w:lang w:val="fa-IR" w:bidi="fa-IR"/>
+        </w:rPr>
+        <w:t>و همکاران [</w:t>
+      </w:r>
+      <w:r>
+        <w:rPr>
+          <w:rFonts w:ascii="Times New Roman" w:hAnsi="Times New Roman" w:cs="B Lotus"/>
+          <w:b w:val="0"/>
+          <w:sz w:val="24"/>
+          <w:rtl w:val="0"/>
+          <w:szCs w:val="28"/>
+          <w:lang w:val="en-US" w:bidi="fa-IR"/>
+        </w:rPr>
+        <w:t xml:space="preserve">2] </w:t>
+      </w:r>
+      <w:r>
+        <w:rPr>
+          <w:rFonts w:ascii="B Lotus" w:hAnsi="B Lotus" w:cs="B Lotus"/>
+          <w:b w:val="0"/>
+          <w:sz w:val="28"/>
+          <w:rtl w:val="1"/>
+          <w:szCs w:val="28"/>
+          <w:lang w:val="fa-IR" w:bidi="fa-IR"/>
+        </w:rPr>
+        <w:t xml:space="preserve">از منظر کارایی محاسباتی و شاخص‌های امنیتی در سناریوهای انتقال امن در محیط‌های سلامت الکترونیک انجام می‌پذیرد. سرانجام، مقایسه با </w:t>
+      </w:r>
+      <w:r>
+        <w:rPr>
+          <w:rFonts w:ascii="Times New Roman" w:hAnsi="Times New Roman" w:cs="B Lotus"/>
+          <w:b w:val="0"/>
+          <w:sz w:val="24"/>
+          <w:rtl w:val="0"/>
+          <w:szCs w:val="28"/>
+          <w:lang w:val="en-US" w:bidi="fa-IR"/>
+        </w:rPr>
+        <w:t xml:space="preserve">VisionStego AI [5] </w:t>
+      </w:r>
+      <w:r>
+        <w:rPr>
+          <w:rFonts w:ascii="B Lotus" w:hAnsi="B Lotus" w:cs="B Lotus"/>
+          <w:b w:val="0"/>
+          <w:sz w:val="28"/>
+          <w:rtl w:val="1"/>
+          <w:szCs w:val="28"/>
+          <w:lang w:val="fa-IR" w:bidi="fa-IR"/>
+        </w:rPr>
+        <w:t>و روش عمیق [</w:t>
+      </w:r>
+      <w:r>
+        <w:rPr>
+          <w:rFonts w:ascii="Times New Roman" w:hAnsi="Times New Roman" w:cs="B Lotus"/>
+          <w:b w:val="0"/>
+          <w:sz w:val="24"/>
+          <w:rtl w:val="0"/>
+          <w:szCs w:val="28"/>
+          <w:lang w:val="en-US" w:bidi="fa-IR"/>
+        </w:rPr>
+        <w:t xml:space="preserve">6] </w:t>
+      </w:r>
+      <w:r>
+        <w:rPr>
+          <w:rFonts w:ascii="B Lotus" w:hAnsi="B Lotus" w:cs="B Lotus"/>
+          <w:b w:val="0"/>
+          <w:sz w:val="28"/>
+          <w:rtl w:val="1"/>
+          <w:szCs w:val="28"/>
+          <w:lang w:val="fa-IR" w:bidi="fa-IR"/>
+        </w:rPr>
+        <w:t xml:space="preserve">از منظر کیفیت تصویر استگو، بر حسب </w:t>
+      </w:r>
+      <w:r>
+        <w:rPr>
+          <w:rFonts w:ascii="Times New Roman" w:hAnsi="Times New Roman" w:cs="B Lotus"/>
+          <w:b w:val="0"/>
+          <w:sz w:val="24"/>
+          <w:rtl w:val="0"/>
+          <w:szCs w:val="28"/>
+          <w:lang w:val="en-US" w:bidi="fa-IR"/>
+        </w:rPr>
+        <w:t xml:space="preserve">PSNR </w:t>
+      </w:r>
+      <w:r>
+        <w:rPr>
+          <w:rFonts w:ascii="B Lotus" w:hAnsi="B Lotus" w:cs="B Lotus"/>
+          <w:b w:val="0"/>
+          <w:sz w:val="28"/>
+          <w:rtl w:val="1"/>
+          <w:szCs w:val="28"/>
+          <w:lang w:val="fa-IR" w:bidi="fa-IR"/>
+        </w:rPr>
+        <w:t xml:space="preserve">و </w:t>
+      </w:r>
+      <w:r>
+        <w:rPr>
+          <w:rFonts w:ascii="Times New Roman" w:hAnsi="Times New Roman" w:cs="B Lotus"/>
+          <w:b w:val="0"/>
+          <w:sz w:val="24"/>
+          <w:rtl w:val="0"/>
+          <w:szCs w:val="28"/>
+          <w:lang w:val="en-US" w:bidi="fa-IR"/>
+        </w:rPr>
+        <w:t>SSIM</w:t>
+      </w:r>
+      <w:r>
+        <w:rPr>
+          <w:rFonts w:ascii="B Lotus" w:hAnsi="B Lotus" w:cs="B Lotus"/>
+          <w:b w:val="0"/>
+          <w:sz w:val="28"/>
+          <w:rtl w:val="1"/>
+          <w:szCs w:val="28"/>
+          <w:lang w:val="fa-IR" w:bidi="fa-IR"/>
+        </w:rPr>
+        <w:t>، و زمان جاسازی و استخراج انجام می‌شود؛ البته با این توجه که هدف اصلی پایان‌نامه یکپارچه‌سازی رمزنگاری و پنهان‌نگاری در حوزه پزشکی است، نه رقابت صرف در یک معیار منفرد.</w:t>
+      </w:r>
+    </w:p>
+    <w:p>
+      <w:pPr>
+        <w:pStyle w:val="Heading3"/>
+        <w:widowControl/>
+        <w:bidi w:val="1"/>
+        <w:jc w:val="both"/>
+      </w:pPr>
+      <w:r>
+        <w:rPr>
+          <w:rFonts w:ascii="B Lotus" w:hAnsi="B Lotus" w:cs="B Lotus"/>
+          <w:b/>
+          <w:sz w:val="28"/>
+          <w:rtl w:val="1"/>
+          <w:szCs w:val="28"/>
+          <w:lang w:val="fa-IR" w:bidi="fa-IR"/>
+          <w:bCs w:val="1"/>
+        </w:rPr>
+        <w:t>۴–۵–۴. آزمون‌های حساسیت و استحکام</w:t>
+      </w:r>
+    </w:p>
+    <w:p>
+      <w:pPr>
+        <w:widowControl/>
+        <w:bidi w:val="1"/>
+        <w:jc w:val="both"/>
+      </w:pPr>
+      <w:r>
+        <w:rPr>
+          <w:rFonts w:ascii="B Lotus" w:hAnsi="B Lotus" w:cs="B Lotus"/>
+          <w:b w:val="0"/>
+          <w:sz w:val="28"/>
+          <w:rtl w:val="1"/>
+          <w:szCs w:val="28"/>
+          <w:lang w:val="fa-IR" w:bidi="fa-IR"/>
+        </w:rPr>
+        <w:t>برای بررسی استحکام روش پیشنهادی در برابر انواع اختلالات و حملات، با الهام از [</w:t>
+      </w:r>
+      <w:r>
+        <w:rPr>
+          <w:rFonts w:ascii="Times New Roman" w:hAnsi="Times New Roman" w:cs="B Lotus"/>
+          <w:b w:val="0"/>
+          <w:sz w:val="24"/>
+          <w:rtl w:val="0"/>
+          <w:szCs w:val="28"/>
+          <w:lang w:val="en-US" w:bidi="fa-IR"/>
+        </w:rPr>
+        <w:t>1–4]</w:t>
+      </w:r>
+      <w:r>
+        <w:rPr>
+          <w:rFonts w:ascii="B Lotus" w:hAnsi="B Lotus" w:cs="B Lotus"/>
+          <w:b w:val="0"/>
+          <w:sz w:val="28"/>
+          <w:rtl w:val="1"/>
+          <w:szCs w:val="28"/>
+          <w:lang w:val="fa-IR" w:bidi="fa-IR"/>
+        </w:rPr>
+        <w:t xml:space="preserve">، چهار دسته آزمون طراحی شده است. در حملات تفاضلی، تغییر بسیار کوچکی مانند تغییر یک پیکسل در تصویر ساده اعمال و مقادیر </w:t>
+      </w:r>
+      <w:r>
+        <w:rPr>
+          <w:rFonts w:ascii="Times New Roman" w:hAnsi="Times New Roman" w:cs="B Lotus"/>
+          <w:b w:val="0"/>
+          <w:sz w:val="24"/>
+          <w:rtl w:val="0"/>
+          <w:szCs w:val="28"/>
+          <w:lang w:val="en-US" w:bidi="fa-IR"/>
+        </w:rPr>
+        <w:t xml:space="preserve">NPCR </w:t>
+      </w:r>
+      <w:r>
+        <w:rPr>
+          <w:rFonts w:ascii="B Lotus" w:hAnsi="B Lotus" w:cs="B Lotus"/>
+          <w:b w:val="0"/>
+          <w:sz w:val="28"/>
+          <w:rtl w:val="1"/>
+          <w:szCs w:val="28"/>
+          <w:lang w:val="fa-IR" w:bidi="fa-IR"/>
+        </w:rPr>
+        <w:t xml:space="preserve">و </w:t>
+      </w:r>
+      <w:r>
+        <w:rPr>
+          <w:rFonts w:ascii="Times New Roman" w:hAnsi="Times New Roman" w:cs="B Lotus"/>
+          <w:b w:val="0"/>
+          <w:sz w:val="24"/>
+          <w:rtl w:val="0"/>
+          <w:szCs w:val="28"/>
+          <w:lang w:val="en-US" w:bidi="fa-IR"/>
+        </w:rPr>
+        <w:t xml:space="preserve">UACI </w:t>
+      </w:r>
+      <w:r>
+        <w:rPr>
+          <w:rFonts w:ascii="B Lotus" w:hAnsi="B Lotus" w:cs="B Lotus"/>
+          <w:b w:val="0"/>
+          <w:sz w:val="28"/>
+          <w:rtl w:val="1"/>
+          <w:szCs w:val="28"/>
+          <w:lang w:val="fa-IR" w:bidi="fa-IR"/>
+        </w:rPr>
+        <w:t>برای زوج تصاویر رمزشده متناظر محاسبه می‌شود. در آزمون نویز، نویزهای گاوسی و نمک و فلفل روی تصاویر رمزشده اثر گرفته و امکان بازیابی تصویر اصلی و داده پنهان بررسی می‌شود. در آزمون برش، بخش‌هایی از تصویر رمزشده حذف می‌شود تا تأثیر آن بر فرایند رمزگشایی و استخراج داده بررسی گردد، مشابه تحلیل‌های انجام‌شده در [</w:t>
+      </w:r>
+      <w:r>
+        <w:rPr>
+          <w:rFonts w:ascii="Times New Roman" w:hAnsi="Times New Roman" w:cs="B Lotus"/>
+          <w:b w:val="0"/>
+          <w:sz w:val="24"/>
+          <w:rtl w:val="0"/>
+          <w:szCs w:val="28"/>
+          <w:lang w:val="en-US" w:bidi="fa-IR"/>
+        </w:rPr>
+        <w:t>1</w:t>
+      </w:r>
+      <w:r>
+        <w:rPr>
+          <w:rFonts w:ascii="B Lotus" w:hAnsi="B Lotus" w:cs="B Lotus"/>
+          <w:b w:val="0"/>
+          <w:sz w:val="28"/>
+          <w:rtl w:val="1"/>
+          <w:szCs w:val="28"/>
+          <w:lang w:val="fa-IR" w:bidi="fa-IR"/>
+        </w:rPr>
+        <w:t xml:space="preserve">، </w:t>
+      </w:r>
+      <w:r>
+        <w:rPr>
+          <w:rFonts w:ascii="Times New Roman" w:hAnsi="Times New Roman" w:cs="B Lotus"/>
+          <w:b w:val="0"/>
+          <w:sz w:val="24"/>
+          <w:rtl w:val="0"/>
+          <w:szCs w:val="28"/>
+          <w:lang w:val="en-US" w:bidi="fa-IR"/>
+        </w:rPr>
+        <w:t xml:space="preserve">3]. </w:t>
+      </w:r>
+      <w:r>
+        <w:rPr>
+          <w:rFonts w:ascii="B Lotus" w:hAnsi="B Lotus" w:cs="B Lotus"/>
+          <w:b w:val="0"/>
+          <w:sz w:val="28"/>
+          <w:rtl w:val="1"/>
+          <w:szCs w:val="28"/>
+          <w:lang w:val="fa-IR" w:bidi="fa-IR"/>
+        </w:rPr>
+        <w:t>در آزمون تبدیلات هندسی نیز چرخش‌های کوچک، انتقال و تغییر مقیاس اعمال می‌شود و میزان تخریب در فرایند رمزگشایی سنجیده خواهد شد.</w:t>
+      </w:r>
+    </w:p>
+    <w:p>
+      <w:pPr>
+        <w:pStyle w:val="Heading2"/>
+        <w:widowControl/>
+        <w:bidi w:val="1"/>
+        <w:jc w:val="both"/>
+      </w:pPr>
+      <w:r>
+        <w:rPr>
+          <w:rFonts w:ascii="B Lotus" w:hAnsi="B Lotus" w:cs="B Lotus"/>
+          <w:b/>
+          <w:sz w:val="28"/>
+          <w:rtl w:val="1"/>
+          <w:szCs w:val="28"/>
+          <w:lang w:val="fa-IR" w:bidi="fa-IR"/>
+          <w:bCs w:val="1"/>
+        </w:rPr>
+        <w:t>۴–۶. شیوه تحلیل نتایج</w:t>
+      </w:r>
+    </w:p>
+    <w:p>
+      <w:pPr>
+        <w:widowControl/>
+        <w:bidi w:val="1"/>
+        <w:jc w:val="both"/>
+      </w:pPr>
+      <w:r>
+        <w:rPr>
+          <w:rFonts w:ascii="B Lotus" w:hAnsi="B Lotus" w:cs="B Lotus"/>
+          <w:b w:val="0"/>
+          <w:sz w:val="28"/>
+          <w:rtl w:val="1"/>
+          <w:szCs w:val="28"/>
+          <w:lang w:val="fa-IR" w:bidi="fa-IR"/>
+        </w:rPr>
+        <w:t xml:space="preserve">پس از اجرای آزمایش‌ها، تحلیل نتایج در چهار لایه انجام می‌شود. تحلیل توصیفی، جداول و نمودارهایی برای نمایش مقادیر به‌دست‌آمده از معیارهای امنیتی، کیفیت و کارایی، برای روش پیشنهادی و روش‌های مرجع، ارائه می‌کند. تحلیل مقایسه‌ای، مقادیر کلیدی مانند آنتروپی، </w:t>
+      </w:r>
+      <w:r>
+        <w:rPr>
+          <w:rFonts w:ascii="Times New Roman" w:hAnsi="Times New Roman" w:cs="B Lotus"/>
+          <w:b w:val="0"/>
+          <w:sz w:val="24"/>
+          <w:rtl w:val="0"/>
+          <w:szCs w:val="28"/>
+          <w:lang w:val="en-US" w:bidi="fa-IR"/>
+        </w:rPr>
+        <w:t>NPCR</w:t>
+      </w:r>
+      <w:r>
+        <w:rPr>
+          <w:rFonts w:ascii="B Lotus" w:hAnsi="B Lotus" w:cs="B Lotus"/>
+          <w:b w:val="0"/>
+          <w:sz w:val="28"/>
+          <w:rtl w:val="1"/>
+          <w:szCs w:val="28"/>
+          <w:lang w:val="fa-IR" w:bidi="fa-IR"/>
+        </w:rPr>
+        <w:t xml:space="preserve">، </w:t>
+      </w:r>
+      <w:r>
+        <w:rPr>
+          <w:rFonts w:ascii="Times New Roman" w:hAnsi="Times New Roman" w:cs="B Lotus"/>
+          <w:b w:val="0"/>
+          <w:sz w:val="24"/>
+          <w:rtl w:val="0"/>
+          <w:szCs w:val="28"/>
+          <w:lang w:val="en-US" w:bidi="fa-IR"/>
+        </w:rPr>
+        <w:t>UACI</w:t>
+      </w:r>
+      <w:r>
+        <w:rPr>
+          <w:rFonts w:ascii="B Lotus" w:hAnsi="B Lotus" w:cs="B Lotus"/>
+          <w:b w:val="0"/>
+          <w:sz w:val="28"/>
+          <w:rtl w:val="1"/>
+          <w:szCs w:val="28"/>
+          <w:lang w:val="fa-IR" w:bidi="fa-IR"/>
+        </w:rPr>
+        <w:t xml:space="preserve">، </w:t>
+      </w:r>
+      <w:r>
+        <w:rPr>
+          <w:rFonts w:ascii="Times New Roman" w:hAnsi="Times New Roman" w:cs="B Lotus"/>
+          <w:b w:val="0"/>
+          <w:sz w:val="24"/>
+          <w:rtl w:val="0"/>
+          <w:szCs w:val="28"/>
+          <w:lang w:val="en-US" w:bidi="fa-IR"/>
+        </w:rPr>
+        <w:t>PSNR</w:t>
+      </w:r>
+      <w:r>
+        <w:rPr>
+          <w:rFonts w:ascii="B Lotus" w:hAnsi="B Lotus" w:cs="B Lotus"/>
+          <w:b w:val="0"/>
+          <w:sz w:val="28"/>
+          <w:rtl w:val="1"/>
+          <w:szCs w:val="28"/>
+          <w:lang w:val="fa-IR" w:bidi="fa-IR"/>
+        </w:rPr>
+        <w:t xml:space="preserve">، </w:t>
+      </w:r>
+      <w:r>
+        <w:rPr>
+          <w:rFonts w:ascii="Times New Roman" w:hAnsi="Times New Roman" w:cs="B Lotus"/>
+          <w:b w:val="0"/>
+          <w:sz w:val="24"/>
+          <w:rtl w:val="0"/>
+          <w:szCs w:val="28"/>
+          <w:lang w:val="en-US" w:bidi="fa-IR"/>
+        </w:rPr>
+        <w:t xml:space="preserve">SSIM </w:t>
+      </w:r>
+      <w:r>
+        <w:rPr>
+          <w:rFonts w:ascii="B Lotus" w:hAnsi="B Lotus" w:cs="B Lotus"/>
+          <w:b w:val="0"/>
+          <w:sz w:val="28"/>
+          <w:rtl w:val="1"/>
+          <w:szCs w:val="28"/>
+          <w:lang w:val="fa-IR" w:bidi="fa-IR"/>
+        </w:rPr>
+        <w:t>و زمان اجرا را مستقیماً با مقادیر گزارش‌شده در مقالات [</w:t>
+      </w:r>
+      <w:r>
+        <w:rPr>
+          <w:rFonts w:ascii="Times New Roman" w:hAnsi="Times New Roman" w:cs="B Lotus"/>
+          <w:b w:val="0"/>
+          <w:sz w:val="24"/>
+          <w:rtl w:val="0"/>
+          <w:szCs w:val="28"/>
+          <w:lang w:val="en-US" w:bidi="fa-IR"/>
+        </w:rPr>
+        <w:t xml:space="preserve">1–6] </w:t>
+      </w:r>
+      <w:r>
+        <w:rPr>
+          <w:rFonts w:ascii="B Lotus" w:hAnsi="B Lotus" w:cs="B Lotus"/>
+          <w:b w:val="0"/>
+          <w:sz w:val="28"/>
+          <w:rtl w:val="1"/>
+          <w:szCs w:val="28"/>
+          <w:lang w:val="fa-IR" w:bidi="fa-IR"/>
+        </w:rPr>
+        <w:t>مقایسه می‌کند و بر این پرسش تمرکز دارد که آیا روش پیشنهادی می‌تواند در محدوده عملکردی این روش‌ها قرار گیرد یا بهبود معناداری ارائه دهد. تحلیل کیفی، نمونه‌های بصری تصاویر ساده، استگو، رمزشده و بازسازی‌شده را برای ارزیابی ادراکی کیفیت و بررسی تأثیر روش بر جنبه تشخیصی تصویر مرور می‌کند. سرانجام، بحث درباره محدودیت‌ها مواردی را شناسایی می‌کند که روش پیشنهادی ممکن است در آن‌ها، برای مثال از نظر زمان اجرا در برخی سناریوهای خاص، عملکرد ضعیف‌تری نسبت به روش‌های خاص ادبیات داشته باشد و دلایل احتمالی آن را تحلیل می‌کند.</w:t>
+      </w:r>
+    </w:p>
+    <w:p>
+      <w:pPr>
+        <w:widowControl/>
+        <w:bidi w:val="1"/>
+        <w:jc w:val="both"/>
+      </w:pPr>
+      <w:r>
+        <w:rPr>
+          <w:rFonts w:ascii="B Lotus" w:hAnsi="B Lotus" w:cs="B Lotus"/>
+          <w:b w:val="0"/>
+          <w:sz w:val="28"/>
+          <w:rtl w:val="1"/>
+          <w:szCs w:val="28"/>
+          <w:lang w:val="fa-IR" w:bidi="fa-IR"/>
+        </w:rPr>
+        <w:t>این فصل طرح کامل آزمایش‌ها، معیارهای ارزیابی و سناریوهای مقایسه‌ای برای سنجش عملکرد روش پیشنهادی را ارائه کرد. در فصل پنجم، جمع‌بندی مسیر پژوهش، دستاوردها، محدودیت‌ها و پیشنهادهایی برای ادامه کار بحث خواهد شد و نتایج عددی اجرای همین طرح، پس از پیاده‌سازی عملی، در تکمیل فصل چهارم جای خواهد گرفت.</w:t>
+      </w:r>
+    </w:p>
+    <w:p>
+      <w:r>
+        <w:br w:type="page"/>
+      </w:r>
+    </w:p>
+    <w:p>
+      <w:pPr>
+        <w:pStyle w:val="Heading1"/>
+        <w:widowControl/>
+        <w:bidi w:val="1"/>
+        <w:jc w:val="both"/>
+      </w:pPr>
+      <w:r>
+        <w:rPr>
+          <w:rFonts w:ascii="B Lotus" w:hAnsi="B Lotus" w:cs="B Lotus"/>
+          <w:b/>
+          <w:sz w:val="28"/>
+          <w:rtl w:val="1"/>
+          <w:szCs w:val="28"/>
+          <w:lang w:val="fa-IR" w:bidi="fa-IR"/>
+          <w:bCs w:val="1"/>
+        </w:rPr>
+        <w:t>فصل پنجم: جمع‌بندی، دستاوردها و پیشنهادها</w:t>
+      </w:r>
+    </w:p>
+    <w:p>
+      <w:pPr>
+        <w:pStyle w:val="Heading2"/>
+        <w:widowControl/>
+        <w:bidi w:val="1"/>
+        <w:jc w:val="both"/>
+      </w:pPr>
+      <w:r>
+        <w:rPr>
+          <w:rFonts w:ascii="B Lotus" w:hAnsi="B Lotus" w:cs="B Lotus"/>
+          <w:b/>
+          <w:sz w:val="28"/>
+          <w:rtl w:val="1"/>
+          <w:szCs w:val="28"/>
+          <w:lang w:val="fa-IR" w:bidi="fa-IR"/>
+          <w:bCs w:val="1"/>
+        </w:rPr>
+        <w:t>۵–۱. مقدمه</w:t>
+      </w:r>
+    </w:p>
+    <w:p>
+      <w:pPr>
+        <w:widowControl/>
+        <w:bidi w:val="1"/>
+        <w:jc w:val="both"/>
+      </w:pPr>
+      <w:r>
+        <w:rPr>
+          <w:rFonts w:ascii="B Lotus" w:hAnsi="B Lotus" w:cs="B Lotus"/>
+          <w:b w:val="0"/>
+          <w:sz w:val="28"/>
+          <w:rtl w:val="1"/>
+          <w:szCs w:val="28"/>
+          <w:lang w:val="fa-IR" w:bidi="fa-IR"/>
+        </w:rPr>
+        <w:t>در این فصل خلاصه‌ای از مسیر طی‌شده در پایان‌نامه ارائه می‌شود؛ دستاوردهای اصلی روش پیشنهادی جمع‌بندی می‌گردد، وضعیت پاسخ به پرسش‌های پژوهش و ارزیابی فرضیه‌ها در سطح طراحی روشن می‌شود، محدودیت‌های کار برشمرده می‌شود و در پایان جهت‌گیری‌هایی برای پژوهش‌های آینده پیشنهاد می‌گردد. هدف، ارائه تصویری یکپارچه از آن چیزی است که در فصل‌های پیشین طراحی و برنامه‌ریزی شده و تبیین این نکته است که چگونه ترکیب یادگیری عمیق، نظریه آشوب و پنهان‌نگاری مبتنی بر برجستگی بصری می‌تواند به افزایش امنیت و حریم خصوصی در تصاویر پزشکی کمک کند.</w:t>
+      </w:r>
+    </w:p>
+    <w:p>
+      <w:pPr>
+        <w:pStyle w:val="Heading2"/>
+        <w:widowControl/>
+        <w:bidi w:val="1"/>
+        <w:jc w:val="both"/>
+      </w:pPr>
+      <w:r>
+        <w:rPr>
+          <w:rFonts w:ascii="B Lotus" w:hAnsi="B Lotus" w:cs="B Lotus"/>
+          <w:b/>
+          <w:sz w:val="28"/>
+          <w:rtl w:val="1"/>
+          <w:szCs w:val="28"/>
+          <w:lang w:val="fa-IR" w:bidi="fa-IR"/>
+          <w:bCs w:val="1"/>
+        </w:rPr>
+        <w:t>۵–۲. مرور مسیر پژوهش</w:t>
+      </w:r>
+    </w:p>
+    <w:p>
+      <w:pPr>
+        <w:widowControl/>
+        <w:bidi w:val="1"/>
+        <w:jc w:val="both"/>
+      </w:pPr>
+      <w:r>
+        <w:rPr>
+          <w:rFonts w:ascii="B Lotus" w:hAnsi="B Lotus" w:cs="B Lotus"/>
+          <w:b w:val="0"/>
+          <w:sz w:val="28"/>
+          <w:rtl w:val="1"/>
+          <w:szCs w:val="28"/>
+          <w:lang w:val="fa-IR" w:bidi="fa-IR"/>
+        </w:rPr>
+        <w:t>پایان‌نامه حاضر با طرح این مسئله آغاز شد که روش‌های متداول رمزنگاری متنی به‌تنهایی برای حفاظت از تصاویر پزشکی کافی نیستند؛ تصاویر پزشکی حجم بالا، همبستگی شدید پیکسل‌ها و نیاز به پردازش بلادرنگ دارند و در کنار همه این‌ها، لایه حریم خصوصی در سطح فراداده‌های حساس بیمار، مانند متن، شناسه و نظرات پزشک، نیز باید مورد توجه قرار گیرد [</w:t>
+      </w:r>
+      <w:r>
+        <w:rPr>
+          <w:rFonts w:ascii="Times New Roman" w:hAnsi="Times New Roman" w:cs="B Lotus"/>
+          <w:b w:val="0"/>
+          <w:sz w:val="24"/>
+          <w:rtl w:val="0"/>
+          <w:szCs w:val="28"/>
+          <w:lang w:val="en-US" w:bidi="fa-IR"/>
+        </w:rPr>
+        <w:t>1–5].</w:t>
+      </w:r>
+    </w:p>
+    <w:p>
+      <w:pPr>
+        <w:widowControl/>
+        <w:bidi w:val="1"/>
+        <w:jc w:val="both"/>
+      </w:pPr>
+      <w:r>
+        <w:rPr>
+          <w:rFonts w:ascii="B Lotus" w:hAnsi="B Lotus" w:cs="B Lotus"/>
+          <w:b w:val="0"/>
+          <w:sz w:val="28"/>
+          <w:rtl w:val="1"/>
+          <w:szCs w:val="28"/>
+          <w:lang w:val="fa-IR" w:bidi="fa-IR"/>
+        </w:rPr>
+        <w:t xml:space="preserve">در فصل اول، کلیات پژوهش شامل بیان مسئله، اهداف، پرسش‌ها و فرضیه‌ها، اهمیت و ضرورت، حدود و قلمرو و ساختار پایان‌نامه تشریح شد و روشن شد که هدف اصلی، طراحی یک چارچوب یکپارچه برای افزایش امنیت و حریم خصوصی تصاویر پزشکی بر مبنای سه مؤلفه کلیدی است: ناحیه‌بندی عمیق مبتنی بر </w:t>
+      </w:r>
+      <w:r>
+        <w:rPr>
+          <w:rFonts w:ascii="Times New Roman" w:hAnsi="Times New Roman" w:cs="B Lotus"/>
+          <w:b w:val="0"/>
+          <w:sz w:val="24"/>
+          <w:rtl w:val="0"/>
+          <w:szCs w:val="28"/>
+          <w:lang w:val="en-US" w:bidi="fa-IR"/>
+        </w:rPr>
+        <w:t>U-Net</w:t>
+      </w:r>
+      <w:r>
+        <w:rPr>
+          <w:rFonts w:ascii="B Lotus" w:hAnsi="B Lotus" w:cs="B Lotus"/>
+          <w:b w:val="0"/>
+          <w:sz w:val="28"/>
+          <w:rtl w:val="1"/>
+          <w:szCs w:val="28"/>
+          <w:lang w:val="fa-IR" w:bidi="fa-IR"/>
+        </w:rPr>
+        <w:t xml:space="preserve">، سامانه ابرآشوبی پنج‌بعدی برای رمزنگاری، و پنهان‌نگاری هوشمند مبتنی بر برجستگی بصری. در فصل دوم، مبانی نظری و ادبیات موجود در سه محور اصلی مرور شد. کارهای </w:t>
+      </w:r>
+      <w:r>
+        <w:rPr>
+          <w:rFonts w:ascii="Times New Roman" w:hAnsi="Times New Roman" w:cs="B Lotus"/>
+          <w:b w:val="0"/>
+          <w:sz w:val="24"/>
+          <w:rtl w:val="0"/>
+          <w:szCs w:val="28"/>
+          <w:lang w:val="en-US" w:bidi="fa-IR"/>
+        </w:rPr>
+        <w:t xml:space="preserve">Pourasad </w:t>
+      </w:r>
+      <w:r>
+        <w:rPr>
+          <w:rFonts w:ascii="B Lotus" w:hAnsi="B Lotus" w:cs="B Lotus"/>
+          <w:b w:val="0"/>
+          <w:sz w:val="28"/>
+          <w:rtl w:val="1"/>
+          <w:szCs w:val="28"/>
+          <w:lang w:val="fa-IR" w:bidi="fa-IR"/>
+        </w:rPr>
+        <w:t>و همکاران [</w:t>
+      </w:r>
+      <w:r>
+        <w:rPr>
+          <w:rFonts w:ascii="Times New Roman" w:hAnsi="Times New Roman" w:cs="B Lotus"/>
+          <w:b w:val="0"/>
+          <w:sz w:val="24"/>
+          <w:rtl w:val="0"/>
+          <w:szCs w:val="28"/>
+          <w:lang w:val="en-US" w:bidi="fa-IR"/>
+        </w:rPr>
+        <w:t xml:space="preserve">3] </w:t>
+      </w:r>
+      <w:r>
+        <w:rPr>
+          <w:rFonts w:ascii="B Lotus" w:hAnsi="B Lotus" w:cs="B Lotus"/>
+          <w:b w:val="0"/>
+          <w:sz w:val="28"/>
+          <w:rtl w:val="1"/>
+          <w:szCs w:val="28"/>
+          <w:lang w:val="fa-IR" w:bidi="fa-IR"/>
+        </w:rPr>
+        <w:t xml:space="preserve">نشان دادند که ترکیب نگاشت‌های آشوبی و تبدیل موجک می‌تواند شاخص‌های امنیتی بسیار مناسبی از جمله </w:t>
+      </w:r>
+      <w:r>
+        <w:rPr>
+          <w:rFonts w:ascii="Times New Roman" w:hAnsi="Times New Roman" w:cs="B Lotus"/>
+          <w:b w:val="0"/>
+          <w:sz w:val="24"/>
+          <w:rtl w:val="0"/>
+          <w:szCs w:val="28"/>
+          <w:lang w:val="en-US" w:bidi="fa-IR"/>
+        </w:rPr>
+        <w:t>NPCR</w:t>
+      </w:r>
+      <w:r>
+        <w:rPr>
+          <w:rFonts w:ascii="B Lotus" w:hAnsi="B Lotus" w:cs="B Lotus"/>
+          <w:b w:val="0"/>
+          <w:sz w:val="28"/>
+          <w:rtl w:val="1"/>
+          <w:szCs w:val="28"/>
+          <w:lang w:val="fa-IR" w:bidi="fa-IR"/>
+        </w:rPr>
+        <w:t xml:space="preserve">، </w:t>
+      </w:r>
+      <w:r>
+        <w:rPr>
+          <w:rFonts w:ascii="Times New Roman" w:hAnsi="Times New Roman" w:cs="B Lotus"/>
+          <w:b w:val="0"/>
+          <w:sz w:val="24"/>
+          <w:rtl w:val="0"/>
+          <w:szCs w:val="28"/>
+          <w:lang w:val="en-US" w:bidi="fa-IR"/>
+        </w:rPr>
+        <w:t xml:space="preserve">UACI </w:t>
+      </w:r>
+      <w:r>
+        <w:rPr>
+          <w:rFonts w:ascii="B Lotus" w:hAnsi="B Lotus" w:cs="B Lotus"/>
+          <w:b w:val="0"/>
+          <w:sz w:val="28"/>
+          <w:rtl w:val="1"/>
+          <w:szCs w:val="28"/>
+          <w:lang w:val="fa-IR" w:bidi="fa-IR"/>
+        </w:rPr>
+        <w:t xml:space="preserve">و آنتروپی ایجاد کند. پژوهش </w:t>
+      </w:r>
+      <w:r>
+        <w:rPr>
+          <w:rFonts w:ascii="Times New Roman" w:hAnsi="Times New Roman" w:cs="B Lotus"/>
+          <w:b w:val="0"/>
+          <w:sz w:val="24"/>
+          <w:rtl w:val="0"/>
+          <w:szCs w:val="28"/>
+          <w:lang w:val="en-US" w:bidi="fa-IR"/>
+        </w:rPr>
+        <w:t xml:space="preserve">Subathra </w:t>
+      </w:r>
+      <w:r>
+        <w:rPr>
+          <w:rFonts w:ascii="B Lotus" w:hAnsi="B Lotus" w:cs="B Lotus"/>
+          <w:b w:val="0"/>
+          <w:sz w:val="28"/>
+          <w:rtl w:val="1"/>
+          <w:szCs w:val="28"/>
+          <w:lang w:val="fa-IR" w:bidi="fa-IR"/>
+        </w:rPr>
+        <w:t xml:space="preserve">و </w:t>
+      </w:r>
+      <w:r>
+        <w:rPr>
+          <w:rFonts w:ascii="Times New Roman" w:hAnsi="Times New Roman" w:cs="B Lotus"/>
+          <w:b w:val="0"/>
+          <w:sz w:val="24"/>
+          <w:rtl w:val="0"/>
+          <w:szCs w:val="28"/>
+          <w:lang w:val="en-US" w:bidi="fa-IR"/>
+        </w:rPr>
+        <w:t xml:space="preserve">Thanikaiselvan [1] </w:t>
+      </w:r>
+      <w:r>
+        <w:rPr>
+          <w:rFonts w:ascii="B Lotus" w:hAnsi="B Lotus" w:cs="B Lotus"/>
+          <w:b w:val="0"/>
+          <w:sz w:val="28"/>
+          <w:rtl w:val="1"/>
+          <w:szCs w:val="28"/>
+          <w:lang w:val="fa-IR" w:bidi="fa-IR"/>
+        </w:rPr>
+        <w:t xml:space="preserve">نشان داد که استفاده از </w:t>
+      </w:r>
+      <w:r>
+        <w:rPr>
+          <w:rFonts w:ascii="Times New Roman" w:hAnsi="Times New Roman" w:cs="B Lotus"/>
+          <w:b w:val="0"/>
+          <w:sz w:val="24"/>
+          <w:rtl w:val="0"/>
+          <w:szCs w:val="28"/>
+          <w:lang w:val="en-US" w:bidi="fa-IR"/>
+        </w:rPr>
+        <w:t xml:space="preserve">U-Net </w:t>
+      </w:r>
+      <w:r>
+        <w:rPr>
+          <w:rFonts w:ascii="B Lotus" w:hAnsi="B Lotus" w:cs="B Lotus"/>
+          <w:b w:val="0"/>
+          <w:sz w:val="28"/>
+          <w:rtl w:val="1"/>
+          <w:szCs w:val="28"/>
+          <w:lang w:val="fa-IR" w:bidi="fa-IR"/>
+        </w:rPr>
+        <w:t xml:space="preserve">برای ناحیه‌بندی و تولید شرایط اولیه یک سامانه ابرآشوبی پنج‌بعدی می‌تواند به طرح‌های رمزنگاری با فضای کلید بسیار بزرگ و مقاومت بالا در برابر انواع حملات بینجامد. کار </w:t>
+      </w:r>
+      <w:r>
+        <w:rPr>
+          <w:rFonts w:ascii="Times New Roman" w:hAnsi="Times New Roman" w:cs="B Lotus"/>
+          <w:b w:val="0"/>
+          <w:sz w:val="24"/>
+          <w:rtl w:val="0"/>
+          <w:szCs w:val="28"/>
+          <w:lang w:val="en-US" w:bidi="fa-IR"/>
+        </w:rPr>
+        <w:t xml:space="preserve">Alarood </w:t>
+      </w:r>
+      <w:r>
+        <w:rPr>
+          <w:rFonts w:ascii="B Lotus" w:hAnsi="B Lotus" w:cs="B Lotus"/>
+          <w:b w:val="0"/>
+          <w:sz w:val="28"/>
+          <w:rtl w:val="1"/>
+          <w:szCs w:val="28"/>
+          <w:lang w:val="fa-IR" w:bidi="fa-IR"/>
+        </w:rPr>
+        <w:t>و همکاران [</w:t>
+      </w:r>
+      <w:r>
+        <w:rPr>
+          <w:rFonts w:ascii="Times New Roman" w:hAnsi="Times New Roman" w:cs="B Lotus"/>
+          <w:b w:val="0"/>
+          <w:sz w:val="24"/>
+          <w:rtl w:val="0"/>
+          <w:szCs w:val="28"/>
+          <w:lang w:val="en-US" w:bidi="fa-IR"/>
+        </w:rPr>
+        <w:t xml:space="preserve">2] </w:t>
+      </w:r>
+      <w:r>
+        <w:rPr>
+          <w:rFonts w:ascii="B Lotus" w:hAnsi="B Lotus" w:cs="B Lotus"/>
+          <w:b w:val="0"/>
+          <w:sz w:val="28"/>
+          <w:rtl w:val="1"/>
+          <w:szCs w:val="28"/>
+          <w:lang w:val="fa-IR" w:bidi="fa-IR"/>
+        </w:rPr>
+        <w:t xml:space="preserve">نقش شبکه‌های عمیق را در تطبیق‌پذیر کردن فرایند رمزنگاری برای کاربردهای سلامت الکترونیک برجسته کرد. در حوزه پنهان‌نگاری نیز </w:t>
+      </w:r>
+      <w:r>
+        <w:rPr>
+          <w:rFonts w:ascii="Times New Roman" w:hAnsi="Times New Roman" w:cs="B Lotus"/>
+          <w:b w:val="0"/>
+          <w:sz w:val="24"/>
+          <w:rtl w:val="0"/>
+          <w:szCs w:val="28"/>
+          <w:lang w:val="en-US" w:bidi="fa-IR"/>
+        </w:rPr>
+        <w:t xml:space="preserve">VisionStego AI [5] </w:t>
+      </w:r>
+      <w:r>
+        <w:rPr>
+          <w:rFonts w:ascii="B Lotus" w:hAnsi="B Lotus" w:cs="B Lotus"/>
+          <w:b w:val="0"/>
+          <w:sz w:val="28"/>
+          <w:rtl w:val="1"/>
+          <w:szCs w:val="28"/>
+          <w:lang w:val="fa-IR" w:bidi="fa-IR"/>
+        </w:rPr>
+        <w:t>و روش‌های عمیق [</w:t>
+      </w:r>
+      <w:r>
+        <w:rPr>
+          <w:rFonts w:ascii="Times New Roman" w:hAnsi="Times New Roman" w:cs="B Lotus"/>
+          <w:b w:val="0"/>
+          <w:sz w:val="24"/>
+          <w:rtl w:val="0"/>
+          <w:szCs w:val="28"/>
+          <w:lang w:val="en-US" w:bidi="fa-IR"/>
+        </w:rPr>
+        <w:t xml:space="preserve">6] </w:t>
+      </w:r>
+      <w:r>
+        <w:rPr>
+          <w:rFonts w:ascii="B Lotus" w:hAnsi="B Lotus" w:cs="B Lotus"/>
+          <w:b w:val="0"/>
+          <w:sz w:val="28"/>
+          <w:rtl w:val="1"/>
+          <w:szCs w:val="28"/>
+          <w:lang w:val="fa-IR" w:bidi="fa-IR"/>
+        </w:rPr>
+        <w:t>نشان دادند که با استفاده از برجستگی بصری و سازوکارهای توجه می‌توان داده را تقریباً نامحسوس در تصویر پنهان کرد و هم‌زمان کیفیت و امنیت را حفظ نمود؛ پژوهش پنهان‌سازی صوت در تصاویر بیماران کووید–۱۹ [</w:t>
+      </w:r>
+      <w:r>
+        <w:rPr>
+          <w:rFonts w:ascii="Times New Roman" w:hAnsi="Times New Roman" w:cs="B Lotus"/>
+          <w:b w:val="0"/>
+          <w:sz w:val="24"/>
+          <w:rtl w:val="0"/>
+          <w:szCs w:val="28"/>
+          <w:lang w:val="en-US" w:bidi="fa-IR"/>
+        </w:rPr>
+        <w:t xml:space="preserve">4] </w:t>
+      </w:r>
+      <w:r>
+        <w:rPr>
+          <w:rFonts w:ascii="B Lotus" w:hAnsi="B Lotus" w:cs="B Lotus"/>
+          <w:b w:val="0"/>
+          <w:sz w:val="28"/>
+          <w:rtl w:val="1"/>
+          <w:szCs w:val="28"/>
+          <w:lang w:val="fa-IR" w:bidi="fa-IR"/>
+        </w:rPr>
+        <w:t>نیز نمونه‌ای عملی از به‌کارگیری پنهان‌نگاری آشوبی در سناریوهای پزشکی واقعی ارائه کرد.</w:t>
+      </w:r>
+    </w:p>
+    <w:p>
+      <w:pPr>
+        <w:widowControl/>
+        <w:bidi w:val="1"/>
+        <w:jc w:val="both"/>
+      </w:pPr>
+      <w:r>
+        <w:rPr>
+          <w:rFonts w:ascii="B Lotus" w:hAnsi="B Lotus" w:cs="B Lotus"/>
+          <w:b w:val="0"/>
+          <w:sz w:val="28"/>
+          <w:rtl w:val="1"/>
+          <w:szCs w:val="28"/>
+          <w:lang w:val="fa-IR" w:bidi="fa-IR"/>
+        </w:rPr>
+        <w:t xml:space="preserve">در فصل سوم، روش پیشنهادی پایان‌نامه بر مبنای این ادبیات طراحی شد. ساختار کلی سیستم شامل چهار بلوک اصلی است: پیش‌پردازش تصویر پزشکی، ناحیه‌بندی و تولید کلید مبتنی بر </w:t>
+      </w:r>
+      <w:r>
+        <w:rPr>
+          <w:rFonts w:ascii="Times New Roman" w:hAnsi="Times New Roman" w:cs="B Lotus"/>
+          <w:b w:val="0"/>
+          <w:sz w:val="24"/>
+          <w:rtl w:val="0"/>
+          <w:szCs w:val="28"/>
+          <w:lang w:val="en-US" w:bidi="fa-IR"/>
+        </w:rPr>
+        <w:t>U-Net</w:t>
+      </w:r>
+      <w:r>
+        <w:rPr>
+          <w:rFonts w:ascii="B Lotus" w:hAnsi="B Lotus" w:cs="B Lotus"/>
+          <w:b w:val="0"/>
+          <w:sz w:val="28"/>
+          <w:rtl w:val="1"/>
+          <w:szCs w:val="28"/>
+          <w:lang w:val="fa-IR" w:bidi="fa-IR"/>
+        </w:rPr>
+        <w:t xml:space="preserve">، رمزنگاری تصویر با استفاده از سامانه ابرآشوبی پنج‌بعدی و فازهای جایگشت و انتشار مبتنی بر نگاشت </w:t>
+      </w:r>
+      <w:r>
+        <w:rPr>
+          <w:rFonts w:ascii="Times New Roman" w:hAnsi="Times New Roman" w:cs="B Lotus"/>
+          <w:b w:val="0"/>
+          <w:sz w:val="24"/>
+          <w:rtl w:val="0"/>
+          <w:szCs w:val="28"/>
+          <w:lang w:val="en-US" w:bidi="fa-IR"/>
+        </w:rPr>
+        <w:t>DNA</w:t>
+      </w:r>
+      <w:r>
+        <w:rPr>
+          <w:rFonts w:ascii="B Lotus" w:hAnsi="B Lotus" w:cs="B Lotus"/>
+          <w:b w:val="0"/>
+          <w:sz w:val="28"/>
+          <w:rtl w:val="1"/>
+          <w:szCs w:val="28"/>
+          <w:lang w:val="fa-IR" w:bidi="fa-IR"/>
+        </w:rPr>
+        <w:t>، و ماژول پنهان‌نگاری مبتنی بر برجستگی بصری برای پنهان‌سازی فراداده حساس بیمار. در آن فصل، جزئیات شیوه استخراج ویژگی‌های آماری از نواحی حساس، نگاشت آن‌ها به شرایط اولیه سامانه ابرآشوبی و طراحی الگوریتم‌های جایگشت و انتشار تشریح شد [</w:t>
+      </w:r>
+      <w:r>
+        <w:rPr>
+          <w:rFonts w:ascii="Times New Roman" w:hAnsi="Times New Roman" w:cs="B Lotus"/>
+          <w:b w:val="0"/>
+          <w:sz w:val="24"/>
+          <w:rtl w:val="0"/>
+          <w:szCs w:val="28"/>
+          <w:lang w:val="en-US" w:bidi="fa-IR"/>
+        </w:rPr>
+        <w:t>1</w:t>
+      </w:r>
+      <w:r>
+        <w:rPr>
+          <w:rFonts w:ascii="B Lotus" w:hAnsi="B Lotus" w:cs="B Lotus"/>
+          <w:b w:val="0"/>
+          <w:sz w:val="28"/>
+          <w:rtl w:val="1"/>
+          <w:szCs w:val="28"/>
+          <w:lang w:val="fa-IR" w:bidi="fa-IR"/>
+        </w:rPr>
+        <w:t xml:space="preserve">، </w:t>
+      </w:r>
+      <w:r>
+        <w:rPr>
+          <w:rFonts w:ascii="Times New Roman" w:hAnsi="Times New Roman" w:cs="B Lotus"/>
+          <w:b w:val="0"/>
+          <w:sz w:val="24"/>
+          <w:rtl w:val="0"/>
+          <w:szCs w:val="28"/>
+          <w:lang w:val="en-US" w:bidi="fa-IR"/>
+        </w:rPr>
+        <w:t xml:space="preserve">3]. </w:t>
+      </w:r>
+      <w:r>
+        <w:rPr>
+          <w:rFonts w:ascii="B Lotus" w:hAnsi="B Lotus" w:cs="B Lotus"/>
+          <w:b w:val="0"/>
+          <w:sz w:val="28"/>
+          <w:rtl w:val="1"/>
+          <w:szCs w:val="28"/>
+          <w:lang w:val="fa-IR" w:bidi="fa-IR"/>
+        </w:rPr>
+        <w:t xml:space="preserve">در فصل چهارم نیز طرح آزمایش‌ها، مجموعه داده‌های مورد استفاده، محیط پیاده‌سازی، معیارهای ارزیابی و سناریوهای مقایسه‌ای برای سنجش کارایی روش تدوین گردید؛ معیارهایی مانند آنتروپی، همبستگی، </w:t>
+      </w:r>
+      <w:r>
+        <w:rPr>
+          <w:rFonts w:ascii="Times New Roman" w:hAnsi="Times New Roman" w:cs="B Lotus"/>
+          <w:b w:val="0"/>
+          <w:sz w:val="24"/>
+          <w:rtl w:val="0"/>
+          <w:szCs w:val="28"/>
+          <w:lang w:val="en-US" w:bidi="fa-IR"/>
+        </w:rPr>
+        <w:t>NPCR</w:t>
+      </w:r>
+      <w:r>
+        <w:rPr>
+          <w:rFonts w:ascii="B Lotus" w:hAnsi="B Lotus" w:cs="B Lotus"/>
+          <w:b w:val="0"/>
+          <w:sz w:val="28"/>
+          <w:rtl w:val="1"/>
+          <w:szCs w:val="28"/>
+          <w:lang w:val="fa-IR" w:bidi="fa-IR"/>
+        </w:rPr>
+        <w:t xml:space="preserve">، </w:t>
+      </w:r>
+      <w:r>
+        <w:rPr>
+          <w:rFonts w:ascii="Times New Roman" w:hAnsi="Times New Roman" w:cs="B Lotus"/>
+          <w:b w:val="0"/>
+          <w:sz w:val="24"/>
+          <w:rtl w:val="0"/>
+          <w:szCs w:val="28"/>
+          <w:lang w:val="en-US" w:bidi="fa-IR"/>
+        </w:rPr>
+        <w:t>UACI</w:t>
+      </w:r>
+      <w:r>
+        <w:rPr>
+          <w:rFonts w:ascii="B Lotus" w:hAnsi="B Lotus" w:cs="B Lotus"/>
+          <w:b w:val="0"/>
+          <w:sz w:val="28"/>
+          <w:rtl w:val="1"/>
+          <w:szCs w:val="28"/>
+          <w:lang w:val="fa-IR" w:bidi="fa-IR"/>
+        </w:rPr>
+        <w:t xml:space="preserve">، </w:t>
+      </w:r>
+      <w:r>
+        <w:rPr>
+          <w:rFonts w:ascii="Times New Roman" w:hAnsi="Times New Roman" w:cs="B Lotus"/>
+          <w:b w:val="0"/>
+          <w:sz w:val="24"/>
+          <w:rtl w:val="0"/>
+          <w:szCs w:val="28"/>
+          <w:lang w:val="en-US" w:bidi="fa-IR"/>
+        </w:rPr>
+        <w:t>PSNR</w:t>
+      </w:r>
+      <w:r>
+        <w:rPr>
+          <w:rFonts w:ascii="B Lotus" w:hAnsi="B Lotus" w:cs="B Lotus"/>
+          <w:b w:val="0"/>
+          <w:sz w:val="28"/>
+          <w:rtl w:val="1"/>
+          <w:szCs w:val="28"/>
+          <w:lang w:val="fa-IR" w:bidi="fa-IR"/>
+        </w:rPr>
+        <w:t xml:space="preserve">، </w:t>
+      </w:r>
+      <w:r>
+        <w:rPr>
+          <w:rFonts w:ascii="Times New Roman" w:hAnsi="Times New Roman" w:cs="B Lotus"/>
+          <w:b w:val="0"/>
+          <w:sz w:val="24"/>
+          <w:rtl w:val="0"/>
+          <w:szCs w:val="28"/>
+          <w:lang w:val="en-US" w:bidi="fa-IR"/>
+        </w:rPr>
+        <w:t xml:space="preserve">SSIM </w:t>
+      </w:r>
+      <w:r>
+        <w:rPr>
+          <w:rFonts w:ascii="B Lotus" w:hAnsi="B Lotus" w:cs="B Lotus"/>
+          <w:b w:val="0"/>
+          <w:sz w:val="28"/>
+          <w:rtl w:val="1"/>
+          <w:szCs w:val="28"/>
+          <w:lang w:val="fa-IR" w:bidi="fa-IR"/>
+        </w:rPr>
+        <w:t>و زمان اجرا مطابق با کارهای مرجع [</w:t>
+      </w:r>
+      <w:r>
+        <w:rPr>
+          <w:rFonts w:ascii="Times New Roman" w:hAnsi="Times New Roman" w:cs="B Lotus"/>
+          <w:b w:val="0"/>
+          <w:sz w:val="24"/>
+          <w:rtl w:val="0"/>
+          <w:szCs w:val="28"/>
+          <w:lang w:val="en-US" w:bidi="fa-IR"/>
+        </w:rPr>
+        <w:t xml:space="preserve">1–6] </w:t>
+      </w:r>
+      <w:r>
+        <w:rPr>
+          <w:rFonts w:ascii="B Lotus" w:hAnsi="B Lotus" w:cs="B Lotus"/>
+          <w:b w:val="0"/>
+          <w:sz w:val="28"/>
+          <w:rtl w:val="1"/>
+          <w:szCs w:val="28"/>
+          <w:lang w:val="fa-IR" w:bidi="fa-IR"/>
+        </w:rPr>
+        <w:t>به عنوان مبنای ارزیابی انتخاب شدند و سناریوهای گوناگونی برای مقایسه با روش‌های منتخب ادبیات تعریف شد.</w:t>
+      </w:r>
+    </w:p>
+    <w:p>
+      <w:pPr>
+        <w:pStyle w:val="Heading2"/>
+        <w:widowControl/>
+        <w:bidi w:val="1"/>
+        <w:jc w:val="both"/>
+      </w:pPr>
+      <w:r>
+        <w:rPr>
+          <w:rFonts w:ascii="B Lotus" w:hAnsi="B Lotus" w:cs="B Lotus"/>
+          <w:b/>
+          <w:sz w:val="28"/>
+          <w:rtl w:val="1"/>
+          <w:szCs w:val="28"/>
+          <w:lang w:val="fa-IR" w:bidi="fa-IR"/>
+          <w:bCs w:val="1"/>
+        </w:rPr>
+        <w:t>۵–۳. دستاوردهای مفهومی و روشی</w:t>
+      </w:r>
+    </w:p>
+    <w:p>
+      <w:pPr>
+        <w:widowControl/>
+        <w:bidi w:val="1"/>
+        <w:jc w:val="both"/>
+      </w:pPr>
+      <w:r>
+        <w:rPr>
+          <w:rFonts w:ascii="B Lotus" w:hAnsi="B Lotus" w:cs="B Lotus"/>
+          <w:b w:val="0"/>
+          <w:sz w:val="28"/>
+          <w:rtl w:val="1"/>
+          <w:szCs w:val="28"/>
+          <w:lang w:val="fa-IR" w:bidi="fa-IR"/>
+        </w:rPr>
+        <w:t>با تکیه بر مباحث نظری و طراحی ارائه‌شده در فصل‌های پیشین، دستاوردهای اصلی پایان‌نامه در سه سطح قابل جمع‌بندی است. نخست، طراحی یک چارچوب یکپارچه امنیتی اختصاصی برای تصاویر پزشکی: در حالی که بسیاری از کارهای پیشین تنها بر رمزنگاری، مانند [</w:t>
+      </w:r>
+      <w:r>
+        <w:rPr>
+          <w:rFonts w:ascii="Times New Roman" w:hAnsi="Times New Roman" w:cs="B Lotus"/>
+          <w:b w:val="0"/>
+          <w:sz w:val="24"/>
+          <w:rtl w:val="0"/>
+          <w:szCs w:val="28"/>
+          <w:lang w:val="en-US" w:bidi="fa-IR"/>
+        </w:rPr>
+        <w:t>1–3]</w:t>
+      </w:r>
+      <w:r>
+        <w:rPr>
+          <w:rFonts w:ascii="B Lotus" w:hAnsi="B Lotus" w:cs="B Lotus"/>
+          <w:b w:val="0"/>
+          <w:sz w:val="28"/>
+          <w:rtl w:val="1"/>
+          <w:szCs w:val="28"/>
+          <w:lang w:val="fa-IR" w:bidi="fa-IR"/>
+        </w:rPr>
+        <w:t>، یا تنها بر پنهان‌نگاری، مانند [</w:t>
+      </w:r>
+      <w:r>
+        <w:rPr>
+          <w:rFonts w:ascii="Times New Roman" w:hAnsi="Times New Roman" w:cs="B Lotus"/>
+          <w:b w:val="0"/>
+          <w:sz w:val="24"/>
+          <w:rtl w:val="0"/>
+          <w:szCs w:val="28"/>
+          <w:lang w:val="en-US" w:bidi="fa-IR"/>
+        </w:rPr>
+        <w:t>5</w:t>
+      </w:r>
+      <w:r>
+        <w:rPr>
+          <w:rFonts w:ascii="B Lotus" w:hAnsi="B Lotus" w:cs="B Lotus"/>
+          <w:b w:val="0"/>
+          <w:sz w:val="28"/>
+          <w:rtl w:val="1"/>
+          <w:szCs w:val="28"/>
+          <w:lang w:val="fa-IR" w:bidi="fa-IR"/>
+        </w:rPr>
+        <w:t xml:space="preserve">، </w:t>
+      </w:r>
+      <w:r>
+        <w:rPr>
+          <w:rFonts w:ascii="Times New Roman" w:hAnsi="Times New Roman" w:cs="B Lotus"/>
+          <w:b w:val="0"/>
+          <w:sz w:val="24"/>
+          <w:rtl w:val="0"/>
+          <w:szCs w:val="28"/>
+          <w:lang w:val="en-US" w:bidi="fa-IR"/>
+        </w:rPr>
+        <w:t>6]</w:t>
+      </w:r>
+      <w:r>
+        <w:rPr>
+          <w:rFonts w:ascii="B Lotus" w:hAnsi="B Lotus" w:cs="B Lotus"/>
+          <w:b w:val="0"/>
+          <w:sz w:val="28"/>
+          <w:rtl w:val="1"/>
+          <w:szCs w:val="28"/>
+          <w:lang w:val="fa-IR" w:bidi="fa-IR"/>
+        </w:rPr>
+        <w:t>، تمرکز داشته‌اند، روش پیشنهادی این پایان‌نامه ساختاری را پیش می‌نهد که در آن رمزنگاری آشوبی چندبعدی و پنهان‌نگاری مبتنی بر برجستگی بصری هم‌زمان و در یک زنجیره پردازشی واحد برای تصاویر پزشکی در نظر گرفته شده‌اند.</w:t>
+      </w:r>
+    </w:p>
+    <w:p>
+      <w:pPr>
+        <w:widowControl/>
+        <w:bidi w:val="1"/>
+        <w:jc w:val="both"/>
+      </w:pPr>
+      <w:r>
+        <w:rPr>
+          <w:rFonts w:ascii="B Lotus" w:hAnsi="B Lotus" w:cs="B Lotus"/>
+          <w:b w:val="0"/>
+          <w:sz w:val="28"/>
+          <w:rtl w:val="1"/>
+          <w:szCs w:val="28"/>
+          <w:lang w:val="fa-IR" w:bidi="fa-IR"/>
+        </w:rPr>
+        <w:t>دوم، بهره‌گیری از ناحیه‌بندی عمیق برای تولید کلیدهای پویا و وابسته به محتوا: بر اساس ایده‌های مطرح‌شده در [</w:t>
+      </w:r>
+      <w:r>
+        <w:rPr>
+          <w:rFonts w:ascii="Times New Roman" w:hAnsi="Times New Roman" w:cs="B Lotus"/>
+          <w:b w:val="0"/>
+          <w:sz w:val="24"/>
+          <w:rtl w:val="0"/>
+          <w:szCs w:val="28"/>
+          <w:lang w:val="en-US" w:bidi="fa-IR"/>
+        </w:rPr>
+        <w:t>1]</w:t>
+      </w:r>
+      <w:r>
+        <w:rPr>
+          <w:rFonts w:ascii="B Lotus" w:hAnsi="B Lotus" w:cs="B Lotus"/>
+          <w:b w:val="0"/>
+          <w:sz w:val="28"/>
+          <w:rtl w:val="1"/>
+          <w:szCs w:val="28"/>
+          <w:lang w:val="fa-IR" w:bidi="fa-IR"/>
+        </w:rPr>
+        <w:t xml:space="preserve">، شبکه </w:t>
+      </w:r>
+      <w:r>
+        <w:rPr>
+          <w:rFonts w:ascii="Times New Roman" w:hAnsi="Times New Roman" w:cs="B Lotus"/>
+          <w:b w:val="0"/>
+          <w:sz w:val="24"/>
+          <w:rtl w:val="0"/>
+          <w:szCs w:val="28"/>
+          <w:lang w:val="en-US" w:bidi="fa-IR"/>
+        </w:rPr>
+        <w:t xml:space="preserve">U-Net </w:t>
+      </w:r>
+      <w:r>
+        <w:rPr>
+          <w:rFonts w:ascii="B Lotus" w:hAnsi="B Lotus" w:cs="B Lotus"/>
+          <w:b w:val="0"/>
+          <w:sz w:val="28"/>
+          <w:rtl w:val="1"/>
+          <w:szCs w:val="28"/>
+          <w:lang w:val="fa-IR" w:bidi="fa-IR"/>
+        </w:rPr>
+        <w:t>نه‌تنها برای ناحیه‌بندی ضایعات یا رگ‌های خونی به کار گرفته می‌شود، بلکه خروجی آن به عنوان منبع استخراج ویژگی‌های آماری برای تولید شرایط اولیه سامانه ابرآشوبی عمل می‌کند. این موضوع وابستگی شدیدی میان محتوای تصویر و کلید رمزنگاری ایجاد می‌کند و حساسیت طرح را نسبت به هرگونه تغییر در تصویر افزایش می‌دهد.</w:t>
+      </w:r>
+    </w:p>
+    <w:p>
+      <w:pPr>
+        <w:widowControl/>
+        <w:bidi w:val="1"/>
+        <w:jc w:val="both"/>
+      </w:pPr>
+      <w:r>
+        <w:rPr>
+          <w:rFonts w:ascii="B Lotus" w:hAnsi="B Lotus" w:cs="B Lotus"/>
+          <w:b w:val="0"/>
+          <w:sz w:val="28"/>
+          <w:rtl w:val="1"/>
+          <w:szCs w:val="28"/>
+          <w:lang w:val="fa-IR" w:bidi="fa-IR"/>
+        </w:rPr>
+        <w:t xml:space="preserve">سوم، ترکیب پنهان‌نگاری مبتنی بر برجستگی بصری با طرح رمزنگاری آشوبی: با الهام از </w:t>
+      </w:r>
+      <w:r>
+        <w:rPr>
+          <w:rFonts w:ascii="Times New Roman" w:hAnsi="Times New Roman" w:cs="B Lotus"/>
+          <w:b w:val="0"/>
+          <w:sz w:val="24"/>
+          <w:rtl w:val="0"/>
+          <w:szCs w:val="28"/>
+          <w:lang w:val="en-US" w:bidi="fa-IR"/>
+        </w:rPr>
+        <w:t xml:space="preserve">VisionStego AI [5] </w:t>
+      </w:r>
+      <w:r>
+        <w:rPr>
+          <w:rFonts w:ascii="B Lotus" w:hAnsi="B Lotus" w:cs="B Lotus"/>
+          <w:b w:val="0"/>
+          <w:sz w:val="28"/>
+          <w:rtl w:val="1"/>
+          <w:szCs w:val="28"/>
+          <w:lang w:val="fa-IR" w:bidi="fa-IR"/>
+        </w:rPr>
+        <w:t>و کارهای عمیق [</w:t>
+      </w:r>
+      <w:r>
+        <w:rPr>
+          <w:rFonts w:ascii="Times New Roman" w:hAnsi="Times New Roman" w:cs="B Lotus"/>
+          <w:b w:val="0"/>
+          <w:sz w:val="24"/>
+          <w:rtl w:val="0"/>
+          <w:szCs w:val="28"/>
+          <w:lang w:val="en-US" w:bidi="fa-IR"/>
+        </w:rPr>
+        <w:t>6]</w:t>
+      </w:r>
+      <w:r>
+        <w:rPr>
+          <w:rFonts w:ascii="B Lotus" w:hAnsi="B Lotus" w:cs="B Lotus"/>
+          <w:b w:val="0"/>
+          <w:sz w:val="28"/>
+          <w:rtl w:val="1"/>
+          <w:szCs w:val="28"/>
+          <w:lang w:val="fa-IR" w:bidi="fa-IR"/>
+        </w:rPr>
+        <w:t>، ماژول پنهان‌نگاری پیشنهادی داده‌های متنی و هویتی بیمار را پس از فشرده‌سازی در نواحی کم‌توجه بصری تصویر جاسازی می‌کند. قرار گرفتن این لایه پنهان‌نگاری در کنار رمزنگاری ابرآشوبی، سطح حفاظتی مضاعفی برای فراداده‌های حساس فراهم می‌آورد؛ به گونه‌ای که حتی در صورت رمزگشایی تصویر بدون آگاهی از الگوریتم پنهان‌نگاری، دسترسی به این داده‌ها دشوار خواهد بود.</w:t>
+      </w:r>
+    </w:p>
+    <w:p>
+      <w:pPr>
+        <w:pStyle w:val="Heading2"/>
+        <w:widowControl/>
+        <w:bidi w:val="1"/>
+        <w:jc w:val="both"/>
+      </w:pPr>
+      <w:r>
+        <w:rPr>
+          <w:rFonts w:ascii="B Lotus" w:hAnsi="B Lotus" w:cs="B Lotus"/>
+          <w:b/>
+          <w:sz w:val="28"/>
+          <w:rtl w:val="1"/>
+          <w:szCs w:val="28"/>
+          <w:lang w:val="fa-IR" w:bidi="fa-IR"/>
+          <w:bCs w:val="1"/>
+        </w:rPr>
+        <w:t>۵–۴. وضعیت پرسش‌ها و فرضیه‌ها در سطح طراحی</w:t>
+      </w:r>
+    </w:p>
+    <w:p>
+      <w:pPr>
+        <w:widowControl/>
+        <w:bidi w:val="1"/>
+        <w:jc w:val="both"/>
+      </w:pPr>
+      <w:r>
+        <w:rPr>
+          <w:rFonts w:ascii="B Lotus" w:hAnsi="B Lotus" w:cs="B Lotus"/>
+          <w:b w:val="0"/>
+          <w:sz w:val="28"/>
+          <w:rtl w:val="1"/>
+          <w:szCs w:val="28"/>
+          <w:lang w:val="fa-IR" w:bidi="fa-IR"/>
+        </w:rPr>
+        <w:t>از آنجا که متن حاضر بر مبنای طراحی روش و طرح آزمایش‌ها تنظیم شده است، ارزیابی دقیق پرسش‌ها و فرضیه‌ها منوط به اجرای عملی و تحلیل نتایج عددی است؛ با این حال می‌توان در سطح مفهومی، میزان پوشش هر پرسش و فرضیه توسط روش پیشنهادی را جمع‌بندی کرد.</w:t>
+      </w:r>
+    </w:p>
+    <w:p>
+      <w:pPr>
+        <w:widowControl/>
+        <w:bidi w:val="1"/>
+        <w:jc w:val="both"/>
+      </w:pPr>
+      <w:r>
+        <w:rPr>
+          <w:rFonts w:ascii="B Lotus" w:hAnsi="B Lotus" w:cs="B Lotus"/>
+          <w:b w:val="0"/>
+          <w:sz w:val="28"/>
+          <w:rtl w:val="1"/>
+          <w:szCs w:val="28"/>
+          <w:lang w:val="fa-IR" w:bidi="fa-IR"/>
+        </w:rPr>
+        <w:t xml:space="preserve">پرسش نخست آن است که آیا استخراج ویژگی‌های نواحی حساس تصویر پزشکی توسط شبکه </w:t>
+      </w:r>
+      <w:r>
+        <w:rPr>
+          <w:rFonts w:ascii="Times New Roman" w:hAnsi="Times New Roman" w:cs="B Lotus"/>
+          <w:b w:val="0"/>
+          <w:sz w:val="24"/>
+          <w:rtl w:val="0"/>
+          <w:szCs w:val="28"/>
+          <w:lang w:val="en-US" w:bidi="fa-IR"/>
+        </w:rPr>
+        <w:t xml:space="preserve">U-Net </w:t>
+      </w:r>
+      <w:r>
+        <w:rPr>
+          <w:rFonts w:ascii="B Lotus" w:hAnsi="B Lotus" w:cs="B Lotus"/>
+          <w:b w:val="0"/>
+          <w:sz w:val="28"/>
+          <w:rtl w:val="1"/>
+          <w:szCs w:val="28"/>
+          <w:lang w:val="fa-IR" w:bidi="fa-IR"/>
+        </w:rPr>
+        <w:t>می‌تواند به تولید کلیدهای رمزنگاری پویا و غیرقابل پیش‌بینی بینجامد. طراحی ارائه‌شده در فصل سوم نشان می‌دهد که با استفاده از ویژگی‌هایی مانند مجموع شدت، کجی و کشیدگی هیستوگرام نواحی موردنظر و نگاشت آن‌ها از طریق توابع درهم‌ساز به شرایط اولیه سامانه ابرآشوبی پنج‌بعدی، ساختار کلیدها به‌طور مستقیم به محتوای تصویر وابسته می‌شود [</w:t>
+      </w:r>
+      <w:r>
+        <w:rPr>
+          <w:rFonts w:ascii="Times New Roman" w:hAnsi="Times New Roman" w:cs="B Lotus"/>
+          <w:b w:val="0"/>
+          <w:sz w:val="24"/>
+          <w:rtl w:val="0"/>
+          <w:szCs w:val="28"/>
+          <w:lang w:val="en-US" w:bidi="fa-IR"/>
+        </w:rPr>
+        <w:t xml:space="preserve">1]. </w:t>
+      </w:r>
+      <w:r>
+        <w:rPr>
+          <w:rFonts w:ascii="B Lotus" w:hAnsi="B Lotus" w:cs="B Lotus"/>
+          <w:b w:val="0"/>
+          <w:sz w:val="28"/>
+          <w:rtl w:val="1"/>
+          <w:szCs w:val="28"/>
+          <w:lang w:val="fa-IR" w:bidi="fa-IR"/>
+        </w:rPr>
+        <w:t>از این رو در سطح طراحی، فرضیه مرتبط با این پرسش پشتیبانی می‌شود و انتظار می‌رود در صورت پیاده‌سازی، رفتاری مشابه نتایج گزارش‌شده در [</w:t>
+      </w:r>
+      <w:r>
+        <w:rPr>
+          <w:rFonts w:ascii="Times New Roman" w:hAnsi="Times New Roman" w:cs="B Lotus"/>
+          <w:b w:val="0"/>
+          <w:sz w:val="24"/>
+          <w:rtl w:val="0"/>
+          <w:szCs w:val="28"/>
+          <w:lang w:val="en-US" w:bidi="fa-IR"/>
+        </w:rPr>
+        <w:t xml:space="preserve">1] </w:t>
+      </w:r>
+      <w:r>
+        <w:rPr>
+          <w:rFonts w:ascii="B Lotus" w:hAnsi="B Lotus" w:cs="B Lotus"/>
+          <w:b w:val="0"/>
+          <w:sz w:val="28"/>
+          <w:rtl w:val="1"/>
+          <w:szCs w:val="28"/>
+          <w:lang w:val="fa-IR" w:bidi="fa-IR"/>
+        </w:rPr>
+        <w:t>مشاهده گردد.</w:t>
+      </w:r>
+    </w:p>
+    <w:p>
+      <w:pPr>
+        <w:widowControl/>
+        <w:bidi w:val="1"/>
+        <w:jc w:val="both"/>
+      </w:pPr>
+      <w:r>
+        <w:rPr>
+          <w:rFonts w:ascii="B Lotus" w:hAnsi="B Lotus" w:cs="B Lotus"/>
+          <w:b w:val="0"/>
+          <w:sz w:val="28"/>
+          <w:rtl w:val="1"/>
+          <w:szCs w:val="28"/>
+          <w:lang w:val="fa-IR" w:bidi="fa-IR"/>
+        </w:rPr>
+        <w:t xml:space="preserve">پرسش دوم به این موضوع مربوط است که استفاده از سامانه ابرآشوبی پنج‌بعدی در طراحی فازهای جایگشت و انتشار تا چه حد می‌تواند همبستگی و شاخص‌های </w:t>
+      </w:r>
+      <w:r>
+        <w:rPr>
+          <w:rFonts w:ascii="Times New Roman" w:hAnsi="Times New Roman" w:cs="B Lotus"/>
+          <w:b w:val="0"/>
+          <w:sz w:val="24"/>
+          <w:rtl w:val="0"/>
+          <w:szCs w:val="28"/>
+          <w:lang w:val="en-US" w:bidi="fa-IR"/>
+        </w:rPr>
+        <w:t xml:space="preserve">NPCR </w:t>
+      </w:r>
+      <w:r>
+        <w:rPr>
+          <w:rFonts w:ascii="B Lotus" w:hAnsi="B Lotus" w:cs="B Lotus"/>
+          <w:b w:val="0"/>
+          <w:sz w:val="28"/>
+          <w:rtl w:val="1"/>
+          <w:szCs w:val="28"/>
+          <w:lang w:val="fa-IR" w:bidi="fa-IR"/>
+        </w:rPr>
+        <w:t xml:space="preserve">و </w:t>
+      </w:r>
+      <w:r>
+        <w:rPr>
+          <w:rFonts w:ascii="Times New Roman" w:hAnsi="Times New Roman" w:cs="B Lotus"/>
+          <w:b w:val="0"/>
+          <w:sz w:val="24"/>
+          <w:rtl w:val="0"/>
+          <w:szCs w:val="28"/>
+          <w:lang w:val="en-US" w:bidi="fa-IR"/>
+        </w:rPr>
+        <w:t xml:space="preserve">UACI </w:t>
+      </w:r>
+      <w:r>
+        <w:rPr>
+          <w:rFonts w:ascii="B Lotus" w:hAnsi="B Lotus" w:cs="B Lotus"/>
+          <w:b w:val="0"/>
+          <w:sz w:val="28"/>
+          <w:rtl w:val="1"/>
+          <w:szCs w:val="28"/>
+          <w:lang w:val="fa-IR" w:bidi="fa-IR"/>
+        </w:rPr>
+        <w:t>را به محدوده ایده‌آل نزدیک کند. این فازها در الگوریتم پیشنهادی، با الگو گرفتن از طراحی موفق [</w:t>
+      </w:r>
+      <w:r>
+        <w:rPr>
+          <w:rFonts w:ascii="Times New Roman" w:hAnsi="Times New Roman" w:cs="B Lotus"/>
+          <w:b w:val="0"/>
+          <w:sz w:val="24"/>
+          <w:rtl w:val="0"/>
+          <w:szCs w:val="28"/>
+          <w:lang w:val="en-US" w:bidi="fa-IR"/>
+        </w:rPr>
+        <w:t>1</w:t>
+      </w:r>
+      <w:r>
+        <w:rPr>
+          <w:rFonts w:ascii="B Lotus" w:hAnsi="B Lotus" w:cs="B Lotus"/>
+          <w:b w:val="0"/>
+          <w:sz w:val="28"/>
+          <w:rtl w:val="1"/>
+          <w:szCs w:val="28"/>
+          <w:lang w:val="fa-IR" w:bidi="fa-IR"/>
+        </w:rPr>
+        <w:t xml:space="preserve">، </w:t>
+      </w:r>
+      <w:r>
+        <w:rPr>
+          <w:rFonts w:ascii="Times New Roman" w:hAnsi="Times New Roman" w:cs="B Lotus"/>
+          <w:b w:val="0"/>
+          <w:sz w:val="24"/>
+          <w:rtl w:val="0"/>
+          <w:szCs w:val="28"/>
+          <w:lang w:val="en-US" w:bidi="fa-IR"/>
+        </w:rPr>
+        <w:t>3]</w:t>
+      </w:r>
+      <w:r>
+        <w:rPr>
+          <w:rFonts w:ascii="B Lotus" w:hAnsi="B Lotus" w:cs="B Lotus"/>
+          <w:b w:val="0"/>
+          <w:sz w:val="28"/>
+          <w:rtl w:val="1"/>
+          <w:szCs w:val="28"/>
+          <w:lang w:val="fa-IR" w:bidi="fa-IR"/>
+        </w:rPr>
+        <w:t xml:space="preserve">، به گونه‌ای تنظیم شده‌اند که انتظار می‌رود مقادیر همبستگی به صفر نزدیک شود و </w:t>
+      </w:r>
+      <w:r>
+        <w:rPr>
+          <w:rFonts w:ascii="Times New Roman" w:hAnsi="Times New Roman" w:cs="B Lotus"/>
+          <w:b w:val="0"/>
+          <w:sz w:val="24"/>
+          <w:rtl w:val="0"/>
+          <w:szCs w:val="28"/>
+          <w:lang w:val="en-US" w:bidi="fa-IR"/>
+        </w:rPr>
+        <w:t xml:space="preserve">NPCR </w:t>
+      </w:r>
+      <w:r>
+        <w:rPr>
+          <w:rFonts w:ascii="B Lotus" w:hAnsi="B Lotus" w:cs="B Lotus"/>
+          <w:b w:val="0"/>
+          <w:sz w:val="28"/>
+          <w:rtl w:val="1"/>
+          <w:szCs w:val="28"/>
+          <w:lang w:val="fa-IR" w:bidi="fa-IR"/>
+        </w:rPr>
+        <w:t xml:space="preserve">و </w:t>
+      </w:r>
+      <w:r>
+        <w:rPr>
+          <w:rFonts w:ascii="Times New Roman" w:hAnsi="Times New Roman" w:cs="B Lotus"/>
+          <w:b w:val="0"/>
+          <w:sz w:val="24"/>
+          <w:rtl w:val="0"/>
+          <w:szCs w:val="28"/>
+          <w:lang w:val="en-US" w:bidi="fa-IR"/>
+        </w:rPr>
+        <w:t xml:space="preserve">UACI </w:t>
+      </w:r>
+      <w:r>
+        <w:rPr>
+          <w:rFonts w:ascii="B Lotus" w:hAnsi="B Lotus" w:cs="B Lotus"/>
+          <w:b w:val="0"/>
+          <w:sz w:val="28"/>
+          <w:rtl w:val="1"/>
+          <w:szCs w:val="28"/>
+          <w:lang w:val="fa-IR" w:bidi="fa-IR"/>
+        </w:rPr>
+        <w:t>در بازه‌های گزارش‌شده در این مقالات قرار گیرد. در این سطح، ساختار الگوریتم با نمونه‌های موفق ادبیات منطبق است و در صورت پیاده‌سازی صحیح، فرضیه دوم نیز از منظر طراحی قابل دفاع است.</w:t>
+      </w:r>
+    </w:p>
+    <w:p>
+      <w:pPr>
+        <w:widowControl/>
+        <w:bidi w:val="1"/>
+        <w:jc w:val="both"/>
+      </w:pPr>
+      <w:r>
+        <w:rPr>
+          <w:rFonts w:ascii="B Lotus" w:hAnsi="B Lotus" w:cs="B Lotus"/>
+          <w:b w:val="0"/>
+          <w:sz w:val="28"/>
+          <w:rtl w:val="1"/>
+          <w:szCs w:val="28"/>
+          <w:lang w:val="fa-IR" w:bidi="fa-IR"/>
+        </w:rPr>
+        <w:t xml:space="preserve">پرسش سوم آن است که آیا می‌توان با استفاده از پنهان‌نگاری مبتنی بر برجستگی بصری و فشرده‌سازی داده، فراداده حساس بیمار را بدون کاهش معنادار در کیفیت تشخیصی تصویر پنهان کرد. ماژول پنهان‌نگاری پیشنهادی با بهره‌گیری از فشرده‌سازی و انتخاب نواحی کم‌توجه بصری بر اساس نقشه‌های برجستگی، در راستای ایده‌های </w:t>
+      </w:r>
+      <w:r>
+        <w:rPr>
+          <w:rFonts w:ascii="Times New Roman" w:hAnsi="Times New Roman" w:cs="B Lotus"/>
+          <w:b w:val="0"/>
+          <w:sz w:val="24"/>
+          <w:rtl w:val="0"/>
+          <w:szCs w:val="28"/>
+          <w:lang w:val="en-US" w:bidi="fa-IR"/>
+        </w:rPr>
+        <w:t xml:space="preserve">VisionStego AI [5] </w:t>
+      </w:r>
+      <w:r>
+        <w:rPr>
+          <w:rFonts w:ascii="B Lotus" w:hAnsi="B Lotus" w:cs="B Lotus"/>
+          <w:b w:val="0"/>
+          <w:sz w:val="28"/>
+          <w:rtl w:val="1"/>
+          <w:szCs w:val="28"/>
+          <w:lang w:val="fa-IR" w:bidi="fa-IR"/>
+        </w:rPr>
+        <w:t>و روش‌های عمیق [</w:t>
+      </w:r>
+      <w:r>
+        <w:rPr>
+          <w:rFonts w:ascii="Times New Roman" w:hAnsi="Times New Roman" w:cs="B Lotus"/>
+          <w:b w:val="0"/>
+          <w:sz w:val="24"/>
+          <w:rtl w:val="0"/>
+          <w:szCs w:val="28"/>
+          <w:lang w:val="en-US" w:bidi="fa-IR"/>
+        </w:rPr>
+        <w:t xml:space="preserve">6] </w:t>
+      </w:r>
+      <w:r>
+        <w:rPr>
+          <w:rFonts w:ascii="B Lotus" w:hAnsi="B Lotus" w:cs="B Lotus"/>
+          <w:b w:val="0"/>
+          <w:sz w:val="28"/>
+          <w:rtl w:val="1"/>
+          <w:szCs w:val="28"/>
+          <w:lang w:val="fa-IR" w:bidi="fa-IR"/>
+        </w:rPr>
+        <w:t xml:space="preserve">طراحی شده است. بر این اساس انتظار می‌رود کیفیت تصویر استگو، بر حسب </w:t>
+      </w:r>
+      <w:r>
+        <w:rPr>
+          <w:rFonts w:ascii="Times New Roman" w:hAnsi="Times New Roman" w:cs="B Lotus"/>
+          <w:b w:val="0"/>
+          <w:sz w:val="24"/>
+          <w:rtl w:val="0"/>
+          <w:szCs w:val="28"/>
+          <w:lang w:val="en-US" w:bidi="fa-IR"/>
+        </w:rPr>
+        <w:t xml:space="preserve">PSNR </w:t>
+      </w:r>
+      <w:r>
+        <w:rPr>
+          <w:rFonts w:ascii="B Lotus" w:hAnsi="B Lotus" w:cs="B Lotus"/>
+          <w:b w:val="0"/>
+          <w:sz w:val="28"/>
+          <w:rtl w:val="1"/>
+          <w:szCs w:val="28"/>
+          <w:lang w:val="fa-IR" w:bidi="fa-IR"/>
+        </w:rPr>
+        <w:t xml:space="preserve">و </w:t>
+      </w:r>
+      <w:r>
+        <w:rPr>
+          <w:rFonts w:ascii="Times New Roman" w:hAnsi="Times New Roman" w:cs="B Lotus"/>
+          <w:b w:val="0"/>
+          <w:sz w:val="24"/>
+          <w:rtl w:val="0"/>
+          <w:szCs w:val="28"/>
+          <w:lang w:val="en-US" w:bidi="fa-IR"/>
+        </w:rPr>
+        <w:t>SSIM</w:t>
+      </w:r>
+      <w:r>
+        <w:rPr>
+          <w:rFonts w:ascii="B Lotus" w:hAnsi="B Lotus" w:cs="B Lotus"/>
+          <w:b w:val="0"/>
+          <w:sz w:val="28"/>
+          <w:rtl w:val="1"/>
+          <w:szCs w:val="28"/>
+          <w:lang w:val="fa-IR" w:bidi="fa-IR"/>
+        </w:rPr>
+        <w:t>، در محدوده قابل قبول قرار گیرد و فرضیه سوم نیز در سطح طراحی پشتیبانی شود.</w:t>
+      </w:r>
+    </w:p>
+    <w:p>
+      <w:pPr>
+        <w:widowControl/>
+        <w:bidi w:val="1"/>
+        <w:jc w:val="both"/>
+      </w:pPr>
+      <w:r>
+        <w:rPr>
+          <w:rFonts w:ascii="B Lotus" w:hAnsi="B Lotus" w:cs="B Lotus"/>
+          <w:b w:val="0"/>
+          <w:sz w:val="28"/>
+          <w:rtl w:val="1"/>
+          <w:szCs w:val="28"/>
+          <w:lang w:val="fa-IR" w:bidi="fa-IR"/>
+        </w:rPr>
+        <w:t>در مجموع می‌توان گفت ساختار روش پیشنهادی به گونه‌ای تنظیم شده که هر سه پرسش و فرضیه اصلی پژوهش را پوشش می‌دهد؛ هرچند تأیید نهایی آن‌ها منوط به اجرای آزمایش‌ها و تحلیل نتایج است که در چارچوب فصل چهارم برنامه‌ریزی شده است.</w:t>
+      </w:r>
+    </w:p>
+    <w:p>
+      <w:pPr>
+        <w:pStyle w:val="Heading2"/>
+        <w:widowControl/>
+        <w:bidi w:val="1"/>
+        <w:jc w:val="both"/>
+      </w:pPr>
+      <w:r>
+        <w:rPr>
+          <w:rFonts w:ascii="B Lotus" w:hAnsi="B Lotus" w:cs="B Lotus"/>
+          <w:b/>
+          <w:sz w:val="28"/>
+          <w:rtl w:val="1"/>
+          <w:szCs w:val="28"/>
+          <w:lang w:val="fa-IR" w:bidi="fa-IR"/>
+          <w:bCs w:val="1"/>
+        </w:rPr>
+        <w:t>۵–۵. محدودیت‌های پژوهش</w:t>
+      </w:r>
+    </w:p>
+    <w:p>
+      <w:pPr>
+        <w:widowControl/>
+        <w:bidi w:val="1"/>
+        <w:jc w:val="both"/>
+      </w:pPr>
+      <w:r>
+        <w:rPr>
+          <w:rFonts w:ascii="B Lotus" w:hAnsi="B Lotus" w:cs="B Lotus"/>
+          <w:b w:val="0"/>
+          <w:sz w:val="28"/>
+          <w:rtl w:val="1"/>
+          <w:szCs w:val="28"/>
+          <w:lang w:val="fa-IR" w:bidi="fa-IR"/>
+        </w:rPr>
+        <w:t xml:space="preserve">با وجود تلاش برای طراحی یک چارچوب جامع، پژوهش حاضر با چند محدودیت اساسی روبه‌روست. نخست، تمرکز بر سطح شبیه‌سازی نرم‌افزاری است: پیاده‌سازی اولیه روش در محیط‌های </w:t>
+      </w:r>
+      <w:r>
+        <w:rPr>
+          <w:rFonts w:ascii="Times New Roman" w:hAnsi="Times New Roman" w:cs="B Lotus"/>
+          <w:b w:val="0"/>
+          <w:sz w:val="24"/>
+          <w:rtl w:val="0"/>
+          <w:szCs w:val="28"/>
+          <w:lang w:val="en-US" w:bidi="fa-IR"/>
+        </w:rPr>
+        <w:t xml:space="preserve">Python </w:t>
+      </w:r>
+      <w:r>
+        <w:rPr>
+          <w:rFonts w:ascii="B Lotus" w:hAnsi="B Lotus" w:cs="B Lotus"/>
+          <w:b w:val="0"/>
+          <w:sz w:val="28"/>
+          <w:rtl w:val="1"/>
+          <w:szCs w:val="28"/>
+          <w:lang w:val="fa-IR" w:bidi="fa-IR"/>
+        </w:rPr>
+        <w:t xml:space="preserve">و </w:t>
+      </w:r>
+      <w:r>
+        <w:rPr>
+          <w:rFonts w:ascii="Times New Roman" w:hAnsi="Times New Roman" w:cs="B Lotus"/>
+          <w:b w:val="0"/>
+          <w:sz w:val="24"/>
+          <w:rtl w:val="0"/>
+          <w:szCs w:val="28"/>
+          <w:lang w:val="en-US" w:bidi="fa-IR"/>
+        </w:rPr>
+        <w:t xml:space="preserve">PyTorch </w:t>
+      </w:r>
+      <w:r>
+        <w:rPr>
+          <w:rFonts w:ascii="B Lotus" w:hAnsi="B Lotus" w:cs="B Lotus"/>
+          <w:b w:val="0"/>
+          <w:sz w:val="28"/>
+          <w:rtl w:val="1"/>
+          <w:szCs w:val="28"/>
+          <w:lang w:val="fa-IR" w:bidi="fa-IR"/>
+        </w:rPr>
+        <w:t xml:space="preserve">و در صورت نیاز </w:t>
+      </w:r>
+      <w:r>
+        <w:rPr>
+          <w:rFonts w:ascii="Times New Roman" w:hAnsi="Times New Roman" w:cs="B Lotus"/>
+          <w:b w:val="0"/>
+          <w:sz w:val="24"/>
+          <w:rtl w:val="0"/>
+          <w:szCs w:val="28"/>
+          <w:lang w:val="en-US" w:bidi="fa-IR"/>
+        </w:rPr>
+        <w:t xml:space="preserve">MATLAB </w:t>
+      </w:r>
+      <w:r>
+        <w:rPr>
+          <w:rFonts w:ascii="B Lotus" w:hAnsi="B Lotus" w:cs="B Lotus"/>
+          <w:b w:val="0"/>
+          <w:sz w:val="28"/>
+          <w:rtl w:val="1"/>
+          <w:szCs w:val="28"/>
+          <w:lang w:val="fa-IR" w:bidi="fa-IR"/>
+        </w:rPr>
+        <w:t>انجام خواهد شد و ارزیابی عملی روی پلتفرم‌های لبه‌ای واقعی، مانند بردهای اینترنت اشیای پزشکی یا دستگاه‌های تصویربرداری، خارج از محدوده فعلی پایان‌نامه است؛ هرچند در مقالاتی مانند [</w:t>
+      </w:r>
+      <w:r>
+        <w:rPr>
+          <w:rFonts w:ascii="Times New Roman" w:hAnsi="Times New Roman" w:cs="B Lotus"/>
+          <w:b w:val="0"/>
+          <w:sz w:val="24"/>
+          <w:rtl w:val="0"/>
+          <w:szCs w:val="28"/>
+          <w:lang w:val="en-US" w:bidi="fa-IR"/>
+        </w:rPr>
+        <w:t xml:space="preserve">6] </w:t>
+      </w:r>
+      <w:r>
+        <w:rPr>
+          <w:rFonts w:ascii="B Lotus" w:hAnsi="B Lotus" w:cs="B Lotus"/>
+          <w:b w:val="0"/>
+          <w:sz w:val="28"/>
+          <w:rtl w:val="1"/>
+          <w:szCs w:val="28"/>
+          <w:lang w:val="fa-IR" w:bidi="fa-IR"/>
+        </w:rPr>
+        <w:t>امکان چنین پیاده‌سازی‌هایی نشان داده شده است.</w:t>
+      </w:r>
+    </w:p>
+    <w:p>
+      <w:pPr>
+        <w:widowControl/>
+        <w:bidi w:val="1"/>
+        <w:jc w:val="both"/>
+      </w:pPr>
+      <w:r>
+        <w:rPr>
+          <w:rFonts w:ascii="B Lotus" w:hAnsi="B Lotus" w:cs="B Lotus"/>
+          <w:b w:val="0"/>
+          <w:sz w:val="28"/>
+          <w:rtl w:val="1"/>
+          <w:szCs w:val="28"/>
+          <w:lang w:val="fa-IR" w:bidi="fa-IR"/>
+        </w:rPr>
+        <w:t xml:space="preserve">دوم، پوشش انواع مدالیته‌ها و سناریوها محدود است: هرچند کوشش شده از مجموعه‌ای نسبتاً متنوع از مجموعه داده‌ها، شامل شبکیه، </w:t>
+      </w:r>
+      <w:r>
+        <w:rPr>
+          <w:rFonts w:ascii="Times New Roman" w:hAnsi="Times New Roman" w:cs="B Lotus"/>
+          <w:b w:val="0"/>
+          <w:sz w:val="24"/>
+          <w:rtl w:val="0"/>
+          <w:szCs w:val="28"/>
+          <w:lang w:val="en-US" w:bidi="fa-IR"/>
+        </w:rPr>
+        <w:t xml:space="preserve">MRI </w:t>
+      </w:r>
+      <w:r>
+        <w:rPr>
+          <w:rFonts w:ascii="B Lotus" w:hAnsi="B Lotus" w:cs="B Lotus"/>
+          <w:b w:val="0"/>
+          <w:sz w:val="28"/>
+          <w:rtl w:val="1"/>
+          <w:szCs w:val="28"/>
+          <w:lang w:val="fa-IR" w:bidi="fa-IR"/>
+        </w:rPr>
+        <w:t>و رادیوگرافی قفسه سینه مرتبط با کووید–۱۹، استفاده شود [</w:t>
+      </w:r>
+      <w:r>
+        <w:rPr>
+          <w:rFonts w:ascii="Times New Roman" w:hAnsi="Times New Roman" w:cs="B Lotus"/>
+          <w:b w:val="0"/>
+          <w:sz w:val="24"/>
+          <w:rtl w:val="0"/>
+          <w:szCs w:val="28"/>
+          <w:lang w:val="en-US" w:bidi="fa-IR"/>
+        </w:rPr>
+        <w:t>1–4</w:t>
+      </w:r>
+      <w:r>
+        <w:rPr>
+          <w:rFonts w:ascii="B Lotus" w:hAnsi="B Lotus" w:cs="B Lotus"/>
+          <w:b w:val="0"/>
+          <w:sz w:val="28"/>
+          <w:rtl w:val="1"/>
+          <w:szCs w:val="28"/>
+          <w:lang w:val="fa-IR" w:bidi="fa-IR"/>
+        </w:rPr>
+        <w:t xml:space="preserve">، </w:t>
+      </w:r>
+      <w:r>
+        <w:rPr>
+          <w:rFonts w:ascii="Times New Roman" w:hAnsi="Times New Roman" w:cs="B Lotus"/>
+          <w:b w:val="0"/>
+          <w:sz w:val="24"/>
+          <w:rtl w:val="0"/>
+          <w:szCs w:val="28"/>
+          <w:lang w:val="en-US" w:bidi="fa-IR"/>
+        </w:rPr>
+        <w:t>6]</w:t>
+      </w:r>
+      <w:r>
+        <w:rPr>
+          <w:rFonts w:ascii="B Lotus" w:hAnsi="B Lotus" w:cs="B Lotus"/>
+          <w:b w:val="0"/>
+          <w:sz w:val="28"/>
+          <w:rtl w:val="1"/>
+          <w:szCs w:val="28"/>
+          <w:lang w:val="fa-IR" w:bidi="fa-IR"/>
+        </w:rPr>
+        <w:t>، اما همه مدالیته‌های ممکن مانند ویدئوهای سونوگرافی، تصاویر سه‌بعدی و داده‌های چندوجهی در این پژوهش پوشش داده نمی‌شوند.</w:t>
+      </w:r>
+    </w:p>
+    <w:p>
+      <w:pPr>
+        <w:widowControl/>
+        <w:bidi w:val="1"/>
+        <w:jc w:val="both"/>
+      </w:pPr>
+      <w:r>
+        <w:rPr>
+          <w:rFonts w:ascii="B Lotus" w:hAnsi="B Lotus" w:cs="B Lotus"/>
+          <w:b w:val="0"/>
+          <w:sz w:val="28"/>
+          <w:rtl w:val="1"/>
+          <w:szCs w:val="28"/>
+          <w:lang w:val="fa-IR" w:bidi="fa-IR"/>
+        </w:rPr>
+        <w:t xml:space="preserve">سوم، پژوهش حاضر به‌طور عمیق وارد مباحث مدیریت کلید و استانداردهای تبادل اطلاعات پزشکی نمی‌شود: طراحی حاضر بیشتر بر سطح الگوریتمی رمزنگاری و پنهان‌نگاری متمرکز است و موضوعاتی مانند مدیریت کلید در مقیاس سازمانی، یکپارچه‌سازی با استانداردهایی نظیر </w:t>
+      </w:r>
+      <w:r>
+        <w:rPr>
+          <w:rFonts w:ascii="Times New Roman" w:hAnsi="Times New Roman" w:cs="B Lotus"/>
+          <w:b w:val="0"/>
+          <w:sz w:val="24"/>
+          <w:rtl w:val="0"/>
+          <w:szCs w:val="28"/>
+          <w:lang w:val="en-US" w:bidi="fa-IR"/>
+        </w:rPr>
+        <w:t xml:space="preserve">DICOM </w:t>
+      </w:r>
+      <w:r>
+        <w:rPr>
+          <w:rFonts w:ascii="B Lotus" w:hAnsi="B Lotus" w:cs="B Lotus"/>
+          <w:b w:val="0"/>
+          <w:sz w:val="28"/>
+          <w:rtl w:val="1"/>
+          <w:szCs w:val="28"/>
+          <w:lang w:val="fa-IR" w:bidi="fa-IR"/>
+        </w:rPr>
+        <w:t xml:space="preserve">و </w:t>
+      </w:r>
+      <w:r>
+        <w:rPr>
+          <w:rFonts w:ascii="Times New Roman" w:hAnsi="Times New Roman" w:cs="B Lotus"/>
+          <w:b w:val="0"/>
+          <w:sz w:val="24"/>
+          <w:rtl w:val="0"/>
+          <w:szCs w:val="28"/>
+          <w:lang w:val="en-US" w:bidi="fa-IR"/>
+        </w:rPr>
+        <w:t xml:space="preserve">HL7 </w:t>
+      </w:r>
+      <w:r>
+        <w:rPr>
+          <w:rFonts w:ascii="B Lotus" w:hAnsi="B Lotus" w:cs="B Lotus"/>
+          <w:b w:val="0"/>
+          <w:sz w:val="28"/>
+          <w:rtl w:val="1"/>
+          <w:szCs w:val="28"/>
+          <w:lang w:val="fa-IR" w:bidi="fa-IR"/>
+        </w:rPr>
+        <w:t>و ملاحظات حقوقی و مقرراتی تنها به‌صورت کلی در نظر گرفته شده‌اند.</w:t>
+      </w:r>
+    </w:p>
+    <w:p>
+      <w:pPr>
+        <w:pStyle w:val="Heading2"/>
+        <w:widowControl/>
+        <w:bidi w:val="1"/>
+        <w:jc w:val="both"/>
+      </w:pPr>
+      <w:r>
+        <w:rPr>
+          <w:rFonts w:ascii="B Lotus" w:hAnsi="B Lotus" w:cs="B Lotus"/>
+          <w:b/>
+          <w:sz w:val="28"/>
+          <w:rtl w:val="1"/>
+          <w:szCs w:val="28"/>
+          <w:lang w:val="fa-IR" w:bidi="fa-IR"/>
+          <w:bCs w:val="1"/>
+        </w:rPr>
+        <w:t>۵–۶. پیشنهادهایی برای پژوهش‌های آینده</w:t>
+      </w:r>
+    </w:p>
+    <w:p>
+      <w:pPr>
+        <w:widowControl/>
+        <w:bidi w:val="1"/>
+        <w:jc w:val="both"/>
+      </w:pPr>
+      <w:r>
+        <w:rPr>
+          <w:rFonts w:ascii="B Lotus" w:hAnsi="B Lotus" w:cs="B Lotus"/>
+          <w:b w:val="0"/>
+          <w:sz w:val="28"/>
+          <w:rtl w:val="1"/>
+          <w:szCs w:val="28"/>
+          <w:lang w:val="fa-IR" w:bidi="fa-IR"/>
+        </w:rPr>
+        <w:t>با توجه به محدودیت‌های ذکرشده و روند تحولات در حوزه امنیت تصاویر پزشکی، پیشنهادهای زیر برای ادامه کار مطرح می‌شود. نخست، گسترش روش به داده‌های حجیم و ویدئویی: بر مبنای رویکردهای مطرح‌شده در [</w:t>
+      </w:r>
+      <w:r>
+        <w:rPr>
+          <w:rFonts w:ascii="Times New Roman" w:hAnsi="Times New Roman" w:cs="B Lotus"/>
+          <w:b w:val="0"/>
+          <w:sz w:val="24"/>
+          <w:rtl w:val="0"/>
+          <w:szCs w:val="28"/>
+          <w:lang w:val="en-US" w:bidi="fa-IR"/>
+        </w:rPr>
+        <w:t xml:space="preserve">6] </w:t>
+      </w:r>
+      <w:r>
+        <w:rPr>
+          <w:rFonts w:ascii="B Lotus" w:hAnsi="B Lotus" w:cs="B Lotus"/>
+          <w:b w:val="0"/>
+          <w:sz w:val="28"/>
+          <w:rtl w:val="1"/>
+          <w:szCs w:val="28"/>
+          <w:lang w:val="fa-IR" w:bidi="fa-IR"/>
+        </w:rPr>
+        <w:t>می‌توان روش پیشنهادی را برای پنهان‌سازی و رمزنگاری تصاویر حجیم و حتی ویدئوهای پزشکی، مانند سونوگرافی یا اندوسکوپی، تعمیم داد و جنبه زمان را نیز در طراحی الگوریتم دخیل کرد.</w:t>
+      </w:r>
+    </w:p>
+    <w:p>
+      <w:pPr>
+        <w:widowControl/>
+        <w:bidi w:val="1"/>
+        <w:jc w:val="both"/>
+      </w:pPr>
+      <w:r>
+        <w:rPr>
+          <w:rFonts w:ascii="B Lotus" w:hAnsi="B Lotus" w:cs="B Lotus"/>
+          <w:b w:val="0"/>
+          <w:sz w:val="28"/>
+          <w:rtl w:val="1"/>
+          <w:szCs w:val="28"/>
+          <w:lang w:val="fa-IR" w:bidi="fa-IR"/>
+        </w:rPr>
+        <w:t>دوم، پیاده‌سازی روی پلتفرم‌های لبه‌ای: همان‌گونه که در [</w:t>
+      </w:r>
+      <w:r>
+        <w:rPr>
+          <w:rFonts w:ascii="Times New Roman" w:hAnsi="Times New Roman" w:cs="B Lotus"/>
+          <w:b w:val="0"/>
+          <w:sz w:val="24"/>
+          <w:rtl w:val="0"/>
+          <w:szCs w:val="28"/>
+          <w:lang w:val="en-US" w:bidi="fa-IR"/>
+        </w:rPr>
+        <w:t xml:space="preserve">6] </w:t>
+      </w:r>
+      <w:r>
+        <w:rPr>
+          <w:rFonts w:ascii="B Lotus" w:hAnsi="B Lotus" w:cs="B Lotus"/>
+          <w:b w:val="0"/>
+          <w:sz w:val="28"/>
+          <w:rtl w:val="1"/>
+          <w:szCs w:val="28"/>
+          <w:lang w:val="fa-IR" w:bidi="fa-IR"/>
+        </w:rPr>
+        <w:t xml:space="preserve">استفاده از </w:t>
+      </w:r>
+      <w:r>
+        <w:rPr>
+          <w:rFonts w:ascii="Times New Roman" w:hAnsi="Times New Roman" w:cs="B Lotus"/>
+          <w:b w:val="0"/>
+          <w:sz w:val="24"/>
+          <w:rtl w:val="0"/>
+          <w:szCs w:val="28"/>
+          <w:lang w:val="en-US" w:bidi="fa-IR"/>
+        </w:rPr>
+        <w:t xml:space="preserve">NVIDIA Jetson TX2 </w:t>
+      </w:r>
+      <w:r>
+        <w:rPr>
+          <w:rFonts w:ascii="B Lotus" w:hAnsi="B Lotus" w:cs="B Lotus"/>
+          <w:b w:val="0"/>
+          <w:sz w:val="28"/>
+          <w:rtl w:val="1"/>
+          <w:szCs w:val="28"/>
+          <w:lang w:val="fa-IR" w:bidi="fa-IR"/>
+        </w:rPr>
+        <w:t>برای پنهان‌نگاری عمیق مطرح شده است، می‌توان نسخه‌های بهینه‌شده و فشرده روش پیشنهادی را برای اجرا روی پلتفرم‌های اینترنت اشیای پزشکی و دستگاه‌های تصویربرداری در محل بیمار طراحی و ارزیابی کرد.</w:t>
+      </w:r>
+    </w:p>
+    <w:p>
+      <w:pPr>
+        <w:widowControl/>
+        <w:bidi w:val="1"/>
+        <w:jc w:val="both"/>
+      </w:pPr>
+      <w:r>
+        <w:rPr>
+          <w:rFonts w:ascii="B Lotus" w:hAnsi="B Lotus" w:cs="B Lotus"/>
+          <w:b w:val="0"/>
+          <w:sz w:val="28"/>
+          <w:rtl w:val="1"/>
+          <w:szCs w:val="28"/>
+          <w:lang w:val="fa-IR" w:bidi="fa-IR"/>
+        </w:rPr>
+        <w:t xml:space="preserve">سوم، یکپارچه‌سازی با استانداردهای تبادل اطلاعات پزشکی: در گام‌های بعدی می‌توان ساختار فرمت‌هایی مانند </w:t>
+      </w:r>
+      <w:r>
+        <w:rPr>
+          <w:rFonts w:ascii="Times New Roman" w:hAnsi="Times New Roman" w:cs="B Lotus"/>
+          <w:b w:val="0"/>
+          <w:sz w:val="24"/>
+          <w:rtl w:val="0"/>
+          <w:szCs w:val="28"/>
+          <w:lang w:val="en-US" w:bidi="fa-IR"/>
+        </w:rPr>
+        <w:t xml:space="preserve">DICOM </w:t>
+      </w:r>
+      <w:r>
+        <w:rPr>
+          <w:rFonts w:ascii="B Lotus" w:hAnsi="B Lotus" w:cs="B Lotus"/>
+          <w:b w:val="0"/>
+          <w:sz w:val="28"/>
+          <w:rtl w:val="1"/>
+          <w:szCs w:val="28"/>
+          <w:lang w:val="fa-IR" w:bidi="fa-IR"/>
+        </w:rPr>
+        <w:t xml:space="preserve">را مدنظر قرار داد و طرح‌های رمزنگاری و پنهان‌نگاری را به گونه‌ای طراحی کرد که با این استانداردها و الزامات حقوقی و امنیتی، نظیر </w:t>
+      </w:r>
+      <w:r>
+        <w:rPr>
+          <w:rFonts w:ascii="Times New Roman" w:hAnsi="Times New Roman" w:cs="B Lotus"/>
+          <w:b w:val="0"/>
+          <w:sz w:val="24"/>
+          <w:rtl w:val="0"/>
+          <w:szCs w:val="28"/>
+          <w:lang w:val="en-US" w:bidi="fa-IR"/>
+        </w:rPr>
+        <w:t>HIPAA</w:t>
+      </w:r>
+      <w:r>
+        <w:rPr>
+          <w:rFonts w:ascii="B Lotus" w:hAnsi="B Lotus" w:cs="B Lotus"/>
+          <w:b w:val="0"/>
+          <w:sz w:val="28"/>
+          <w:rtl w:val="1"/>
+          <w:szCs w:val="28"/>
+          <w:lang w:val="fa-IR" w:bidi="fa-IR"/>
+        </w:rPr>
+        <w:t>، سازگار باشند [</w:t>
+      </w:r>
+      <w:r>
+        <w:rPr>
+          <w:rFonts w:ascii="Times New Roman" w:hAnsi="Times New Roman" w:cs="B Lotus"/>
+          <w:b w:val="0"/>
+          <w:sz w:val="24"/>
+          <w:rtl w:val="0"/>
+          <w:szCs w:val="28"/>
+          <w:lang w:val="en-US" w:bidi="fa-IR"/>
+        </w:rPr>
+        <w:t>2</w:t>
+      </w:r>
+      <w:r>
+        <w:rPr>
+          <w:rFonts w:ascii="B Lotus" w:hAnsi="B Lotus" w:cs="B Lotus"/>
+          <w:b w:val="0"/>
+          <w:sz w:val="28"/>
+          <w:rtl w:val="1"/>
+          <w:szCs w:val="28"/>
+          <w:lang w:val="fa-IR" w:bidi="fa-IR"/>
+        </w:rPr>
+        <w:t xml:space="preserve">، </w:t>
+      </w:r>
+      <w:r>
+        <w:rPr>
+          <w:rFonts w:ascii="Times New Roman" w:hAnsi="Times New Roman" w:cs="B Lotus"/>
+          <w:b w:val="0"/>
+          <w:sz w:val="24"/>
+          <w:rtl w:val="0"/>
+          <w:szCs w:val="28"/>
+          <w:lang w:val="en-US" w:bidi="fa-IR"/>
+        </w:rPr>
+        <w:t>4</w:t>
+      </w:r>
+      <w:r>
+        <w:rPr>
+          <w:rFonts w:ascii="B Lotus" w:hAnsi="B Lotus" w:cs="B Lotus"/>
+          <w:b w:val="0"/>
+          <w:sz w:val="28"/>
+          <w:rtl w:val="1"/>
+          <w:szCs w:val="28"/>
+          <w:lang w:val="fa-IR" w:bidi="fa-IR"/>
+        </w:rPr>
+        <w:t xml:space="preserve">، </w:t>
+      </w:r>
+      <w:r>
+        <w:rPr>
+          <w:rFonts w:ascii="Times New Roman" w:hAnsi="Times New Roman" w:cs="B Lotus"/>
+          <w:b w:val="0"/>
+          <w:sz w:val="24"/>
+          <w:rtl w:val="0"/>
+          <w:szCs w:val="28"/>
+          <w:lang w:val="en-US" w:bidi="fa-IR"/>
+        </w:rPr>
+        <w:t>5].</w:t>
+      </w:r>
+    </w:p>
+    <w:p>
+      <w:pPr>
+        <w:widowControl/>
+        <w:bidi w:val="1"/>
+        <w:jc w:val="both"/>
+      </w:pPr>
+      <w:r>
+        <w:rPr>
+          <w:rFonts w:ascii="B Lotus" w:hAnsi="B Lotus" w:cs="B Lotus"/>
+          <w:b w:val="0"/>
+          <w:sz w:val="28"/>
+          <w:rtl w:val="1"/>
+          <w:szCs w:val="28"/>
+          <w:lang w:val="fa-IR" w:bidi="fa-IR"/>
+        </w:rPr>
+        <w:t>چهارم، بررسی روش‌های پساکوانتومی و ترکیب آن‌ها با نظریه آشوب: با توجه به ظهور الگوریتم‌های رمزنگاری پساکوانتومی، می‌توان در پژوهش‌های آینده به تلفیق سامانه‌های ابرآشوبی با روش‌های مبتنی بر شبکه‌های جدولی یا کدهای خطی پرداخت تا مقاومت طرح در برابر حملات رایانش کوانتومی نیز بررسی شود.</w:t>
+      </w:r>
+    </w:p>
+    <w:p>
+      <w:pPr>
+        <w:widowControl/>
+        <w:bidi w:val="1"/>
+        <w:jc w:val="both"/>
+      </w:pPr>
+      <w:r>
+        <w:rPr>
+          <w:rFonts w:ascii="B Lotus" w:hAnsi="B Lotus" w:cs="B Lotus"/>
+          <w:b w:val="0"/>
+          <w:sz w:val="28"/>
+          <w:rtl w:val="1"/>
+          <w:szCs w:val="28"/>
+          <w:lang w:val="fa-IR" w:bidi="fa-IR"/>
+        </w:rPr>
+        <w:t xml:space="preserve">پنجم، استفاده از معماری‌های عمیق پیشرفته‌تر برای تولید کلید و پنهان‌نگاری: افزون بر </w:t>
+      </w:r>
+      <w:r>
+        <w:rPr>
+          <w:rFonts w:ascii="Times New Roman" w:hAnsi="Times New Roman" w:cs="B Lotus"/>
+          <w:b w:val="0"/>
+          <w:sz w:val="24"/>
+          <w:rtl w:val="0"/>
+          <w:szCs w:val="28"/>
+          <w:lang w:val="en-US" w:bidi="fa-IR"/>
+        </w:rPr>
+        <w:t xml:space="preserve">U-Net </w:t>
+      </w:r>
+      <w:r>
+        <w:rPr>
+          <w:rFonts w:ascii="B Lotus" w:hAnsi="B Lotus" w:cs="B Lotus"/>
+          <w:b w:val="0"/>
+          <w:sz w:val="28"/>
+          <w:rtl w:val="1"/>
+          <w:szCs w:val="28"/>
+          <w:lang w:val="fa-IR" w:bidi="fa-IR"/>
+        </w:rPr>
+        <w:t xml:space="preserve">و معماری‌های مبتنی بر فشرده‌سازی و تحریک همراه با </w:t>
+      </w:r>
+      <w:r>
+        <w:rPr>
+          <w:rFonts w:ascii="Times New Roman" w:hAnsi="Times New Roman" w:cs="B Lotus"/>
+          <w:b w:val="0"/>
+          <w:sz w:val="24"/>
+          <w:rtl w:val="0"/>
+          <w:szCs w:val="28"/>
+          <w:lang w:val="en-US" w:bidi="fa-IR"/>
+        </w:rPr>
+        <w:t>Inception [1</w:t>
+      </w:r>
+      <w:r>
+        <w:rPr>
+          <w:rFonts w:ascii="B Lotus" w:hAnsi="B Lotus" w:cs="B Lotus"/>
+          <w:b w:val="0"/>
+          <w:sz w:val="28"/>
+          <w:rtl w:val="1"/>
+          <w:szCs w:val="28"/>
+          <w:lang w:val="fa-IR" w:bidi="fa-IR"/>
+        </w:rPr>
+        <w:t xml:space="preserve">، </w:t>
+      </w:r>
+      <w:r>
+        <w:rPr>
+          <w:rFonts w:ascii="Times New Roman" w:hAnsi="Times New Roman" w:cs="B Lotus"/>
+          <w:b w:val="0"/>
+          <w:sz w:val="24"/>
+          <w:rtl w:val="0"/>
+          <w:szCs w:val="28"/>
+          <w:lang w:val="en-US" w:bidi="fa-IR"/>
+        </w:rPr>
+        <w:t>6]</w:t>
+      </w:r>
+      <w:r>
+        <w:rPr>
+          <w:rFonts w:ascii="B Lotus" w:hAnsi="B Lotus" w:cs="B Lotus"/>
+          <w:b w:val="0"/>
+          <w:sz w:val="28"/>
+          <w:rtl w:val="1"/>
+          <w:szCs w:val="28"/>
+          <w:lang w:val="fa-IR" w:bidi="fa-IR"/>
+        </w:rPr>
+        <w:t>، می‌توان از شبکه‌های مبتنی بر سازوکار توجه و ترنسفورمرها برای بهبود کیفیت ناحیه‌بندی، تولید کلید و یادگیری مکان‌های بهینه جاسازی استفاده کرد.</w:t>
+      </w:r>
+    </w:p>
+    <w:p>
+      <w:pPr>
+        <w:pStyle w:val="Heading2"/>
+        <w:widowControl/>
+        <w:bidi w:val="1"/>
+        <w:jc w:val="both"/>
+      </w:pPr>
+      <w:r>
+        <w:rPr>
+          <w:rFonts w:ascii="B Lotus" w:hAnsi="B Lotus" w:cs="B Lotus"/>
+          <w:b/>
+          <w:sz w:val="28"/>
+          <w:rtl w:val="1"/>
+          <w:szCs w:val="28"/>
+          <w:lang w:val="fa-IR" w:bidi="fa-IR"/>
+          <w:bCs w:val="1"/>
+        </w:rPr>
+        <w:t>۵–۷. جمع‌بندی نهایی</w:t>
+      </w:r>
+    </w:p>
+    <w:p>
+      <w:pPr>
+        <w:widowControl/>
+        <w:bidi w:val="1"/>
+        <w:jc w:val="both"/>
+      </w:pPr>
+      <w:r>
+        <w:rPr>
+          <w:rFonts w:ascii="B Lotus" w:hAnsi="B Lotus" w:cs="B Lotus"/>
+          <w:b w:val="0"/>
+          <w:sz w:val="28"/>
+          <w:rtl w:val="1"/>
+          <w:szCs w:val="28"/>
+          <w:lang w:val="fa-IR" w:bidi="fa-IR"/>
+        </w:rPr>
+        <w:t>در این پایان‌نامه، با تکیه بر ادبیات موجود در حوزه‌های رمزنگاری تصویر مبتنی بر نظریه آشوب [</w:t>
+      </w:r>
+      <w:r>
+        <w:rPr>
+          <w:rFonts w:ascii="Times New Roman" w:hAnsi="Times New Roman" w:cs="B Lotus"/>
+          <w:b w:val="0"/>
+          <w:sz w:val="24"/>
+          <w:rtl w:val="0"/>
+          <w:szCs w:val="28"/>
+          <w:lang w:val="en-US" w:bidi="fa-IR"/>
+        </w:rPr>
+        <w:t>3]</w:t>
+      </w:r>
+      <w:r>
+        <w:rPr>
+          <w:rFonts w:ascii="B Lotus" w:hAnsi="B Lotus" w:cs="B Lotus"/>
+          <w:b w:val="0"/>
+          <w:sz w:val="28"/>
+          <w:rtl w:val="1"/>
+          <w:szCs w:val="28"/>
+          <w:lang w:val="fa-IR" w:bidi="fa-IR"/>
+        </w:rPr>
+        <w:t xml:space="preserve">، رمزنگاری اختصاصی تصاویر پزشکی با استفاده از </w:t>
+      </w:r>
+      <w:r>
+        <w:rPr>
+          <w:rFonts w:ascii="Times New Roman" w:hAnsi="Times New Roman" w:cs="B Lotus"/>
+          <w:b w:val="0"/>
+          <w:sz w:val="24"/>
+          <w:rtl w:val="0"/>
+          <w:szCs w:val="28"/>
+          <w:lang w:val="en-US" w:bidi="fa-IR"/>
+        </w:rPr>
+        <w:t xml:space="preserve">U-Net </w:t>
+      </w:r>
+      <w:r>
+        <w:rPr>
+          <w:rFonts w:ascii="B Lotus" w:hAnsi="B Lotus" w:cs="B Lotus"/>
+          <w:b w:val="0"/>
+          <w:sz w:val="28"/>
+          <w:rtl w:val="1"/>
+          <w:szCs w:val="28"/>
+          <w:lang w:val="fa-IR" w:bidi="fa-IR"/>
+        </w:rPr>
+        <w:t>و سامانه‌های ابرآشوبی [</w:t>
+      </w:r>
+      <w:r>
+        <w:rPr>
+          <w:rFonts w:ascii="Times New Roman" w:hAnsi="Times New Roman" w:cs="B Lotus"/>
+          <w:b w:val="0"/>
+          <w:sz w:val="24"/>
+          <w:rtl w:val="0"/>
+          <w:szCs w:val="28"/>
+          <w:lang w:val="en-US" w:bidi="fa-IR"/>
+        </w:rPr>
+        <w:t>1</w:t>
+      </w:r>
+      <w:r>
+        <w:rPr>
+          <w:rFonts w:ascii="B Lotus" w:hAnsi="B Lotus" w:cs="B Lotus"/>
+          <w:b w:val="0"/>
+          <w:sz w:val="28"/>
+          <w:rtl w:val="1"/>
+          <w:szCs w:val="28"/>
+          <w:lang w:val="fa-IR" w:bidi="fa-IR"/>
+        </w:rPr>
+        <w:t xml:space="preserve">، </w:t>
+      </w:r>
+      <w:r>
+        <w:rPr>
+          <w:rFonts w:ascii="Times New Roman" w:hAnsi="Times New Roman" w:cs="B Lotus"/>
+          <w:b w:val="0"/>
+          <w:sz w:val="24"/>
+          <w:rtl w:val="0"/>
+          <w:szCs w:val="28"/>
+          <w:lang w:val="en-US" w:bidi="fa-IR"/>
+        </w:rPr>
+        <w:t xml:space="preserve">2] </w:t>
+      </w:r>
+      <w:r>
+        <w:rPr>
+          <w:rFonts w:ascii="B Lotus" w:hAnsi="B Lotus" w:cs="B Lotus"/>
+          <w:b w:val="0"/>
+          <w:sz w:val="28"/>
+          <w:rtl w:val="1"/>
+          <w:szCs w:val="28"/>
+          <w:lang w:val="fa-IR" w:bidi="fa-IR"/>
+        </w:rPr>
+        <w:t>و پنهان‌نگاری کلاسیک و مبتنی بر هوش مصنوعی [</w:t>
+      </w:r>
+      <w:r>
+        <w:rPr>
+          <w:rFonts w:ascii="Times New Roman" w:hAnsi="Times New Roman" w:cs="B Lotus"/>
+          <w:b w:val="0"/>
+          <w:sz w:val="24"/>
+          <w:rtl w:val="0"/>
+          <w:szCs w:val="28"/>
+          <w:lang w:val="en-US" w:bidi="fa-IR"/>
+        </w:rPr>
+        <w:t>4–6]</w:t>
+      </w:r>
+      <w:r>
+        <w:rPr>
+          <w:rFonts w:ascii="B Lotus" w:hAnsi="B Lotus" w:cs="B Lotus"/>
+          <w:b w:val="0"/>
+          <w:sz w:val="28"/>
+          <w:rtl w:val="1"/>
+          <w:szCs w:val="28"/>
+          <w:lang w:val="fa-IR" w:bidi="fa-IR"/>
+        </w:rPr>
+        <w:t>، یک چارچوب مفهومی و روشی برای افزایش امنیت و حریم خصوصی در تصاویر پزشکی پیشنهاد شده است.</w:t>
+      </w:r>
+    </w:p>
+    <w:p>
+      <w:pPr>
+        <w:widowControl/>
+        <w:bidi w:val="1"/>
+        <w:jc w:val="both"/>
+      </w:pPr>
+      <w:r>
+        <w:rPr>
+          <w:rFonts w:ascii="B Lotus" w:hAnsi="B Lotus" w:cs="B Lotus"/>
+          <w:b w:val="0"/>
+          <w:sz w:val="28"/>
+          <w:rtl w:val="1"/>
+          <w:szCs w:val="28"/>
+          <w:lang w:val="fa-IR" w:bidi="fa-IR"/>
+        </w:rPr>
+        <w:t>این چارچوب با ترکیب سه مؤلفه کلیدی، یعنی ناحیه‌بندی عمیق برای تولید کلید، سامانه ابرآشوبی پنج‌بعدی برای رمزنگاری و پنهان‌نگاری مبتنی بر برجستگی بصری برای پنهان‌سازی فراداده، می‌کوشد به شکاف موجود میان طرح‌های صرفاً رمزنگاری و طرح‌های صرفاً پنهان‌نگاری در ادبیات پاسخ دهد.</w:t>
+      </w:r>
+    </w:p>
+    <w:p>
+      <w:pPr>
+        <w:widowControl/>
+        <w:bidi w:val="1"/>
+        <w:jc w:val="both"/>
+      </w:pPr>
+      <w:r>
+        <w:rPr>
+          <w:rFonts w:ascii="B Lotus" w:hAnsi="B Lotus" w:cs="B Lotus"/>
+          <w:b w:val="0"/>
+          <w:sz w:val="28"/>
+          <w:rtl w:val="1"/>
+          <w:szCs w:val="28"/>
+          <w:lang w:val="fa-IR" w:bidi="fa-IR"/>
+        </w:rPr>
+        <w:t>اجرای عملی و ارزیابی تجربی این چارچوب، بر اساس طرح آزمایشی ارائه‌شده در فصل چهارم، می‌تواند گامی در جهت توسعه سامانه‌های سلامت الکترونیک و اینترنت اشیای پزشکی ایمن‌تر و آگاه‌تر نسبت به حریم خصوصی بیماران باشد و زمینه‌ساز پژوهش‌های تکمیلی در حوزه امنیت اطلاعات پزشکی در دهه پیش‌رو گردد.</w:t>
+      </w:r>
+    </w:p>
+    <w:p>
+      <w:r>
+        <w:br w:type="page"/>
+      </w:r>
+    </w:p>
+    <w:p>
+      <w:pPr>
+        <w:pStyle w:val="Heading1"/>
+        <w:widowControl/>
+        <w:bidi w:val="1"/>
+        <w:jc w:val="both"/>
+      </w:pPr>
+      <w:r>
+        <w:rPr>
+          <w:rFonts w:ascii="B Lotus" w:hAnsi="B Lotus" w:cs="B Lotus"/>
+          <w:b/>
+          <w:sz w:val="28"/>
+          <w:rtl w:val="1"/>
+          <w:szCs w:val="28"/>
+          <w:lang w:val="fa-IR" w:bidi="fa-IR"/>
+          <w:bCs w:val="1"/>
+        </w:rPr>
+        <w:t>فهرست منابع</w:t>
+      </w:r>
+    </w:p>
+    <w:p>
+      <w:pPr>
+        <w:widowControl/>
+        <w:bidi w:val="0"/>
+        <w:jc w:val="left"/>
+      </w:pPr>
+      <w:r>
+        <w:rPr>
+          <w:rFonts w:ascii="B Lotus" w:hAnsi="B Lotus" w:cs="B Lotus"/>
+          <w:b/>
+          <w:sz w:val="28"/>
+          <w:rtl w:val="1"/>
+          <w:szCs w:val="28"/>
+          <w:lang w:val="fa-IR" w:bidi="fa-IR"/>
+          <w:bCs w:val="1"/>
+        </w:rPr>
+        <w:t>[</w:t>
+      </w:r>
+      <w:r>
+        <w:rPr>
+          <w:rFonts w:ascii="Times New Roman" w:hAnsi="Times New Roman" w:cs="B Lotus"/>
+          <w:b/>
+          <w:sz w:val="24"/>
+          <w:rtl w:val="0"/>
+          <w:szCs w:val="28"/>
+          <w:lang w:val="en-US" w:bidi="fa-IR"/>
+          <w:bCs w:val="1"/>
+        </w:rPr>
+        <w:t>1]</w:t>
+      </w:r>
+      <w:r>
+        <w:rPr>
+          <w:rFonts w:ascii="B Lotus" w:hAnsi="B Lotus" w:cs="B Lotus"/>
+          <w:b w:val="0"/>
+          <w:sz w:val="28"/>
+          <w:rtl w:val="1"/>
+          <w:szCs w:val="28"/>
+          <w:lang w:val="fa-IR" w:bidi="fa-IR"/>
+        </w:rPr>
+        <w:t xml:space="preserve"> </w:t>
+      </w:r>
+      <w:r>
+        <w:rPr>
+          <w:rFonts w:ascii="Times New Roman" w:hAnsi="Times New Roman" w:cs="B Lotus"/>
+          <w:b w:val="0"/>
+          <w:sz w:val="24"/>
+          <w:rtl w:val="0"/>
+          <w:szCs w:val="28"/>
+          <w:lang w:val="en-US" w:bidi="fa-IR"/>
+        </w:rPr>
+        <w:t xml:space="preserve">Subathra, S., &amp; Thanikaiselvan, V. (2025). Enhanced security for medical images using a new 5D hyper chaotic map and deep learning based segmentation. </w:t>
+      </w:r>
+      <w:r>
+        <w:rPr>
+          <w:rFonts w:ascii="B Lotus" w:hAnsi="B Lotus" w:cs="B Lotus"/>
+          <w:b w:val="0"/>
+          <w:sz w:val="28"/>
+          <w:rtl w:val="1"/>
+          <w:szCs w:val="28"/>
+          <w:lang w:val="fa-IR" w:bidi="fa-IR"/>
+        </w:rPr>
+        <w:t>*</w:t>
+      </w:r>
+      <w:r>
+        <w:rPr>
+          <w:rFonts w:ascii="Times New Roman" w:hAnsi="Times New Roman" w:cs="B Lotus"/>
+          <w:b w:val="0"/>
+          <w:sz w:val="24"/>
+          <w:rtl w:val="0"/>
+          <w:szCs w:val="28"/>
+          <w:lang w:val="en-US" w:bidi="fa-IR"/>
+        </w:rPr>
+        <w:t>Scientific Reports</w:t>
+      </w:r>
+      <w:r>
+        <w:rPr>
+          <w:rFonts w:ascii="B Lotus" w:hAnsi="B Lotus" w:cs="B Lotus"/>
+          <w:b w:val="0"/>
+          <w:sz w:val="28"/>
+          <w:rtl w:val="1"/>
+          <w:szCs w:val="28"/>
+          <w:lang w:val="fa-IR" w:bidi="fa-IR"/>
+        </w:rPr>
+        <w:t xml:space="preserve">*, </w:t>
+      </w:r>
+      <w:r>
+        <w:rPr>
+          <w:rFonts w:ascii="Times New Roman" w:hAnsi="Times New Roman" w:cs="B Lotus"/>
+          <w:b w:val="0"/>
+          <w:sz w:val="24"/>
+          <w:rtl w:val="0"/>
+          <w:szCs w:val="28"/>
+          <w:lang w:val="en-US" w:bidi="fa-IR"/>
+        </w:rPr>
+        <w:t>15, Article 04906. https://doi.org/10.1038/s41598-025-04906-4</w:t>
+      </w:r>
+    </w:p>
+    <w:p>
+      <w:pPr>
+        <w:widowControl/>
+        <w:bidi w:val="0"/>
+        <w:jc w:val="left"/>
+      </w:pPr>
+      <w:r>
+        <w:rPr>
+          <w:rFonts w:ascii="B Lotus" w:hAnsi="B Lotus" w:cs="B Lotus"/>
+          <w:b/>
+          <w:sz w:val="28"/>
+          <w:rtl w:val="1"/>
+          <w:szCs w:val="28"/>
+          <w:lang w:val="fa-IR" w:bidi="fa-IR"/>
+          <w:bCs w:val="1"/>
+        </w:rPr>
+        <w:t>[</w:t>
+      </w:r>
+      <w:r>
+        <w:rPr>
+          <w:rFonts w:ascii="Times New Roman" w:hAnsi="Times New Roman" w:cs="B Lotus"/>
+          <w:b/>
+          <w:sz w:val="24"/>
+          <w:rtl w:val="0"/>
+          <w:szCs w:val="28"/>
+          <w:lang w:val="en-US" w:bidi="fa-IR"/>
+          <w:bCs w:val="1"/>
+        </w:rPr>
+        <w:t>2]</w:t>
+      </w:r>
+      <w:r>
+        <w:rPr>
+          <w:rFonts w:ascii="B Lotus" w:hAnsi="B Lotus" w:cs="B Lotus"/>
+          <w:b w:val="0"/>
+          <w:sz w:val="28"/>
+          <w:rtl w:val="1"/>
+          <w:szCs w:val="28"/>
+          <w:lang w:val="fa-IR" w:bidi="fa-IR"/>
+        </w:rPr>
+        <w:t xml:space="preserve"> </w:t>
+      </w:r>
+      <w:r>
+        <w:rPr>
+          <w:rFonts w:ascii="Times New Roman" w:hAnsi="Times New Roman" w:cs="B Lotus"/>
+          <w:b w:val="0"/>
+          <w:sz w:val="24"/>
+          <w:rtl w:val="0"/>
+          <w:szCs w:val="28"/>
+          <w:lang w:val="en-US" w:bidi="fa-IR"/>
+        </w:rPr>
+        <w:t xml:space="preserve">Alarood, A. A., Faheem, M., Alzahrani, A. I. A., &amp; Alshdadi, A. A. (2023). Secure medical image transmission using deep neural network in e-health applications. </w:t>
+      </w:r>
+      <w:r>
+        <w:rPr>
+          <w:rFonts w:ascii="B Lotus" w:hAnsi="B Lotus" w:cs="B Lotus"/>
+          <w:b w:val="0"/>
+          <w:sz w:val="28"/>
+          <w:rtl w:val="1"/>
+          <w:szCs w:val="28"/>
+          <w:lang w:val="fa-IR" w:bidi="fa-IR"/>
+        </w:rPr>
+        <w:t>*</w:t>
+      </w:r>
+      <w:r>
+        <w:rPr>
+          <w:rFonts w:ascii="Times New Roman" w:hAnsi="Times New Roman" w:cs="B Lotus"/>
+          <w:b w:val="0"/>
+          <w:sz w:val="24"/>
+          <w:rtl w:val="0"/>
+          <w:szCs w:val="28"/>
+          <w:lang w:val="en-US" w:bidi="fa-IR"/>
+        </w:rPr>
+        <w:t>Healthcare Technology Letters</w:t>
+      </w:r>
+      <w:r>
+        <w:rPr>
+          <w:rFonts w:ascii="B Lotus" w:hAnsi="B Lotus" w:cs="B Lotus"/>
+          <w:b w:val="0"/>
+          <w:sz w:val="28"/>
+          <w:rtl w:val="1"/>
+          <w:szCs w:val="28"/>
+          <w:lang w:val="fa-IR" w:bidi="fa-IR"/>
+        </w:rPr>
+        <w:t xml:space="preserve">*, </w:t>
+      </w:r>
+      <w:r>
+        <w:rPr>
+          <w:rFonts w:ascii="Times New Roman" w:hAnsi="Times New Roman" w:cs="B Lotus"/>
+          <w:b w:val="0"/>
+          <w:sz w:val="24"/>
+          <w:rtl w:val="0"/>
+          <w:szCs w:val="28"/>
+          <w:lang w:val="en-US" w:bidi="fa-IR"/>
+        </w:rPr>
+        <w:t>10(4), 87–98. https://doi.org/10.1049/htl2.12049</w:t>
+      </w:r>
+    </w:p>
+    <w:p>
+      <w:pPr>
+        <w:widowControl/>
+        <w:bidi w:val="0"/>
+        <w:jc w:val="left"/>
+      </w:pPr>
+      <w:r>
+        <w:rPr>
+          <w:rFonts w:ascii="B Lotus" w:hAnsi="B Lotus" w:cs="B Lotus"/>
+          <w:b/>
+          <w:sz w:val="28"/>
+          <w:rtl w:val="1"/>
+          <w:szCs w:val="28"/>
+          <w:lang w:val="fa-IR" w:bidi="fa-IR"/>
+          <w:bCs w:val="1"/>
+        </w:rPr>
+        <w:t>[</w:t>
+      </w:r>
+      <w:r>
+        <w:rPr>
+          <w:rFonts w:ascii="Times New Roman" w:hAnsi="Times New Roman" w:cs="B Lotus"/>
+          <w:b/>
+          <w:sz w:val="24"/>
+          <w:rtl w:val="0"/>
+          <w:szCs w:val="28"/>
+          <w:lang w:val="en-US" w:bidi="fa-IR"/>
+          <w:bCs w:val="1"/>
+        </w:rPr>
+        <w:t>3]</w:t>
+      </w:r>
+      <w:r>
+        <w:rPr>
+          <w:rFonts w:ascii="B Lotus" w:hAnsi="B Lotus" w:cs="B Lotus"/>
+          <w:b w:val="0"/>
+          <w:sz w:val="28"/>
+          <w:rtl w:val="1"/>
+          <w:szCs w:val="28"/>
+          <w:lang w:val="fa-IR" w:bidi="fa-IR"/>
+        </w:rPr>
+        <w:t xml:space="preserve"> </w:t>
+      </w:r>
+      <w:r>
+        <w:rPr>
+          <w:rFonts w:ascii="Times New Roman" w:hAnsi="Times New Roman" w:cs="B Lotus"/>
+          <w:b w:val="0"/>
+          <w:sz w:val="24"/>
+          <w:rtl w:val="0"/>
+          <w:szCs w:val="28"/>
+          <w:lang w:val="en-US" w:bidi="fa-IR"/>
+        </w:rPr>
+        <w:t xml:space="preserve">Pourasad, Y., Ranjbarzadeh, R., &amp; Mardani, A. (2021). A new algorithm for digital image encryption based on chaos theory. </w:t>
+      </w:r>
+      <w:r>
+        <w:rPr>
+          <w:rFonts w:ascii="B Lotus" w:hAnsi="B Lotus" w:cs="B Lotus"/>
+          <w:b w:val="0"/>
+          <w:sz w:val="28"/>
+          <w:rtl w:val="1"/>
+          <w:szCs w:val="28"/>
+          <w:lang w:val="fa-IR" w:bidi="fa-IR"/>
+        </w:rPr>
+        <w:t>*</w:t>
+      </w:r>
+      <w:r>
+        <w:rPr>
+          <w:rFonts w:ascii="Times New Roman" w:hAnsi="Times New Roman" w:cs="B Lotus"/>
+          <w:b w:val="0"/>
+          <w:sz w:val="24"/>
+          <w:rtl w:val="0"/>
+          <w:szCs w:val="28"/>
+          <w:lang w:val="en-US" w:bidi="fa-IR"/>
+        </w:rPr>
+        <w:t>Entropy</w:t>
+      </w:r>
+      <w:r>
+        <w:rPr>
+          <w:rFonts w:ascii="B Lotus" w:hAnsi="B Lotus" w:cs="B Lotus"/>
+          <w:b w:val="0"/>
+          <w:sz w:val="28"/>
+          <w:rtl w:val="1"/>
+          <w:szCs w:val="28"/>
+          <w:lang w:val="fa-IR" w:bidi="fa-IR"/>
+        </w:rPr>
+        <w:t xml:space="preserve">*, </w:t>
+      </w:r>
+      <w:r>
+        <w:rPr>
+          <w:rFonts w:ascii="Times New Roman" w:hAnsi="Times New Roman" w:cs="B Lotus"/>
+          <w:b w:val="0"/>
+          <w:sz w:val="24"/>
+          <w:rtl w:val="0"/>
+          <w:szCs w:val="28"/>
+          <w:lang w:val="en-US" w:bidi="fa-IR"/>
+        </w:rPr>
+        <w:t>23(3), 341. https://doi.org/10.3390/e23030341</w:t>
+      </w:r>
+    </w:p>
+    <w:p>
+      <w:pPr>
+        <w:widowControl/>
+        <w:bidi w:val="0"/>
+        <w:jc w:val="left"/>
+      </w:pPr>
+      <w:r>
+        <w:rPr>
+          <w:rFonts w:ascii="B Lotus" w:hAnsi="B Lotus" w:cs="B Lotus"/>
+          <w:b/>
+          <w:sz w:val="28"/>
+          <w:rtl w:val="1"/>
+          <w:szCs w:val="28"/>
+          <w:lang w:val="fa-IR" w:bidi="fa-IR"/>
+          <w:bCs w:val="1"/>
+        </w:rPr>
+        <w:t>[</w:t>
+      </w:r>
+      <w:r>
+        <w:rPr>
+          <w:rFonts w:ascii="Times New Roman" w:hAnsi="Times New Roman" w:cs="B Lotus"/>
+          <w:b/>
+          <w:sz w:val="24"/>
+          <w:rtl w:val="0"/>
+          <w:szCs w:val="28"/>
+          <w:lang w:val="en-US" w:bidi="fa-IR"/>
+          <w:bCs w:val="1"/>
+        </w:rPr>
+        <w:t>4]</w:t>
+      </w:r>
+      <w:r>
+        <w:rPr>
+          <w:rFonts w:ascii="B Lotus" w:hAnsi="B Lotus" w:cs="B Lotus"/>
+          <w:b w:val="0"/>
+          <w:sz w:val="28"/>
+          <w:rtl w:val="1"/>
+          <w:szCs w:val="28"/>
+          <w:lang w:val="fa-IR" w:bidi="fa-IR"/>
+        </w:rPr>
+        <w:t xml:space="preserve"> </w:t>
+      </w:r>
+      <w:r>
+        <w:rPr>
+          <w:rFonts w:ascii="Times New Roman" w:hAnsi="Times New Roman" w:cs="B Lotus"/>
+          <w:b w:val="0"/>
+          <w:sz w:val="24"/>
+          <w:rtl w:val="0"/>
+          <w:szCs w:val="28"/>
+          <w:lang w:val="en-US" w:bidi="fa-IR"/>
+        </w:rPr>
+        <w:t>Al</w:t>
+      </w:r>
+      <w:r>
+        <w:rPr>
+          <w:rFonts w:ascii="B Lotus" w:hAnsi="B Lotus" w:cs="B Lotus"/>
+          <w:b w:val="0"/>
+          <w:sz w:val="28"/>
+          <w:rtl w:val="1"/>
+          <w:szCs w:val="28"/>
+          <w:lang w:val="fa-IR" w:bidi="fa-IR"/>
+        </w:rPr>
+        <w:t>‑</w:t>
+      </w:r>
+      <w:r>
+        <w:rPr>
+          <w:rFonts w:ascii="Times New Roman" w:hAnsi="Times New Roman" w:cs="B Lotus"/>
+          <w:b w:val="0"/>
+          <w:sz w:val="24"/>
+          <w:rtl w:val="0"/>
+          <w:szCs w:val="28"/>
+          <w:lang w:val="en-US" w:bidi="fa-IR"/>
+        </w:rPr>
+        <w:t>Sahaf, H., Al</w:t>
+      </w:r>
+      <w:r>
+        <w:rPr>
+          <w:rFonts w:ascii="B Lotus" w:hAnsi="B Lotus" w:cs="B Lotus"/>
+          <w:b w:val="0"/>
+          <w:sz w:val="28"/>
+          <w:rtl w:val="1"/>
+          <w:szCs w:val="28"/>
+          <w:lang w:val="fa-IR" w:bidi="fa-IR"/>
+        </w:rPr>
+        <w:t>‑</w:t>
+      </w:r>
+      <w:r>
+        <w:rPr>
+          <w:rFonts w:ascii="Times New Roman" w:hAnsi="Times New Roman" w:cs="B Lotus"/>
+          <w:b w:val="0"/>
+          <w:sz w:val="24"/>
+          <w:rtl w:val="0"/>
+          <w:szCs w:val="28"/>
+          <w:lang w:val="en-US" w:bidi="fa-IR"/>
+        </w:rPr>
+        <w:t>Hussaeni, Y. A. M., Al</w:t>
+      </w:r>
+      <w:r>
+        <w:rPr>
+          <w:rFonts w:ascii="B Lotus" w:hAnsi="B Lotus" w:cs="B Lotus"/>
+          <w:b w:val="0"/>
+          <w:sz w:val="28"/>
+          <w:rtl w:val="1"/>
+          <w:szCs w:val="28"/>
+          <w:lang w:val="fa-IR" w:bidi="fa-IR"/>
+        </w:rPr>
+        <w:t>‑</w:t>
+      </w:r>
+      <w:r>
+        <w:rPr>
+          <w:rFonts w:ascii="Times New Roman" w:hAnsi="Times New Roman" w:cs="B Lotus"/>
+          <w:b w:val="0"/>
+          <w:sz w:val="24"/>
+          <w:rtl w:val="0"/>
+          <w:szCs w:val="28"/>
+          <w:lang w:val="en-US" w:bidi="fa-IR"/>
+        </w:rPr>
+        <w:t>Hadrani, A. M., Al</w:t>
+      </w:r>
+      <w:r>
+        <w:rPr>
+          <w:rFonts w:ascii="B Lotus" w:hAnsi="B Lotus" w:cs="B Lotus"/>
+          <w:b w:val="0"/>
+          <w:sz w:val="28"/>
+          <w:rtl w:val="1"/>
+          <w:szCs w:val="28"/>
+          <w:lang w:val="fa-IR" w:bidi="fa-IR"/>
+        </w:rPr>
+        <w:t>‑</w:t>
+      </w:r>
+      <w:r>
+        <w:rPr>
+          <w:rFonts w:ascii="Times New Roman" w:hAnsi="Times New Roman" w:cs="B Lotus"/>
+          <w:b w:val="0"/>
+          <w:sz w:val="24"/>
+          <w:rtl w:val="0"/>
+          <w:szCs w:val="28"/>
+          <w:lang w:val="en-US" w:bidi="fa-IR"/>
+        </w:rPr>
+        <w:t xml:space="preserve">Dulaimi, K. A., &amp; Kadhim, A. J. (2021). Steganography-based voice hiding in medical images of COVID-19 patients. </w:t>
+      </w:r>
+      <w:r>
+        <w:rPr>
+          <w:rFonts w:ascii="B Lotus" w:hAnsi="B Lotus" w:cs="B Lotus"/>
+          <w:b w:val="0"/>
+          <w:sz w:val="28"/>
+          <w:rtl w:val="1"/>
+          <w:szCs w:val="28"/>
+          <w:lang w:val="fa-IR" w:bidi="fa-IR"/>
+        </w:rPr>
+        <w:t>*</w:t>
+      </w:r>
+      <w:r>
+        <w:rPr>
+          <w:rFonts w:ascii="Times New Roman" w:hAnsi="Times New Roman" w:cs="B Lotus"/>
+          <w:b w:val="0"/>
+          <w:sz w:val="24"/>
+          <w:rtl w:val="0"/>
+          <w:szCs w:val="28"/>
+          <w:lang w:val="en-US" w:bidi="fa-IR"/>
+        </w:rPr>
+        <w:t>International Journal of Imaging Systems and Technology</w:t>
+      </w:r>
+      <w:r>
+        <w:rPr>
+          <w:rFonts w:ascii="B Lotus" w:hAnsi="B Lotus" w:cs="B Lotus"/>
+          <w:b w:val="0"/>
+          <w:sz w:val="28"/>
+          <w:rtl w:val="1"/>
+          <w:szCs w:val="28"/>
+          <w:lang w:val="fa-IR" w:bidi="fa-IR"/>
+        </w:rPr>
+        <w:t xml:space="preserve">*, </w:t>
+      </w:r>
+      <w:r>
+        <w:rPr>
+          <w:rFonts w:ascii="Times New Roman" w:hAnsi="Times New Roman" w:cs="B Lotus"/>
+          <w:b w:val="0"/>
+          <w:sz w:val="24"/>
+          <w:rtl w:val="0"/>
+          <w:szCs w:val="28"/>
+          <w:lang w:val="en-US" w:bidi="fa-IR"/>
+        </w:rPr>
+        <w:t>31(4), 1678–1694. https://doi.org/10.1002/ima.22645</w:t>
+      </w:r>
+    </w:p>
+    <w:p>
+      <w:pPr>
+        <w:widowControl/>
+        <w:bidi w:val="0"/>
+        <w:jc w:val="left"/>
+      </w:pPr>
+      <w:r>
+        <w:rPr>
+          <w:rFonts w:ascii="B Lotus" w:hAnsi="B Lotus" w:cs="B Lotus"/>
+          <w:b/>
+          <w:sz w:val="28"/>
+          <w:rtl w:val="1"/>
+          <w:szCs w:val="28"/>
+          <w:lang w:val="fa-IR" w:bidi="fa-IR"/>
+          <w:bCs w:val="1"/>
+        </w:rPr>
+        <w:t>[</w:t>
+      </w:r>
+      <w:r>
+        <w:rPr>
+          <w:rFonts w:ascii="Times New Roman" w:hAnsi="Times New Roman" w:cs="B Lotus"/>
+          <w:b/>
+          <w:sz w:val="24"/>
+          <w:rtl w:val="0"/>
+          <w:szCs w:val="28"/>
+          <w:lang w:val="en-US" w:bidi="fa-IR"/>
+          <w:bCs w:val="1"/>
+        </w:rPr>
+        <w:t>5]</w:t>
+      </w:r>
+      <w:r>
+        <w:rPr>
+          <w:rFonts w:ascii="B Lotus" w:hAnsi="B Lotus" w:cs="B Lotus"/>
+          <w:b w:val="0"/>
+          <w:sz w:val="28"/>
+          <w:rtl w:val="1"/>
+          <w:szCs w:val="28"/>
+          <w:lang w:val="fa-IR" w:bidi="fa-IR"/>
+        </w:rPr>
+        <w:t xml:space="preserve"> </w:t>
+      </w:r>
+      <w:r>
+        <w:rPr>
+          <w:rFonts w:ascii="Times New Roman" w:hAnsi="Times New Roman" w:cs="B Lotus"/>
+          <w:b w:val="0"/>
+          <w:sz w:val="24"/>
+          <w:rtl w:val="0"/>
+          <w:szCs w:val="28"/>
+          <w:lang w:val="en-US" w:bidi="fa-IR"/>
+        </w:rPr>
+        <w:t xml:space="preserve">Alshamrani, H., Alajmani, S., Alyami, R. Y., &amp; Soh, B. (2025). Comprehensive comparison of image steganography techniques with security enhancement. </w:t>
+      </w:r>
+      <w:r>
+        <w:rPr>
+          <w:rFonts w:ascii="B Lotus" w:hAnsi="B Lotus" w:cs="B Lotus"/>
+          <w:b w:val="0"/>
+          <w:sz w:val="28"/>
+          <w:rtl w:val="1"/>
+          <w:szCs w:val="28"/>
+          <w:lang w:val="fa-IR" w:bidi="fa-IR"/>
+        </w:rPr>
+        <w:t>*</w:t>
+      </w:r>
+      <w:r>
+        <w:rPr>
+          <w:rFonts w:ascii="Times New Roman" w:hAnsi="Times New Roman" w:cs="B Lotus"/>
+          <w:b w:val="0"/>
+          <w:sz w:val="24"/>
+          <w:rtl w:val="0"/>
+          <w:szCs w:val="28"/>
+          <w:lang w:val="en-US" w:bidi="fa-IR"/>
+        </w:rPr>
+        <w:t>International Journal of Recent Technology and Engineering (IJRTE)</w:t>
+      </w:r>
+      <w:r>
+        <w:rPr>
+          <w:rFonts w:ascii="B Lotus" w:hAnsi="B Lotus" w:cs="B Lotus"/>
+          <w:b w:val="0"/>
+          <w:sz w:val="28"/>
+          <w:rtl w:val="1"/>
+          <w:szCs w:val="28"/>
+          <w:lang w:val="fa-IR" w:bidi="fa-IR"/>
+        </w:rPr>
+        <w:t xml:space="preserve">*, </w:t>
+      </w:r>
+      <w:r>
+        <w:rPr>
+          <w:rFonts w:ascii="Times New Roman" w:hAnsi="Times New Roman" w:cs="B Lotus"/>
+          <w:b w:val="0"/>
+          <w:sz w:val="24"/>
+          <w:rtl w:val="0"/>
+          <w:szCs w:val="28"/>
+          <w:lang w:val="en-US" w:bidi="fa-IR"/>
+        </w:rPr>
+        <w:t>14(2). https://doi.org/10.35940/ijrte.A8249.14020725</w:t>
+      </w:r>
+    </w:p>
+    <w:p>
+      <w:pPr>
+        <w:widowControl/>
+        <w:bidi w:val="0"/>
+        <w:jc w:val="left"/>
+      </w:pPr>
+      <w:r>
+        <w:rPr>
+          <w:rFonts w:ascii="B Lotus" w:hAnsi="B Lotus" w:cs="B Lotus"/>
+          <w:b/>
+          <w:sz w:val="28"/>
+          <w:rtl w:val="1"/>
+          <w:szCs w:val="28"/>
+          <w:lang w:val="fa-IR" w:bidi="fa-IR"/>
+          <w:bCs w:val="1"/>
+        </w:rPr>
+        <w:t>[</w:t>
+      </w:r>
+      <w:r>
+        <w:rPr>
+          <w:rFonts w:ascii="Times New Roman" w:hAnsi="Times New Roman" w:cs="B Lotus"/>
+          <w:b/>
+          <w:sz w:val="24"/>
+          <w:rtl w:val="0"/>
+          <w:szCs w:val="28"/>
+          <w:lang w:val="en-US" w:bidi="fa-IR"/>
+          <w:bCs w:val="1"/>
+        </w:rPr>
+        <w:t>6]</w:t>
+      </w:r>
+      <w:r>
+        <w:rPr>
+          <w:rFonts w:ascii="B Lotus" w:hAnsi="B Lotus" w:cs="B Lotus"/>
+          <w:b w:val="0"/>
+          <w:sz w:val="28"/>
+          <w:rtl w:val="1"/>
+          <w:szCs w:val="28"/>
+          <w:lang w:val="fa-IR" w:bidi="fa-IR"/>
+        </w:rPr>
+        <w:t xml:space="preserve"> </w:t>
+      </w:r>
+      <w:r>
+        <w:rPr>
+          <w:rFonts w:ascii="Times New Roman" w:hAnsi="Times New Roman" w:cs="B Lotus"/>
+          <w:b w:val="0"/>
+          <w:sz w:val="24"/>
+          <w:rtl w:val="0"/>
+          <w:szCs w:val="28"/>
+          <w:lang w:val="en-US" w:bidi="fa-IR"/>
+        </w:rPr>
+        <w:t xml:space="preserve">Issac, B. M., Kumar, S. N., Zafar, S., Shakil, K. A., &amp; Wani, M. A. (2025). Deep learning steganography for big data security using squeeze and excitation with inception architectures. </w:t>
+      </w:r>
+      <w:r>
+        <w:rPr>
+          <w:rFonts w:ascii="B Lotus" w:hAnsi="B Lotus" w:cs="B Lotus"/>
+          <w:b w:val="0"/>
+          <w:sz w:val="28"/>
+          <w:rtl w:val="1"/>
+          <w:szCs w:val="28"/>
+          <w:lang w:val="fa-IR" w:bidi="fa-IR"/>
+        </w:rPr>
+        <w:t>*</w:t>
+      </w:r>
+      <w:r>
+        <w:rPr>
+          <w:rFonts w:ascii="Times New Roman" w:hAnsi="Times New Roman" w:cs="B Lotus"/>
+          <w:b w:val="0"/>
+          <w:sz w:val="24"/>
+          <w:rtl w:val="0"/>
+          <w:szCs w:val="28"/>
+          <w:lang w:val="en-US" w:bidi="fa-IR"/>
+        </w:rPr>
+        <w:t>Scientific Reports</w:t>
+      </w:r>
+      <w:r>
+        <w:rPr>
+          <w:rFonts w:ascii="B Lotus" w:hAnsi="B Lotus" w:cs="B Lotus"/>
+          <w:b w:val="0"/>
+          <w:sz w:val="28"/>
+          <w:rtl w:val="1"/>
+          <w:szCs w:val="28"/>
+          <w:lang w:val="fa-IR" w:bidi="fa-IR"/>
+        </w:rPr>
+        <w:t xml:space="preserve">*, </w:t>
+      </w:r>
+      <w:r>
+        <w:rPr>
+          <w:rFonts w:ascii="Times New Roman" w:hAnsi="Times New Roman" w:cs="B Lotus"/>
+          <w:b w:val="0"/>
+          <w:sz w:val="24"/>
+          <w:rtl w:val="0"/>
+          <w:szCs w:val="28"/>
+          <w:lang w:val="en-US" w:bidi="fa-IR"/>
+        </w:rPr>
+        <w:t>15, Article 16394. https://doi.org/10.1038/s41598-025-16394-7</w:t>
+      </w:r>
+    </w:p>
+    <w:p>
+      <w:r>
+        <w:br w:type="page"/>
+      </w:r>
+    </w:p>
+    <w:p>
+      <w:pPr>
+        <w:pStyle w:val="Heading1"/>
+        <w:widowControl/>
+        <w:bidi w:val="1"/>
+        <w:jc w:val="both"/>
+      </w:pPr>
+      <w:r>
+        <w:rPr>
+          <w:rFonts w:ascii="B Lotus" w:hAnsi="B Lotus" w:cs="B Lotus"/>
+          <w:b/>
+          <w:sz w:val="28"/>
+          <w:rtl w:val="1"/>
+          <w:szCs w:val="28"/>
+          <w:lang w:val="fa-IR" w:bidi="fa-IR"/>
+          <w:bCs w:val="1"/>
+        </w:rPr>
+        <w:t>پیوست‌ها</w:t>
+      </w:r>
+    </w:p>
+    <w:p>
+      <w:pPr>
+        <w:pStyle w:val="Heading2"/>
+        <w:widowControl/>
+        <w:bidi w:val="1"/>
+        <w:jc w:val="both"/>
+      </w:pPr>
+      <w:r>
+        <w:rPr>
+          <w:rFonts w:ascii="B Lotus" w:hAnsi="B Lotus" w:cs="B Lotus"/>
+          <w:b/>
+          <w:sz w:val="28"/>
+          <w:rtl w:val="1"/>
+          <w:szCs w:val="28"/>
+          <w:lang w:val="fa-IR" w:bidi="fa-IR"/>
+          <w:bCs w:val="1"/>
+        </w:rPr>
+        <w:t>پیوست الف: واژه‌نامه مخفف‌های به‌کاررفته</w:t>
+      </w:r>
+    </w:p>
+    <w:tbl>
+      <w:tblPr>
+        <w:tblStyle w:val="TableGrid"/>
+        <w:tblW w:type="auto" w:w="0"/>
+        <w:tblLook w:firstColumn="1" w:firstRow="1" w:lastColumn="0" w:lastRow="0" w:noHBand="0" w:noVBand="1" w:val="04A0"/>
+        <w:bidiVisual w:val="1"/>
+      </w:tblPr>
+      <w:tblGrid>
+        <w:gridCol w:w="3024"/>
+        <w:gridCol w:w="3024"/>
+        <w:gridCol w:w="3024"/>
+      </w:tblGrid>
+      <w:tr>
+        <w:trPr>
+          <w:cantSplit/>
+          <w:tblHeader/>
+        </w:trPr>
+        <w:tc>
+          <w:tcPr>
+            <w:tcW w:type="dxa" w:w="3024"/>
+          </w:tcPr>
+          <w:p>
+            <w:pPr>
+              <w:bidi w:val="1"/>
+              <w:spacing w:after="60"/>
+              <w:ind w:firstLine="0"/>
+              <w:jc w:val="both"/>
+            </w:pPr>
+            <w:r>
+              <w:rPr>
+                <w:rFonts w:ascii="B Lotus" w:hAnsi="B Lotus" w:cs="B Lotus"/>
+                <w:b/>
+                <w:sz w:val="22"/>
+                <w:rtl w:val="1"/>
+                <w:szCs w:val="22"/>
+                <w:lang w:val="fa-IR" w:bidi="fa-IR"/>
+                <w:bCs w:val="1"/>
+              </w:rPr>
+              <w:t>مخفف</w:t>
+            </w:r>
+          </w:p>
+        </w:tc>
+        <w:tc>
+          <w:tcPr>
+            <w:tcW w:type="dxa" w:w="3024"/>
+          </w:tcPr>
+          <w:p>
+            <w:pPr>
+              <w:bidi w:val="1"/>
+              <w:spacing w:after="60"/>
+              <w:ind w:firstLine="0"/>
+              <w:jc w:val="both"/>
+            </w:pPr>
+            <w:r>
+              <w:rPr>
+                <w:rFonts w:ascii="B Lotus" w:hAnsi="B Lotus" w:cs="B Lotus"/>
+                <w:b/>
+                <w:sz w:val="22"/>
+                <w:rtl w:val="1"/>
+                <w:szCs w:val="22"/>
+                <w:lang w:val="fa-IR" w:bidi="fa-IR"/>
+                <w:bCs w:val="1"/>
+              </w:rPr>
+              <w:t>معادل کامل</w:t>
+            </w:r>
+          </w:p>
+        </w:tc>
+        <w:tc>
+          <w:tcPr>
+            <w:tcW w:type="dxa" w:w="3024"/>
+          </w:tcPr>
+          <w:p>
+            <w:pPr>
+              <w:bidi w:val="1"/>
+              <w:spacing w:after="60"/>
+              <w:ind w:firstLine="0"/>
+              <w:jc w:val="both"/>
+            </w:pPr>
+            <w:r>
+              <w:rPr>
+                <w:rFonts w:ascii="B Lotus" w:hAnsi="B Lotus" w:cs="B Lotus"/>
+                <w:b/>
+                <w:sz w:val="22"/>
+                <w:rtl w:val="1"/>
+                <w:szCs w:val="22"/>
+                <w:lang w:val="fa-IR" w:bidi="fa-IR"/>
+                <w:bCs w:val="1"/>
+              </w:rPr>
+              <w:t>معادل فارسی</w:t>
+            </w:r>
+          </w:p>
+        </w:tc>
+      </w:tr>
+      <w:tr>
+        <w:trPr>
+          <w:cantSplit/>
+        </w:trPr>
+        <w:tc>
+          <w:tcPr>
+            <w:tcW w:type="dxa" w:w="3024"/>
+          </w:tcPr>
+          <w:p>
+            <w:pPr>
+              <w:bidi w:val="1"/>
+              <w:spacing w:after="60"/>
+              <w:ind w:firstLine="0"/>
+              <w:jc w:val="both"/>
+            </w:pPr>
+            <w:r>
+              <w:rPr>
+                <w:rFonts w:ascii="Times New Roman" w:hAnsi="Times New Roman" w:cs="B Lotus"/>
+                <w:b w:val="0"/>
+                <w:sz w:val="22"/>
+                <w:rtl w:val="0"/>
+                <w:szCs w:val="22"/>
+                <w:lang w:val="en-US" w:bidi="fa-IR"/>
+              </w:rPr>
+              <w:t>AES</w:t>
+            </w:r>
+          </w:p>
+        </w:tc>
+        <w:tc>
+          <w:tcPr>
+            <w:tcW w:type="dxa" w:w="3024"/>
+          </w:tcPr>
+          <w:p>
+            <w:pPr>
+              <w:bidi w:val="1"/>
+              <w:spacing w:after="60"/>
+              <w:ind w:firstLine="0"/>
+              <w:jc w:val="both"/>
+            </w:pPr>
+            <w:r>
+              <w:rPr>
+                <w:rFonts w:ascii="Times New Roman" w:hAnsi="Times New Roman" w:cs="B Lotus"/>
+                <w:b w:val="0"/>
+                <w:sz w:val="22"/>
+                <w:rtl w:val="0"/>
+                <w:szCs w:val="22"/>
+                <w:lang w:val="en-US" w:bidi="fa-IR"/>
+              </w:rPr>
+              <w:t>Advanced Encryption Standard</w:t>
+            </w:r>
+          </w:p>
+        </w:tc>
+        <w:tc>
+          <w:tcPr>
+            <w:tcW w:type="dxa" w:w="3024"/>
+          </w:tcPr>
+          <w:p>
+            <w:pPr>
+              <w:bidi w:val="1"/>
+              <w:spacing w:after="60"/>
+              <w:ind w:firstLine="0"/>
+              <w:jc w:val="both"/>
+            </w:pPr>
+            <w:r>
+              <w:rPr>
+                <w:rFonts w:ascii="B Lotus" w:hAnsi="B Lotus" w:cs="B Lotus"/>
+                <w:b w:val="0"/>
+                <w:sz w:val="22"/>
+                <w:rtl w:val="1"/>
+                <w:szCs w:val="22"/>
+                <w:lang w:val="fa-IR" w:bidi="fa-IR"/>
+              </w:rPr>
+              <w:t>استاندارد رمزنگاری پیشرفته</w:t>
+            </w:r>
+          </w:p>
+        </w:tc>
+      </w:tr>
+      <w:tr>
+        <w:trPr>
+          <w:cantSplit/>
+        </w:trPr>
+        <w:tc>
+          <w:tcPr>
+            <w:tcW w:type="dxa" w:w="3024"/>
+          </w:tcPr>
+          <w:p>
+            <w:pPr>
+              <w:bidi w:val="1"/>
+              <w:spacing w:after="60"/>
+              <w:ind w:firstLine="0"/>
+              <w:jc w:val="both"/>
+            </w:pPr>
+            <w:r>
+              <w:rPr>
+                <w:rFonts w:ascii="Times New Roman" w:hAnsi="Times New Roman" w:cs="B Lotus"/>
+                <w:b w:val="0"/>
+                <w:sz w:val="22"/>
+                <w:rtl w:val="0"/>
+                <w:szCs w:val="22"/>
+                <w:lang w:val="en-US" w:bidi="fa-IR"/>
+              </w:rPr>
+              <w:t>DWT</w:t>
+            </w:r>
+          </w:p>
+        </w:tc>
+        <w:tc>
+          <w:tcPr>
+            <w:tcW w:type="dxa" w:w="3024"/>
+          </w:tcPr>
+          <w:p>
+            <w:pPr>
+              <w:bidi w:val="1"/>
+              <w:spacing w:after="60"/>
+              <w:ind w:firstLine="0"/>
+              <w:jc w:val="both"/>
+            </w:pPr>
+            <w:r>
+              <w:rPr>
+                <w:rFonts w:ascii="Times New Roman" w:hAnsi="Times New Roman" w:cs="B Lotus"/>
+                <w:b w:val="0"/>
+                <w:sz w:val="22"/>
+                <w:rtl w:val="0"/>
+                <w:szCs w:val="22"/>
+                <w:lang w:val="en-US" w:bidi="fa-IR"/>
+              </w:rPr>
+              <w:t>Discrete Wavelet Transform</w:t>
+            </w:r>
+          </w:p>
+        </w:tc>
+        <w:tc>
+          <w:tcPr>
+            <w:tcW w:type="dxa" w:w="3024"/>
+          </w:tcPr>
+          <w:p>
+            <w:pPr>
+              <w:bidi w:val="1"/>
+              <w:spacing w:after="60"/>
+              <w:ind w:firstLine="0"/>
+              <w:jc w:val="both"/>
+            </w:pPr>
+            <w:r>
+              <w:rPr>
+                <w:rFonts w:ascii="B Lotus" w:hAnsi="B Lotus" w:cs="B Lotus"/>
+                <w:b w:val="0"/>
+                <w:sz w:val="22"/>
+                <w:rtl w:val="1"/>
+                <w:szCs w:val="22"/>
+                <w:lang w:val="fa-IR" w:bidi="fa-IR"/>
+              </w:rPr>
+              <w:t>تبدیل موجک گسسته</w:t>
+            </w:r>
+          </w:p>
+        </w:tc>
+      </w:tr>
+      <w:tr>
+        <w:trPr>
+          <w:cantSplit/>
+        </w:trPr>
+        <w:tc>
+          <w:tcPr>
+            <w:tcW w:type="dxa" w:w="3024"/>
+          </w:tcPr>
+          <w:p>
+            <w:pPr>
+              <w:bidi w:val="1"/>
+              <w:spacing w:after="60"/>
+              <w:ind w:firstLine="0"/>
+              <w:jc w:val="both"/>
+            </w:pPr>
+            <w:r>
+              <w:rPr>
+                <w:rFonts w:ascii="Times New Roman" w:hAnsi="Times New Roman" w:cs="B Lotus"/>
+                <w:b w:val="0"/>
+                <w:sz w:val="22"/>
+                <w:rtl w:val="0"/>
+                <w:szCs w:val="22"/>
+                <w:lang w:val="en-US" w:bidi="fa-IR"/>
+              </w:rPr>
+              <w:t>IoMT</w:t>
+            </w:r>
+          </w:p>
+        </w:tc>
+        <w:tc>
+          <w:tcPr>
+            <w:tcW w:type="dxa" w:w="3024"/>
+          </w:tcPr>
+          <w:p>
+            <w:pPr>
+              <w:bidi w:val="1"/>
+              <w:spacing w:after="60"/>
+              <w:ind w:firstLine="0"/>
+              <w:jc w:val="both"/>
+            </w:pPr>
+            <w:r>
+              <w:rPr>
+                <w:rFonts w:ascii="Times New Roman" w:hAnsi="Times New Roman" w:cs="B Lotus"/>
+                <w:b w:val="0"/>
+                <w:sz w:val="22"/>
+                <w:rtl w:val="0"/>
+                <w:szCs w:val="22"/>
+                <w:lang w:val="en-US" w:bidi="fa-IR"/>
+              </w:rPr>
+              <w:t>Internet of Medical Things</w:t>
+            </w:r>
+          </w:p>
+        </w:tc>
+        <w:tc>
+          <w:tcPr>
+            <w:tcW w:type="dxa" w:w="3024"/>
+          </w:tcPr>
+          <w:p>
+            <w:pPr>
+              <w:bidi w:val="1"/>
+              <w:spacing w:after="60"/>
+              <w:ind w:firstLine="0"/>
+              <w:jc w:val="both"/>
+            </w:pPr>
+            <w:r>
+              <w:rPr>
+                <w:rFonts w:ascii="B Lotus" w:hAnsi="B Lotus" w:cs="B Lotus"/>
+                <w:b w:val="0"/>
+                <w:sz w:val="22"/>
+                <w:rtl w:val="1"/>
+                <w:szCs w:val="22"/>
+                <w:lang w:val="fa-IR" w:bidi="fa-IR"/>
+              </w:rPr>
+              <w:t>اینترنت اشیای پزشکی</w:t>
+            </w:r>
+          </w:p>
+        </w:tc>
+      </w:tr>
+      <w:tr>
+        <w:trPr>
+          <w:cantSplit/>
+        </w:trPr>
+        <w:tc>
+          <w:tcPr>
+            <w:tcW w:type="dxa" w:w="3024"/>
+          </w:tcPr>
+          <w:p>
+            <w:pPr>
+              <w:bidi w:val="1"/>
+              <w:spacing w:after="60"/>
+              <w:ind w:firstLine="0"/>
+              <w:jc w:val="both"/>
+            </w:pPr>
+            <w:r>
+              <w:rPr>
+                <w:rFonts w:ascii="Times New Roman" w:hAnsi="Times New Roman" w:cs="B Lotus"/>
+                <w:b w:val="0"/>
+                <w:sz w:val="22"/>
+                <w:rtl w:val="0"/>
+                <w:szCs w:val="22"/>
+                <w:lang w:val="en-US" w:bidi="fa-IR"/>
+              </w:rPr>
+              <w:t>NPCR</w:t>
+            </w:r>
+          </w:p>
+        </w:tc>
+        <w:tc>
+          <w:tcPr>
+            <w:tcW w:type="dxa" w:w="3024"/>
+          </w:tcPr>
+          <w:p>
+            <w:pPr>
+              <w:bidi w:val="1"/>
+              <w:spacing w:after="60"/>
+              <w:ind w:firstLine="0"/>
+              <w:jc w:val="both"/>
+            </w:pPr>
+            <w:r>
+              <w:rPr>
+                <w:rFonts w:ascii="Times New Roman" w:hAnsi="Times New Roman" w:cs="B Lotus"/>
+                <w:b w:val="0"/>
+                <w:sz w:val="22"/>
+                <w:rtl w:val="0"/>
+                <w:szCs w:val="22"/>
+                <w:lang w:val="en-US" w:bidi="fa-IR"/>
+              </w:rPr>
+              <w:t>Number of Pixels Change Rate</w:t>
+            </w:r>
+          </w:p>
+        </w:tc>
+        <w:tc>
+          <w:tcPr>
+            <w:tcW w:type="dxa" w:w="3024"/>
+          </w:tcPr>
+          <w:p>
+            <w:pPr>
+              <w:bidi w:val="1"/>
+              <w:spacing w:after="60"/>
+              <w:ind w:firstLine="0"/>
+              <w:jc w:val="both"/>
+            </w:pPr>
+            <w:r>
+              <w:rPr>
+                <w:rFonts w:ascii="B Lotus" w:hAnsi="B Lotus" w:cs="B Lotus"/>
+                <w:b w:val="0"/>
+                <w:sz w:val="22"/>
+                <w:rtl w:val="1"/>
+                <w:szCs w:val="22"/>
+                <w:lang w:val="fa-IR" w:bidi="fa-IR"/>
+              </w:rPr>
+              <w:t>نرخ تغییر پیکسل‌ها</w:t>
+            </w:r>
+          </w:p>
+        </w:tc>
+      </w:tr>
+      <w:tr>
+        <w:trPr>
+          <w:cantSplit/>
+        </w:trPr>
+        <w:tc>
+          <w:tcPr>
+            <w:tcW w:type="dxa" w:w="3024"/>
+          </w:tcPr>
+          <w:p>
+            <w:pPr>
+              <w:bidi w:val="1"/>
+              <w:spacing w:after="60"/>
+              <w:ind w:firstLine="0"/>
+              <w:jc w:val="both"/>
+            </w:pPr>
+            <w:r>
+              <w:rPr>
+                <w:rFonts w:ascii="Times New Roman" w:hAnsi="Times New Roman" w:cs="B Lotus"/>
+                <w:b w:val="0"/>
+                <w:sz w:val="22"/>
+                <w:rtl w:val="0"/>
+                <w:szCs w:val="22"/>
+                <w:lang w:val="en-US" w:bidi="fa-IR"/>
+              </w:rPr>
+              <w:t>UACI</w:t>
+            </w:r>
+          </w:p>
+        </w:tc>
+        <w:tc>
+          <w:tcPr>
+            <w:tcW w:type="dxa" w:w="3024"/>
+          </w:tcPr>
+          <w:p>
+            <w:pPr>
+              <w:bidi w:val="1"/>
+              <w:spacing w:after="60"/>
+              <w:ind w:firstLine="0"/>
+              <w:jc w:val="both"/>
+            </w:pPr>
+            <w:r>
+              <w:rPr>
+                <w:rFonts w:ascii="Times New Roman" w:hAnsi="Times New Roman" w:cs="B Lotus"/>
+                <w:b w:val="0"/>
+                <w:sz w:val="22"/>
+                <w:rtl w:val="0"/>
+                <w:szCs w:val="22"/>
+                <w:lang w:val="en-US" w:bidi="fa-IR"/>
+              </w:rPr>
+              <w:t>Unified Average Changing Intensity</w:t>
+            </w:r>
+          </w:p>
+        </w:tc>
+        <w:tc>
+          <w:tcPr>
+            <w:tcW w:type="dxa" w:w="3024"/>
+          </w:tcPr>
+          <w:p>
+            <w:pPr>
+              <w:bidi w:val="1"/>
+              <w:spacing w:after="60"/>
+              <w:ind w:firstLine="0"/>
+              <w:jc w:val="both"/>
+            </w:pPr>
+            <w:r>
+              <w:rPr>
+                <w:rFonts w:ascii="B Lotus" w:hAnsi="B Lotus" w:cs="B Lotus"/>
+                <w:b w:val="0"/>
+                <w:sz w:val="22"/>
+                <w:rtl w:val="1"/>
+                <w:szCs w:val="22"/>
+                <w:lang w:val="fa-IR" w:bidi="fa-IR"/>
+              </w:rPr>
+              <w:t>میانگین یکپارچه شدت تغییرات</w:t>
+            </w:r>
+          </w:p>
+        </w:tc>
+      </w:tr>
+      <w:tr>
+        <w:trPr>
+          <w:cantSplit/>
+        </w:trPr>
+        <w:tc>
+          <w:tcPr>
+            <w:tcW w:type="dxa" w:w="3024"/>
+          </w:tcPr>
+          <w:p>
+            <w:pPr>
+              <w:bidi w:val="1"/>
+              <w:spacing w:after="60"/>
+              <w:ind w:firstLine="0"/>
+              <w:jc w:val="both"/>
+            </w:pPr>
+            <w:r>
+              <w:rPr>
+                <w:rFonts w:ascii="Times New Roman" w:hAnsi="Times New Roman" w:cs="B Lotus"/>
+                <w:b w:val="0"/>
+                <w:sz w:val="22"/>
+                <w:rtl w:val="0"/>
+                <w:szCs w:val="22"/>
+                <w:lang w:val="en-US" w:bidi="fa-IR"/>
+              </w:rPr>
+              <w:t>PSNR</w:t>
+            </w:r>
+          </w:p>
+        </w:tc>
+        <w:tc>
+          <w:tcPr>
+            <w:tcW w:type="dxa" w:w="3024"/>
+          </w:tcPr>
+          <w:p>
+            <w:pPr>
+              <w:bidi w:val="1"/>
+              <w:spacing w:after="60"/>
+              <w:ind w:firstLine="0"/>
+              <w:jc w:val="both"/>
+            </w:pPr>
+            <w:r>
+              <w:rPr>
+                <w:rFonts w:ascii="Times New Roman" w:hAnsi="Times New Roman" w:cs="B Lotus"/>
+                <w:b w:val="0"/>
+                <w:sz w:val="22"/>
+                <w:rtl w:val="0"/>
+                <w:szCs w:val="22"/>
+                <w:lang w:val="en-US" w:bidi="fa-IR"/>
+              </w:rPr>
+              <w:t>Peak Signal-to-Noise Ratio</w:t>
+            </w:r>
+          </w:p>
+        </w:tc>
+        <w:tc>
+          <w:tcPr>
+            <w:tcW w:type="dxa" w:w="3024"/>
+          </w:tcPr>
+          <w:p>
+            <w:pPr>
+              <w:bidi w:val="1"/>
+              <w:spacing w:after="60"/>
+              <w:ind w:firstLine="0"/>
+              <w:jc w:val="both"/>
+            </w:pPr>
+            <w:r>
+              <w:rPr>
+                <w:rFonts w:ascii="B Lotus" w:hAnsi="B Lotus" w:cs="B Lotus"/>
+                <w:b w:val="0"/>
+                <w:sz w:val="22"/>
+                <w:rtl w:val="1"/>
+                <w:szCs w:val="22"/>
+                <w:lang w:val="fa-IR" w:bidi="fa-IR"/>
+              </w:rPr>
+              <w:t>نسبت سیگنال به نویز اوج</w:t>
+            </w:r>
+          </w:p>
+        </w:tc>
+      </w:tr>
+      <w:tr>
+        <w:trPr>
+          <w:cantSplit/>
+        </w:trPr>
+        <w:tc>
+          <w:tcPr>
+            <w:tcW w:type="dxa" w:w="3024"/>
+          </w:tcPr>
+          <w:p>
+            <w:pPr>
+              <w:bidi w:val="1"/>
+              <w:spacing w:after="60"/>
+              <w:ind w:firstLine="0"/>
+              <w:jc w:val="both"/>
+            </w:pPr>
+            <w:r>
+              <w:rPr>
+                <w:rFonts w:ascii="Times New Roman" w:hAnsi="Times New Roman" w:cs="B Lotus"/>
+                <w:b w:val="0"/>
+                <w:sz w:val="22"/>
+                <w:rtl w:val="0"/>
+                <w:szCs w:val="22"/>
+                <w:lang w:val="en-US" w:bidi="fa-IR"/>
+              </w:rPr>
+              <w:t>SSIM</w:t>
+            </w:r>
+          </w:p>
+        </w:tc>
+        <w:tc>
+          <w:tcPr>
+            <w:tcW w:type="dxa" w:w="3024"/>
+          </w:tcPr>
+          <w:p>
+            <w:pPr>
+              <w:bidi w:val="1"/>
+              <w:spacing w:after="60"/>
+              <w:ind w:firstLine="0"/>
+              <w:jc w:val="both"/>
+            </w:pPr>
+            <w:r>
+              <w:rPr>
+                <w:rFonts w:ascii="Times New Roman" w:hAnsi="Times New Roman" w:cs="B Lotus"/>
+                <w:b w:val="0"/>
+                <w:sz w:val="22"/>
+                <w:rtl w:val="0"/>
+                <w:szCs w:val="22"/>
+                <w:lang w:val="en-US" w:bidi="fa-IR"/>
+              </w:rPr>
+              <w:t>Structural Similarity Index</w:t>
+            </w:r>
+          </w:p>
+        </w:tc>
+        <w:tc>
+          <w:tcPr>
+            <w:tcW w:type="dxa" w:w="3024"/>
+          </w:tcPr>
+          <w:p>
+            <w:pPr>
+              <w:bidi w:val="1"/>
+              <w:spacing w:after="60"/>
+              <w:ind w:firstLine="0"/>
+              <w:jc w:val="both"/>
+            </w:pPr>
+            <w:r>
+              <w:rPr>
+                <w:rFonts w:ascii="B Lotus" w:hAnsi="B Lotus" w:cs="B Lotus"/>
+                <w:b w:val="0"/>
+                <w:sz w:val="22"/>
+                <w:rtl w:val="1"/>
+                <w:szCs w:val="22"/>
+                <w:lang w:val="fa-IR" w:bidi="fa-IR"/>
+              </w:rPr>
+              <w:t>شاخص شباهت ساختاری</w:t>
+            </w:r>
+          </w:p>
+        </w:tc>
+      </w:tr>
+      <w:tr>
+        <w:trPr>
+          <w:cantSplit/>
+        </w:trPr>
+        <w:tc>
+          <w:tcPr>
+            <w:tcW w:type="dxa" w:w="3024"/>
+          </w:tcPr>
+          <w:p>
+            <w:pPr>
+              <w:bidi w:val="1"/>
+              <w:spacing w:after="60"/>
+              <w:ind w:firstLine="0"/>
+              <w:jc w:val="both"/>
+            </w:pPr>
+            <w:r>
+              <w:rPr>
+                <w:rFonts w:ascii="Times New Roman" w:hAnsi="Times New Roman" w:cs="B Lotus"/>
+                <w:b w:val="0"/>
+                <w:sz w:val="22"/>
+                <w:rtl w:val="0"/>
+                <w:szCs w:val="22"/>
+                <w:lang w:val="en-US" w:bidi="fa-IR"/>
+              </w:rPr>
+              <w:t>ROI</w:t>
+            </w:r>
+          </w:p>
+        </w:tc>
+        <w:tc>
+          <w:tcPr>
+            <w:tcW w:type="dxa" w:w="3024"/>
+          </w:tcPr>
+          <w:p>
+            <w:pPr>
+              <w:bidi w:val="1"/>
+              <w:spacing w:after="60"/>
+              <w:ind w:firstLine="0"/>
+              <w:jc w:val="both"/>
+            </w:pPr>
+            <w:r>
+              <w:rPr>
+                <w:rFonts w:ascii="Times New Roman" w:hAnsi="Times New Roman" w:cs="B Lotus"/>
+                <w:b w:val="0"/>
+                <w:sz w:val="22"/>
+                <w:rtl w:val="0"/>
+                <w:szCs w:val="22"/>
+                <w:lang w:val="en-US" w:bidi="fa-IR"/>
+              </w:rPr>
+              <w:t>Region of Interest</w:t>
+            </w:r>
+          </w:p>
+        </w:tc>
+        <w:tc>
+          <w:tcPr>
+            <w:tcW w:type="dxa" w:w="3024"/>
+          </w:tcPr>
+          <w:p>
+            <w:pPr>
+              <w:bidi w:val="1"/>
+              <w:spacing w:after="60"/>
+              <w:ind w:firstLine="0"/>
+              <w:jc w:val="both"/>
+            </w:pPr>
+            <w:r>
+              <w:rPr>
+                <w:rFonts w:ascii="B Lotus" w:hAnsi="B Lotus" w:cs="B Lotus"/>
+                <w:b w:val="0"/>
+                <w:sz w:val="22"/>
+                <w:rtl w:val="1"/>
+                <w:szCs w:val="22"/>
+                <w:lang w:val="fa-IR" w:bidi="fa-IR"/>
+              </w:rPr>
+              <w:t>ناحیه موردنظر یا ناحیه حساس</w:t>
+            </w:r>
+          </w:p>
+        </w:tc>
+      </w:tr>
+      <w:tr>
+        <w:trPr>
+          <w:cantSplit/>
+        </w:trPr>
+        <w:tc>
+          <w:tcPr>
+            <w:tcW w:type="dxa" w:w="3024"/>
+          </w:tcPr>
+          <w:p>
+            <w:pPr>
+              <w:bidi w:val="1"/>
+              <w:spacing w:after="60"/>
+              <w:ind w:firstLine="0"/>
+              <w:jc w:val="both"/>
+            </w:pPr>
+            <w:r>
+              <w:rPr>
+                <w:rFonts w:ascii="Times New Roman" w:hAnsi="Times New Roman" w:cs="B Lotus"/>
+                <w:b w:val="0"/>
+                <w:sz w:val="22"/>
+                <w:rtl w:val="0"/>
+                <w:szCs w:val="22"/>
+                <w:lang w:val="en-US" w:bidi="fa-IR"/>
+              </w:rPr>
+              <w:t>DNN</w:t>
+            </w:r>
+          </w:p>
+        </w:tc>
+        <w:tc>
+          <w:tcPr>
+            <w:tcW w:type="dxa" w:w="3024"/>
+          </w:tcPr>
+          <w:p>
+            <w:pPr>
+              <w:bidi w:val="1"/>
+              <w:spacing w:after="60"/>
+              <w:ind w:firstLine="0"/>
+              <w:jc w:val="both"/>
+            </w:pPr>
+            <w:r>
+              <w:rPr>
+                <w:rFonts w:ascii="Times New Roman" w:hAnsi="Times New Roman" w:cs="B Lotus"/>
+                <w:b w:val="0"/>
+                <w:sz w:val="22"/>
+                <w:rtl w:val="0"/>
+                <w:szCs w:val="22"/>
+                <w:lang w:val="en-US" w:bidi="fa-IR"/>
+              </w:rPr>
+              <w:t>Deep Neural Network</w:t>
+            </w:r>
+          </w:p>
+        </w:tc>
+        <w:tc>
+          <w:tcPr>
+            <w:tcW w:type="dxa" w:w="3024"/>
+          </w:tcPr>
+          <w:p>
+            <w:pPr>
+              <w:bidi w:val="1"/>
+              <w:spacing w:after="60"/>
+              <w:ind w:firstLine="0"/>
+              <w:jc w:val="both"/>
+            </w:pPr>
+            <w:r>
+              <w:rPr>
+                <w:rFonts w:ascii="B Lotus" w:hAnsi="B Lotus" w:cs="B Lotus"/>
+                <w:b w:val="0"/>
+                <w:sz w:val="22"/>
+                <w:rtl w:val="1"/>
+                <w:szCs w:val="22"/>
+                <w:lang w:val="fa-IR" w:bidi="fa-IR"/>
+              </w:rPr>
+              <w:t>شبکه عصبی عمیق</w:t>
+            </w:r>
+          </w:p>
+        </w:tc>
+      </w:tr>
+      <w:tr>
+        <w:trPr>
+          <w:cantSplit/>
+        </w:trPr>
+        <w:tc>
+          <w:tcPr>
+            <w:tcW w:type="dxa" w:w="3024"/>
+          </w:tcPr>
+          <w:p>
+            <w:pPr>
+              <w:bidi w:val="1"/>
+              <w:spacing w:after="60"/>
+              <w:ind w:firstLine="0"/>
+              <w:jc w:val="both"/>
+            </w:pPr>
+            <w:r>
+              <w:rPr>
+                <w:rFonts w:ascii="Times New Roman" w:hAnsi="Times New Roman" w:cs="B Lotus"/>
+                <w:b w:val="0"/>
+                <w:sz w:val="22"/>
+                <w:rtl w:val="0"/>
+                <w:szCs w:val="22"/>
+                <w:lang w:val="en-US" w:bidi="fa-IR"/>
+              </w:rPr>
+              <w:t>SE</w:t>
+            </w:r>
+          </w:p>
+        </w:tc>
+        <w:tc>
+          <w:tcPr>
+            <w:tcW w:type="dxa" w:w="3024"/>
+          </w:tcPr>
+          <w:p>
+            <w:pPr>
+              <w:bidi w:val="1"/>
+              <w:spacing w:after="60"/>
+              <w:ind w:firstLine="0"/>
+              <w:jc w:val="both"/>
+            </w:pPr>
+            <w:r>
+              <w:rPr>
+                <w:rFonts w:ascii="Times New Roman" w:hAnsi="Times New Roman" w:cs="B Lotus"/>
+                <w:b w:val="0"/>
+                <w:sz w:val="22"/>
+                <w:rtl w:val="0"/>
+                <w:szCs w:val="22"/>
+                <w:lang w:val="en-US" w:bidi="fa-IR"/>
+              </w:rPr>
+              <w:t>Squeeze and Excitation</w:t>
+            </w:r>
+          </w:p>
+        </w:tc>
+        <w:tc>
+          <w:tcPr>
+            <w:tcW w:type="dxa" w:w="3024"/>
+          </w:tcPr>
+          <w:p>
+            <w:pPr>
+              <w:bidi w:val="1"/>
+              <w:spacing w:after="60"/>
+              <w:ind w:firstLine="0"/>
+              <w:jc w:val="both"/>
+            </w:pPr>
+            <w:r>
+              <w:rPr>
+                <w:rFonts w:ascii="B Lotus" w:hAnsi="B Lotus" w:cs="B Lotus"/>
+                <w:b w:val="0"/>
+                <w:sz w:val="22"/>
+                <w:rtl w:val="1"/>
+                <w:szCs w:val="22"/>
+                <w:lang w:val="fa-IR" w:bidi="fa-IR"/>
+              </w:rPr>
+              <w:t>فشرده‌سازی و تحریک</w:t>
+            </w:r>
+          </w:p>
+        </w:tc>
+      </w:tr>
+      <w:tr>
+        <w:trPr>
+          <w:cantSplit/>
+        </w:trPr>
+        <w:tc>
+          <w:tcPr>
+            <w:tcW w:type="dxa" w:w="3024"/>
+          </w:tcPr>
+          <w:p>
+            <w:pPr>
+              <w:bidi w:val="1"/>
+              <w:spacing w:after="60"/>
+              <w:ind w:firstLine="0"/>
+              <w:jc w:val="both"/>
+            </w:pPr>
+            <w:r>
+              <w:rPr>
+                <w:rFonts w:ascii="Times New Roman" w:hAnsi="Times New Roman" w:cs="B Lotus"/>
+                <w:b w:val="0"/>
+                <w:sz w:val="22"/>
+                <w:rtl w:val="0"/>
+                <w:szCs w:val="22"/>
+                <w:lang w:val="en-US" w:bidi="fa-IR"/>
+              </w:rPr>
+              <w:t>DICOM</w:t>
+            </w:r>
+          </w:p>
+        </w:tc>
+        <w:tc>
+          <w:tcPr>
+            <w:tcW w:type="dxa" w:w="3024"/>
+          </w:tcPr>
+          <w:p>
+            <w:pPr>
+              <w:bidi w:val="1"/>
+              <w:spacing w:after="60"/>
+              <w:ind w:firstLine="0"/>
+              <w:jc w:val="both"/>
+            </w:pPr>
+            <w:r>
+              <w:rPr>
+                <w:rFonts w:ascii="Times New Roman" w:hAnsi="Times New Roman" w:cs="B Lotus"/>
+                <w:b w:val="0"/>
+                <w:sz w:val="22"/>
+                <w:rtl w:val="0"/>
+                <w:szCs w:val="22"/>
+                <w:lang w:val="en-US" w:bidi="fa-IR"/>
+              </w:rPr>
+              <w:t>Digital Imaging and Communications in Medicine</w:t>
+            </w:r>
+          </w:p>
+        </w:tc>
+        <w:tc>
+          <w:tcPr>
+            <w:tcW w:type="dxa" w:w="3024"/>
+          </w:tcPr>
+          <w:p>
+            <w:pPr>
+              <w:bidi w:val="1"/>
+              <w:spacing w:after="60"/>
+              <w:ind w:firstLine="0"/>
+              <w:jc w:val="both"/>
+            </w:pPr>
+            <w:r>
+              <w:rPr>
+                <w:rFonts w:ascii="B Lotus" w:hAnsi="B Lotus" w:cs="B Lotus"/>
+                <w:b w:val="0"/>
+                <w:sz w:val="22"/>
+                <w:rtl w:val="1"/>
+                <w:szCs w:val="22"/>
+                <w:lang w:val="fa-IR" w:bidi="fa-IR"/>
+              </w:rPr>
+              <w:t>استاندارد تصویربرداری و ارتباط دیجیتال پزشکی</w:t>
+            </w:r>
+          </w:p>
+        </w:tc>
+      </w:tr>
+      <w:tr>
+        <w:trPr>
+          <w:cantSplit/>
+        </w:trPr>
+        <w:tc>
+          <w:tcPr>
+            <w:tcW w:type="dxa" w:w="3024"/>
+          </w:tcPr>
+          <w:p>
+            <w:pPr>
+              <w:bidi w:val="1"/>
+              <w:spacing w:after="60"/>
+              <w:ind w:firstLine="0"/>
+              <w:jc w:val="both"/>
+            </w:pPr>
+            <w:r>
+              <w:rPr>
+                <w:rFonts w:ascii="Times New Roman" w:hAnsi="Times New Roman" w:cs="B Lotus"/>
+                <w:b w:val="0"/>
+                <w:sz w:val="22"/>
+                <w:rtl w:val="0"/>
+                <w:szCs w:val="22"/>
+                <w:lang w:val="en-US" w:bidi="fa-IR"/>
+              </w:rPr>
+              <w:t>HL7</w:t>
+            </w:r>
+          </w:p>
+        </w:tc>
+        <w:tc>
+          <w:tcPr>
+            <w:tcW w:type="dxa" w:w="3024"/>
+          </w:tcPr>
+          <w:p>
+            <w:pPr>
+              <w:bidi w:val="1"/>
+              <w:spacing w:after="60"/>
+              <w:ind w:firstLine="0"/>
+              <w:jc w:val="both"/>
+            </w:pPr>
+            <w:r>
+              <w:rPr>
+                <w:rFonts w:ascii="Times New Roman" w:hAnsi="Times New Roman" w:cs="B Lotus"/>
+                <w:b w:val="0"/>
+                <w:sz w:val="22"/>
+                <w:rtl w:val="0"/>
+                <w:szCs w:val="22"/>
+                <w:lang w:val="en-US" w:bidi="fa-IR"/>
+              </w:rPr>
+              <w:t>Health Level Seven</w:t>
+            </w:r>
+          </w:p>
+        </w:tc>
+        <w:tc>
+          <w:tcPr>
+            <w:tcW w:type="dxa" w:w="3024"/>
+          </w:tcPr>
+          <w:p>
+            <w:pPr>
+              <w:bidi w:val="1"/>
+              <w:spacing w:after="60"/>
+              <w:ind w:firstLine="0"/>
+              <w:jc w:val="both"/>
+            </w:pPr>
+            <w:r>
+              <w:rPr>
+                <w:rFonts w:ascii="B Lotus" w:hAnsi="B Lotus" w:cs="B Lotus"/>
+                <w:b w:val="0"/>
+                <w:sz w:val="22"/>
+                <w:rtl w:val="1"/>
+                <w:szCs w:val="22"/>
+                <w:lang w:val="fa-IR" w:bidi="fa-IR"/>
+              </w:rPr>
+              <w:t>استاندارد تبادل اطلاعات سلامت</w:t>
+            </w:r>
+          </w:p>
+        </w:tc>
+      </w:tr>
+      <w:tr>
+        <w:trPr>
+          <w:cantSplit/>
+        </w:trPr>
+        <w:tc>
+          <w:tcPr>
+            <w:tcW w:type="dxa" w:w="3024"/>
+          </w:tcPr>
+          <w:p>
+            <w:pPr>
+              <w:bidi w:val="1"/>
+              <w:spacing w:after="60"/>
+              <w:ind w:firstLine="0"/>
+              <w:jc w:val="both"/>
+            </w:pPr>
+            <w:r>
+              <w:rPr>
+                <w:rFonts w:ascii="Times New Roman" w:hAnsi="Times New Roman" w:cs="B Lotus"/>
+                <w:b w:val="0"/>
+                <w:sz w:val="22"/>
+                <w:rtl w:val="0"/>
+                <w:szCs w:val="22"/>
+                <w:lang w:val="en-US" w:bidi="fa-IR"/>
+              </w:rPr>
+              <w:t>HIPAA</w:t>
+            </w:r>
+          </w:p>
+        </w:tc>
+        <w:tc>
+          <w:tcPr>
+            <w:tcW w:type="dxa" w:w="3024"/>
+          </w:tcPr>
+          <w:p>
+            <w:pPr>
+              <w:bidi w:val="1"/>
+              <w:spacing w:after="60"/>
+              <w:ind w:firstLine="0"/>
+              <w:jc w:val="both"/>
+            </w:pPr>
+            <w:r>
+              <w:rPr>
+                <w:rFonts w:ascii="Times New Roman" w:hAnsi="Times New Roman" w:cs="B Lotus"/>
+                <w:b w:val="0"/>
+                <w:sz w:val="22"/>
+                <w:rtl w:val="0"/>
+                <w:szCs w:val="22"/>
+                <w:lang w:val="en-US" w:bidi="fa-IR"/>
+              </w:rPr>
+              <w:t>Health Insurance Portability and Accountability Act</w:t>
+            </w:r>
+          </w:p>
+        </w:tc>
+        <w:tc>
+          <w:tcPr>
+            <w:tcW w:type="dxa" w:w="3024"/>
+          </w:tcPr>
+          <w:p>
+            <w:pPr>
+              <w:bidi w:val="1"/>
+              <w:spacing w:after="60"/>
+              <w:ind w:firstLine="0"/>
+              <w:jc w:val="both"/>
+            </w:pPr>
+            <w:r>
+              <w:rPr>
+                <w:rFonts w:ascii="B Lotus" w:hAnsi="B Lotus" w:cs="B Lotus"/>
+                <w:b w:val="0"/>
+                <w:sz w:val="22"/>
+                <w:rtl w:val="1"/>
+                <w:szCs w:val="22"/>
+                <w:lang w:val="fa-IR" w:bidi="fa-IR"/>
+              </w:rPr>
+              <w:t>قانون انتقال‌پذیری و مسئولیت بیمه سلامت</w:t>
+            </w:r>
+          </w:p>
+        </w:tc>
+      </w:tr>
+      <w:tr>
+        <w:trPr>
+          <w:cantSplit/>
+        </w:trPr>
+        <w:tc>
+          <w:tcPr>
+            <w:tcW w:type="dxa" w:w="3024"/>
+          </w:tcPr>
+          <w:p>
+            <w:pPr>
+              <w:bidi w:val="1"/>
+              <w:spacing w:after="60"/>
+              <w:ind w:firstLine="0"/>
+              <w:jc w:val="both"/>
+            </w:pPr>
+            <w:r>
+              <w:rPr>
+                <w:rFonts w:ascii="Times New Roman" w:hAnsi="Times New Roman" w:cs="B Lotus"/>
+                <w:b w:val="0"/>
+                <w:sz w:val="22"/>
+                <w:rtl w:val="0"/>
+                <w:szCs w:val="22"/>
+                <w:lang w:val="en-US" w:bidi="fa-IR"/>
+              </w:rPr>
+              <w:t>LSB</w:t>
+            </w:r>
+          </w:p>
+        </w:tc>
+        <w:tc>
+          <w:tcPr>
+            <w:tcW w:type="dxa" w:w="3024"/>
+          </w:tcPr>
+          <w:p>
+            <w:pPr>
+              <w:bidi w:val="1"/>
+              <w:spacing w:after="60"/>
+              <w:ind w:firstLine="0"/>
+              <w:jc w:val="both"/>
+            </w:pPr>
+            <w:r>
+              <w:rPr>
+                <w:rFonts w:ascii="Times New Roman" w:hAnsi="Times New Roman" w:cs="B Lotus"/>
+                <w:b w:val="0"/>
+                <w:sz w:val="22"/>
+                <w:rtl w:val="0"/>
+                <w:szCs w:val="22"/>
+                <w:lang w:val="en-US" w:bidi="fa-IR"/>
+              </w:rPr>
+              <w:t>Least Significant Bit</w:t>
+            </w:r>
+          </w:p>
+        </w:tc>
+        <w:tc>
+          <w:tcPr>
+            <w:tcW w:type="dxa" w:w="3024"/>
+          </w:tcPr>
+          <w:p>
+            <w:pPr>
+              <w:bidi w:val="1"/>
+              <w:spacing w:after="60"/>
+              <w:ind w:firstLine="0"/>
+              <w:jc w:val="both"/>
+            </w:pPr>
+            <w:r>
+              <w:rPr>
+                <w:rFonts w:ascii="B Lotus" w:hAnsi="B Lotus" w:cs="B Lotus"/>
+                <w:b w:val="0"/>
+                <w:sz w:val="22"/>
+                <w:rtl w:val="1"/>
+                <w:szCs w:val="22"/>
+                <w:lang w:val="fa-IR" w:bidi="fa-IR"/>
+              </w:rPr>
+              <w:t>کم‌ارزش‌ترین بیت</w:t>
+            </w:r>
+          </w:p>
+        </w:tc>
+      </w:tr>
+    </w:tbl>
+    <w:p>
+      <w:pPr>
+        <w:pStyle w:val="Heading2"/>
+        <w:widowControl/>
+        <w:bidi w:val="1"/>
+        <w:jc w:val="both"/>
+      </w:pPr>
+      <w:r>
+        <w:rPr>
+          <w:rFonts w:ascii="B Lotus" w:hAnsi="B Lotus" w:cs="B Lotus"/>
+          <w:b/>
+          <w:sz w:val="28"/>
+          <w:rtl w:val="1"/>
+          <w:szCs w:val="28"/>
+          <w:lang w:val="fa-IR" w:bidi="fa-IR"/>
+          <w:bCs w:val="1"/>
+        </w:rPr>
+        <w:t>پیوست ب: نمونه اولیه پیاده‌سازی</w:t>
+      </w:r>
+    </w:p>
+    <w:p>
+      <w:pPr>
+        <w:widowControl/>
+        <w:bidi w:val="1"/>
+        <w:jc w:val="both"/>
+      </w:pPr>
+      <w:r>
+        <w:rPr>
+          <w:rFonts w:ascii="B Lotus" w:hAnsi="B Lotus" w:cs="B Lotus"/>
+          <w:b w:val="0"/>
+          <w:sz w:val="28"/>
+          <w:rtl w:val="1"/>
+          <w:szCs w:val="28"/>
+          <w:lang w:val="fa-IR" w:bidi="fa-IR"/>
+        </w:rPr>
+        <w:t xml:space="preserve">برای روشن‌شدن جریان پردازش و همگامی فرستنده و گیرنده، شاخه‌ای از گام‌های اصلی روش در یک نمونه اولیه به زبان پایتون آزمون شده است. این نمونه، استخراج ویژگی‌های آماری ناحیه حساس، تولید شرایط اولیه با کمک تابع درهم‌ساز </w:t>
+      </w:r>
+      <w:r>
+        <w:rPr>
+          <w:rFonts w:ascii="Times New Roman" w:hAnsi="Times New Roman" w:cs="B Lotus"/>
+          <w:b w:val="0"/>
+          <w:sz w:val="24"/>
+          <w:rtl w:val="0"/>
+          <w:szCs w:val="28"/>
+          <w:lang w:val="en-US" w:bidi="fa-IR"/>
+        </w:rPr>
+        <w:t>SHA-256</w:t>
+      </w:r>
+      <w:r>
+        <w:rPr>
+          <w:rFonts w:ascii="B Lotus" w:hAnsi="B Lotus" w:cs="B Lotus"/>
+          <w:b w:val="0"/>
+          <w:sz w:val="28"/>
+          <w:rtl w:val="1"/>
+          <w:szCs w:val="28"/>
+          <w:lang w:val="fa-IR" w:bidi="fa-IR"/>
+        </w:rPr>
+        <w:t>، تولید توالی آشوبی، جایگشت و انتشار، و جاسازی کم‌ارزش‌ترین بیت را در قالب یک جریان واحد نمایش می‌دهد. توالی آشوبی در این نمونه با یک نگاشت آشوبی ساده‌شده تولید شده است و هدف آن صرفاً نمایش ساختار الگوریتم است؛ نتایج این نمونه جایگزین ارزیابی کامل تعریف‌شده در فصل چهارم نمی‌شود و در گزارش نهایی، پیاده‌سازی کامل مطابق پیکربندی همان فصل ملاک خواهد بود.</w:t>
+      </w:r>
+    </w:p>
+    <w:p>
+      <w:r>
+        <w:br w:type="page"/>
+      </w:r>
+    </w:p>
+    <w:p>
+      <w:pPr>
+        <w:pStyle w:val="Heading1"/>
+        <w:widowControl/>
+        <w:bidi w:val="0"/>
+        <w:jc w:val="left"/>
+      </w:pPr>
+      <w:r>
+        <w:rPr>
+          <w:rFonts w:ascii="Times New Roman" w:hAnsi="Times New Roman" w:cs="B Lotus"/>
+          <w:b/>
+          <w:sz w:val="24"/>
+          <w:rtl w:val="0"/>
+          <w:szCs w:val="28"/>
+          <w:lang w:val="en-US" w:bidi="fa-IR"/>
+          <w:bCs w:val="1"/>
+        </w:rPr>
+        <w:t>Abstract</w:t>
+      </w:r>
+    </w:p>
+    <w:p>
+      <w:pPr>
+        <w:widowControl/>
+        <w:bidi w:val="0"/>
+        <w:jc w:val="left"/>
+      </w:pPr>
+      <w:r>
+        <w:rPr>
+          <w:rFonts w:ascii="Times New Roman" w:hAnsi="Times New Roman" w:cs="B Lotus"/>
+          <w:b w:val="0"/>
+          <w:sz w:val="24"/>
+          <w:rtl w:val="0"/>
+          <w:szCs w:val="28"/>
+          <w:lang w:val="en-US" w:bidi="fa-IR"/>
+        </w:rPr>
+        <w:t>With the expansion of e-health systems, telemedicine, and the Internet of Medical Things, the secure transmission of medical images over open networks has become a fundamental challenge in health information security. Owing to their high volume, extensive redundancy, and strong correlation between adjacent pixels, medical images call for protection mechanisms that go beyond classical text-oriented encryption; patient metadata is also in need of independent protection. This thesis designs an integrated framework for enhancing the security and privacy of medical images that combines three components in a single processing chain: deep U-Net segmentation for identifying sensitive regions and extracting content-dependent statistical features, a five-dimensional hyper-chaotic system for generating pseudo-random sequences used in the confusion and diffusion phases, and saliency-based steganography for imperceptibly embedding compressed patient metadata into visually unattended regions. The present version focuses on design and the elaboration of the evaluation plan: experiments are defined on public datasets of retinal images (DRIVE and RITE), brain MRI (BraTS), and chest X-rays, with Shannon entropy, adjacent-pixel correlation, NPCR, UACI, PSNR, SSIM, and execution time as evaluation criteria, and with comparative scenarios against selected methods from the literature. Based on theoretical analyses and foundational studies, the encryption core is expected to reach an entropy close to the ideal value of 8 bits, differential measures within standard bounds (NPCR around 99.6 percent and UACI around 33.3 percent), and the steganography module a PSNR above 40 dB; final confirmation of these values depends on the practical implementation and analysis of the planned experiments. By integrating deep learning, chaos theory, and adaptive steganography, the proposed framework takes a step toward privacy-aware, secure e-health and Internet of Medical Things systems.</w:t>
+      </w:r>
+    </w:p>
+    <w:p>
+      <w:pPr>
+        <w:widowControl/>
+        <w:bidi w:val="0"/>
+        <w:jc w:val="left"/>
+      </w:pPr>
+      <w:r>
+        <w:rPr>
+          <w:rFonts w:ascii="Times New Roman" w:hAnsi="Times New Roman" w:cs="B Lotus"/>
+          <w:b/>
+          <w:sz w:val="24"/>
+          <w:rtl w:val="0"/>
+          <w:szCs w:val="28"/>
+          <w:lang w:val="en-US" w:bidi="fa-IR"/>
+          <w:bCs w:val="1"/>
+        </w:rPr>
+        <w:t>Keywords:</w:t>
+      </w:r>
+      <w:r>
+        <w:rPr>
+          <w:rFonts w:ascii="B Lotus" w:hAnsi="B Lotus" w:cs="B Lotus"/>
+          <w:b w:val="0"/>
+          <w:sz w:val="28"/>
+          <w:rtl w:val="1"/>
+          <w:szCs w:val="28"/>
+          <w:lang w:val="fa-IR" w:bidi="fa-IR"/>
+        </w:rPr>
+        <w:t xml:space="preserve"> </w:t>
+      </w:r>
+      <w:r>
+        <w:rPr>
+          <w:rFonts w:ascii="Times New Roman" w:hAnsi="Times New Roman" w:cs="B Lotus"/>
+          <w:b w:val="0"/>
+          <w:sz w:val="24"/>
+          <w:rtl w:val="0"/>
+          <w:szCs w:val="28"/>
+          <w:lang w:val="en-US" w:bidi="fa-IR"/>
+        </w:rPr>
+        <w:t>Medical Image Security, Hyper-chaotic Encryption, Deep Learning, U-Net, Steganography, Privacy, Internet of Medical Things</w:t>
       </w:r>
     </w:p>
     <w:p>
